--- a/egstat.docx
+++ b/egstat.docx
@@ -364,6 +364,8 @@
       </w:pPr>
       <w:r>
         <w:t>1. Bevezetés</w:t>
+      </w:r>
+      <w:r>
         <w:tab/>
         <w:t>5</w:t>
       </w:r>
@@ -381,6 +383,8 @@
       </w:pPr>
       <w:r>
         <w:t>2. Adatok és előkészítés</w:t>
+      </w:r>
+      <w:r>
         <w:tab/>
         <w:t>6</w:t>
       </w:r>
@@ -398,6 +402,8 @@
       </w:pPr>
       <w:r>
         <w:t>3. Módszertani keret</w:t>
+      </w:r>
+      <w:r>
         <w:tab/>
         <w:t>7</w:t>
       </w:r>
@@ -415,6 +421,8 @@
       </w:pPr>
       <w:r>
         <w:t>4. Alkalmazott modellek</w:t>
+      </w:r>
+      <w:r>
         <w:tab/>
         <w:t>8</w:t>
       </w:r>
@@ -432,6 +440,8 @@
       </w:pPr>
       <w:r>
         <w:t>5. Eredmények összehasonlítása</w:t>
+      </w:r>
+      <w:r>
         <w:tab/>
         <w:t>9</w:t>
       </w:r>
@@ -449,6 +459,8 @@
       </w:pPr>
       <w:r>
         <w:t>6. Értelmezés és gyakorlati következmények</w:t>
+      </w:r>
+      <w:r>
         <w:tab/>
         <w:t>12</w:t>
       </w:r>
@@ -466,6 +478,8 @@
       </w:pPr>
       <w:r>
         <w:t>7. Korlátok</w:t>
+      </w:r>
+      <w:r>
         <w:tab/>
         <w:t>15</w:t>
       </w:r>
@@ -483,6 +497,8 @@
       </w:pPr>
       <w:r>
         <w:t>8. Összegzés</w:t>
+      </w:r>
+      <w:r>
         <w:tab/>
         <w:t>16</w:t>
       </w:r>
@@ -500,6 +516,8 @@
       </w:pPr>
       <w:r>
         <w:t>9. Részletesebb modellértékelési megfontolások</w:t>
+      </w:r>
+      <w:r>
         <w:tab/>
         <w:t>17</w:t>
       </w:r>
@@ -517,6 +535,8 @@
       </w:pPr>
       <w:r>
         <w:t>10. Felhasznált eszközök és reprodukálhatóság</w:t>
+      </w:r>
+      <w:r>
         <w:tab/>
         <w:t>18</w:t>
       </w:r>
@@ -531,6 +551,8 @@
       </w:pPr>
       <w:r>
         <w:t>Hivatkozásjegyzék</w:t>
+      </w:r>
+      <w:r>
         <w:tab/>
         <w:t>20</w:t>
       </w:r>
@@ -679,7 +701,6 @@
         <w:t>Ábrák és táblázatok jegyzéke</w:t>
       </w:r>
     </w:p>
-    <w:bookmarkStart w:id="0" w:name="tab_1_modellek"/>
     <w:p>
       <w:pPr>
         <w:tabs>
@@ -693,11 +714,12 @@
       </w:pPr>
       <w:r>
         <w:t>1. táblázat: A vizsgált modellek fő teljesítménymutatói</w:t>
+      </w:r>
+      <w:r>
         <w:tab/>
         <w:t>12</w:t>
       </w:r>
     </w:p>
-    <w:bookmarkStart w:id="1" w:name="tab_2_hiperparameterek"/>
     <w:p>
       <w:pPr>
         <w:tabs>
@@ -711,11 +733,12 @@
       </w:pPr>
       <w:r>
         <w:t>2. táblázat: A modellek legjobb hiperparaméter-beállításai</w:t>
+      </w:r>
+      <w:r>
         <w:tab/>
         <w:t>12</w:t>
       </w:r>
     </w:p>
-    <w:bookmarkStart w:id="2" w:name="fig_1_metrics"/>
     <w:p>
       <w:pPr>
         <w:tabs>
@@ -729,11 +752,12 @@
       </w:pPr>
       <w:r>
         <w:t>1. ábra: A vizsgált modellek fő teljesítménymutatóinak összehasonlítása</w:t>
+      </w:r>
+      <w:r>
         <w:tab/>
         <w:t>10</w:t>
       </w:r>
     </w:p>
-    <w:bookmarkStart w:id="3" w:name="fig_2_roc"/>
     <w:p>
       <w:pPr>
         <w:tabs>
@@ -747,11 +771,12 @@
       </w:pPr>
       <w:r>
         <w:t>2. ábra: ROC-görbék a teszthalmazon</w:t>
+      </w:r>
+      <w:r>
         <w:tab/>
         <w:t>10</w:t>
       </w:r>
     </w:p>
-    <w:bookmarkStart w:id="4" w:name="fig_3_confusion"/>
     <w:p>
       <w:pPr>
         <w:tabs>
@@ -765,11 +790,12 @@
       </w:pPr>
       <w:r>
         <w:t>3. ábra: Konfúziós mátrixok az F1-optimalizált küszöb mellett</w:t>
+      </w:r>
+      <w:r>
         <w:tab/>
         <w:t>11</w:t>
       </w:r>
     </w:p>
-    <w:bookmarkStart w:id="5" w:name="fig_4_logreg_coeff"/>
     <w:p>
       <w:pPr>
         <w:tabs>
@@ -783,11 +809,12 @@
       </w:pPr>
       <w:r>
         <w:t>4. ábra: A logisztikus regresszió standardizált együtthatói</w:t>
+      </w:r>
+      <w:r>
         <w:tab/>
         <w:t>13</w:t>
       </w:r>
     </w:p>
-    <w:bookmarkStart w:id="6" w:name="fig_5_tree_importance"/>
     <w:p>
       <w:pPr>
         <w:tabs>
@@ -801,6 +828,8 @@
       </w:pPr>
       <w:r>
         <w:t>5. ábra: Faalapú modellek feature importance értékei</w:t>
+      </w:r>
+      <w:r>
         <w:tab/>
         <w:t>15</w:t>
       </w:r>
@@ -818,8 +847,8 @@
           <w:lang w:val="hu-HU"/>
         </w:rPr>
       </w:pPr>
-      <w:bookmarkStart w:id="7" w:name="sec_1__bevezetés"/>
-      <w:bookmarkStart w:id="8" w:name="sec_1_bevezetes"/>
+      <w:bookmarkStart w:id="0" w:name="sec_1__bevezetés"/>
+      <w:bookmarkStart w:id="1" w:name="sec_1_bevezetes"/>
       <w:r>
         <w:rPr>
           <w:rFonts w:ascii="Times New Roman" w:hAnsi="Times New Roman" w:cs="Times New Roman"/>
@@ -831,8 +860,8 @@
         <w:lastRenderedPageBreak/>
         <w:t>1. Bevezetés</w:t>
       </w:r>
-      <w:bookmarkEnd w:id="7"/>
-      <w:bookmarkEnd w:id="8"/>
+      <w:bookmarkEnd w:id="0"/>
+      <w:bookmarkEnd w:id="1"/>
     </w:p>
     <w:p>
       <w:pPr>
@@ -1047,9 +1076,9 @@
           <w:lang w:val="hu-HU"/>
         </w:rPr>
       </w:pPr>
-      <w:bookmarkStart w:id="9" w:name="sec_2__adatok_és_előkészítés"/>
-      <w:bookmarkStart w:id="10" w:name="sec_2_adatok_es_elokeszites"/>
-      <w:bookmarkStart w:id="11" w:name="sec_2_adatok"/>
+      <w:bookmarkStart w:id="2" w:name="sec_2__adatok_és_előkészítés"/>
+      <w:bookmarkStart w:id="3" w:name="sec_2_adatok_es_elokeszites"/>
+      <w:bookmarkStart w:id="4" w:name="sec_2_adatok"/>
       <w:r>
         <w:rPr>
           <w:rFonts w:ascii="Times New Roman" w:hAnsi="Times New Roman" w:cs="Times New Roman"/>
@@ -1061,76 +1090,310 @@
         <w:lastRenderedPageBreak/>
         <w:t>2. Adatok és előkészítés</w:t>
       </w:r>
+      <w:bookmarkEnd w:id="2"/>
+      <w:bookmarkEnd w:id="3"/>
+      <w:bookmarkEnd w:id="4"/>
+    </w:p>
+    <w:p>
+      <w:pPr>
+        <w:pStyle w:val="BodyText"/>
+        <w:jc w:val="both"/>
+        <w:rPr>
+          <w:color w:val="000000"/>
+          <w:lang w:val="hu-HU"/>
+        </w:rPr>
+      </w:pPr>
+      <w:r>
+        <w:rPr>
+          <w:color w:val="000000"/>
+          <w:lang w:val="hu-HU"/>
+        </w:rPr>
+        <w:t>Az elemzés alapját a diabetes.csv nevű adattábla adta, amely 768 megfigyelést és 9 változót tartalmaz. A célváltozó az Outcome, amely bináris formában jelzi, hogy az adott megfigyelés a cukorbeteg kategóriába tartozik-e. A magyarázó változók klinikai vagy egészségügyi jellegű mutatók: Pregnancies, Glucose, BloodPressure, SkinThickness, Insulin, BMI, DiabetesPedigreeFunction és Age. A modellezési feladat tehát bináris osztályozás, ahol a cél a pozitív és negatív kimenetek elkülönítése a rendelkezésre álló jellemzők alapján.</w:t>
+      </w:r>
+    </w:p>
+    <w:p>
+      <w:pPr>
+        <w:pStyle w:val="BodyText"/>
+        <w:jc w:val="both"/>
+        <w:rPr>
+          <w:color w:val="000000"/>
+          <w:lang w:val="hu-HU"/>
+        </w:rPr>
+      </w:pPr>
+      <w:r>
+        <w:rPr>
+          <w:color w:val="000000"/>
+          <w:lang w:val="hu-HU"/>
+        </w:rPr>
+        <w:t>Az adathalmaz eredete miatt érdemes külön megjegyezni, hogy a Pima Indians Diabetes Database nem egy általános, minden népességre reprezentatív egészségügyi adatbázis. A megfigyelések egy nagyobb kutatási adatbázisból kiválasztott esetek, amelyek az amerikai National Institute of Diabetes and Digestive and Kidney Diseases kutatásaihoz kapcsolódnak. A mintában szereplő személyek legalább 21 éves, Pima indián származású nők voltak, akik Phoenix, Arizona környékén éltek; az adatbázis eredeti tulajdonosaként a National Institute of Diabetes and Digestive and Kidney Diseases szerepel az UCI-leírásban (National Institute of Diabetes and Digestive and Kidney Diseases, 1990; Smith és mtsai., 1988). A Pima, más néven Akimel O’odham közösség egészségügyi adatai a diabéteszkutatásban azért váltak gyakran elemzett példává, mert ebben a populációban a 2-es típusú cukorbetegség előfordulása történetileg kiemelt kutatási figyelmet kapott (Schulz és mtsai., 2006). Ez a háttér fontos értelmezési korlátot is jelent: a modellek eredményei elsősorban erre a konkrét mintára vonatkoznak, és csak óvatosan általánosíthatók más nemű, életkorú vagy etnikai összetételű csoportokra.</w:t>
+      </w:r>
+    </w:p>
+    <w:p>
+      <w:pPr>
+        <w:pStyle w:val="BodyText"/>
+        <w:jc w:val="both"/>
+        <w:rPr>
+          <w:color w:val="000000"/>
+          <w:lang w:val="hu-HU"/>
+        </w:rPr>
+      </w:pPr>
+      <w:r>
+        <w:rPr>
+          <w:color w:val="000000"/>
+          <w:lang w:val="hu-HU"/>
+        </w:rPr>
+        <w:t>A szakirodalom szerint a populációban megfigyelhető magas cukorbetegség-előfordulás hátterében genetikai hajlam és környezeti tényezők együttes hatása áll. Kutatások rámutattak arra, hogy a nyugati típusú életmód, az elhízás magas aránya, a csökkent fizikai aktivitás, valamint az étrendi változások jelentősen hozzájárulnak a betegség gyakoriságához. Emiatt az adathalmazban a diabéteszes esetek aránya magasabb lehet, mint ami egy általános népességi mintában várható, ami az eredmények értelmezésekor és más populációkra történő kiterjesztésekor különös körültekintést igényel (Schulz és mtsai., 2006).</w:t>
+      </w:r>
+    </w:p>
+    <w:p>
+      <w:pPr>
+        <w:pStyle w:val="BodyText"/>
+        <w:jc w:val="both"/>
+        <w:rPr>
+          <w:color w:val="000000"/>
+          <w:lang w:val="hu-HU"/>
+        </w:rPr>
+      </w:pPr>
+      <w:r>
+        <w:rPr>
+          <w:color w:val="000000"/>
+          <w:lang w:val="hu-HU"/>
+        </w:rPr>
+        <w:t xml:space="preserve">Az adattisztítás során külön figyelmet kellett fordítani a nulla értékekre. Bizonyos változóknál a nulla érték szakmailag nem tekinthető reális mérési eredménynek. Ilyen például a Glucose, </w:t>
+      </w:r>
+      <w:r>
+        <w:rPr>
+          <w:color w:val="000000"/>
+          <w:lang w:val="hu-HU"/>
+        </w:rPr>
+        <w:lastRenderedPageBreak/>
+        <w:t>BloodPressure, SkinThickness, Insulin és BMI. Ezeknél a változóknál a nulla inkább hiányzó vagy hibás adatként értelmezhető.</w:t>
+      </w:r>
+    </w:p>
+    <w:p>
+      <w:pPr>
+        <w:pStyle w:val="BodyText"/>
+        <w:jc w:val="both"/>
+        <w:rPr>
+          <w:color w:val="000000"/>
+          <w:lang w:val="hu-HU"/>
+        </w:rPr>
+      </w:pPr>
+      <w:r>
+        <w:rPr>
+          <w:color w:val="000000"/>
+          <w:lang w:val="hu-HU"/>
+        </w:rPr>
+        <w:t>A</w:t>
+      </w:r>
+      <w:r>
+        <w:rPr>
+          <w:color w:val="000000"/>
+          <w:lang w:val="hu-HU"/>
+        </w:rPr>
+        <w:t>z általunk alkalmazott</w:t>
+      </w:r>
+      <w:r>
+        <w:rPr>
+          <w:color w:val="000000"/>
+          <w:lang w:val="hu-HU"/>
+        </w:rPr>
+        <w:t xml:space="preserve"> szivárgásmentes megközelítés lényege, hogy a tanítóhalmazon kívüli információ nem kerülhet be a modell tanításába. Emiatt az új modellezési notebookokban az adattisztítási lépés egy saját ZeroToMedianImputer transzformerbe került. Ez a transzformer kizárólag a tanítóadatokon, illetve keresztvalidáció esetén az adott fold tanító részén számolja ki a mediánokat, majd ezekkel helyettesíti a validációs vagy tesztadatok nulla értékeit.</w:t>
+      </w:r>
+    </w:p>
+    <w:p>
+      <w:pPr>
+        <w:pStyle w:val="BodyText"/>
+        <w:jc w:val="both"/>
+        <w:rPr>
+          <w:color w:val="000000"/>
+          <w:lang w:val="hu-HU"/>
+        </w:rPr>
+      </w:pPr>
+      <w:r>
+        <w:rPr>
+          <w:color w:val="000000"/>
+          <w:lang w:val="hu-HU"/>
+        </w:rPr>
+        <w:t>A logisztikus regresszió esetében a standardizálás is a pipeline része lett, mert a regularizált lineáris modellek érzékenyek a változók skálájára (Kuhn és Johnson, 2013; Hastie és mtsai., 2009). A faalapú modelleknél skálázást nem alkalmaztunk, mert a döntési fák osztási szabályai nem igénylik a változók standardizálását (Hastie és mtsai., 2009). A Random Forest, XGBoost és Gradient Boosting modellek esetében tehát a pipeline a nullaérték-medián helyettesítésből és magából a modellből állt. Ez a különbség nem módszertani különbséget, hanem a modellek természetéhez igazodó előfeldolgozást jelent.</w:t>
+      </w:r>
+    </w:p>
+    <w:p>
+      <w:pPr>
+        <w:pStyle w:val="Heading2"/>
+        <w:jc w:val="both"/>
+        <w:rPr>
+          <w:rFonts w:ascii="Times New Roman" w:hAnsi="Times New Roman" w:cs="Times New Roman"/>
+          <w:color w:val="000000"/>
+          <w:sz w:val="24"/>
+          <w:szCs w:val="24"/>
+          <w:lang w:val="hu-HU"/>
+        </w:rPr>
+      </w:pPr>
+      <w:bookmarkStart w:id="5" w:name="sec_3__módszertani_keret"/>
+      <w:bookmarkStart w:id="6" w:name="sec_3_modszertani_keret"/>
+      <w:bookmarkStart w:id="7" w:name="sec_3_modszertan"/>
+      <w:r>
+        <w:rPr>
+          <w:rFonts w:ascii="Times New Roman" w:hAnsi="Times New Roman" w:cs="Times New Roman"/>
+          <w:color w:val="000000"/>
+          <w:sz w:val="24"/>
+          <w:szCs w:val="24"/>
+          <w:lang w:val="hu-HU"/>
+        </w:rPr>
+        <w:t>3. Módszertani keret</w:t>
+      </w:r>
+      <w:bookmarkEnd w:id="5"/>
+      <w:bookmarkEnd w:id="6"/>
+      <w:bookmarkEnd w:id="7"/>
+    </w:p>
+    <w:p>
+      <w:pPr>
+        <w:pStyle w:val="BodyText"/>
+        <w:jc w:val="both"/>
+        <w:rPr>
+          <w:color w:val="000000"/>
+          <w:lang w:val="hu-HU"/>
+        </w:rPr>
+      </w:pPr>
+      <w:r>
+        <w:rPr>
+          <w:color w:val="000000"/>
+          <w:lang w:val="hu-HU"/>
+        </w:rPr>
+        <w:t>A modellértékelés első lépése egy rétegzett tanító-teszt felosztás volt. A teszthalmaz aránya 20 százalék, a tanítóhalmaz aránya 80 százalék lett. A rétegzett felosztás azért fontos, mert a célváltozó nem teljesen kiegyensúlyozott: a negatív osztály aránya magasabb, mint a pozitív osztályé. Rétegzés nélkül előfordulhatna, hogy a tanító- vagy teszthalmaz osztályaránya torzul, ami különösen kis és közepes méretű adathalmazoknál befolyásolhatja a becsült teljesítményt (Kuhn és Johnson, 2013).</w:t>
+      </w:r>
+    </w:p>
+    <w:p>
+      <w:pPr>
+        <w:pStyle w:val="BodyText"/>
+        <w:jc w:val="both"/>
+        <w:rPr>
+          <w:color w:val="000000"/>
+          <w:lang w:val="hu-HU"/>
+        </w:rPr>
+      </w:pPr>
+      <w:r>
+        <w:rPr>
+          <w:color w:val="000000"/>
+          <w:lang w:val="hu-HU"/>
+        </w:rPr>
+        <w:t>A hiperparaméterek kiválasztásához ötszörös rétegzett keresztvalidációt alkalmaztunk. Ez azt jelenti, hogy a tanítóhalmaz öt részre oszlott, és a modell ötször került tanításra úgy, hogy minden alkalommal másik rész szolgált validációs halmazként. A rétegzett keresztvalidáció megőrzi az osztályarányokat az egyes foldokban, ami stabilabb és összehasonlíthatóbb eredményeket ad. A modellek rangsorolásánál a ROC AUC volt a fő optimalizálási mutató, mert ez küszöbfüggetlenül méri, hogy a modell mennyire jól különíti el a pozitív és negatív eseteket (Fawcett, 2006).</w:t>
+      </w:r>
+    </w:p>
+    <w:p>
+      <w:pPr>
+        <w:pStyle w:val="BodyText"/>
+        <w:jc w:val="both"/>
+        <w:rPr>
+          <w:color w:val="000000"/>
+          <w:lang w:val="hu-HU"/>
+        </w:rPr>
+      </w:pPr>
+      <w:r>
+        <w:rPr>
+          <w:color w:val="000000"/>
+          <w:lang w:val="hu-HU"/>
+        </w:rPr>
+        <w:lastRenderedPageBreak/>
+        <w:t>A végső modellértékelés elkülönített teszthalmazon történt. Ez kulcsfontosságú, mert a keresztvalidáció során a modellek és hiperparaméterek kiválasztása már a tanítóhalmazon belül megtörtént. A teszthalmazt csak a folyamat végén használtuk, így az a modell által korábban nem látott adatokon adott teljesítményt közelíti. A teszteredmények alapján ROC AUC, accuracy, F1-mutató, valamint konfúziós mátrix készült.</w:t>
+      </w:r>
+    </w:p>
+    <w:p>
+      <w:pPr>
+        <w:pStyle w:val="BodyText"/>
+        <w:jc w:val="both"/>
+        <w:rPr>
+          <w:color w:val="000000"/>
+          <w:lang w:val="hu-HU"/>
+        </w:rPr>
+      </w:pPr>
+      <w:r>
+        <w:rPr>
+          <w:color w:val="000000"/>
+          <w:lang w:val="hu-HU"/>
+        </w:rPr>
+        <w:t>Az F1-mutató esetében két küszöböt is megvizsgáltunk. Az alapértelmezett 0,50-es küszöb mellett minden modellnél kiválasztásra került egy olyan küszöb, amely a tanítóhalmazon maximalizálta az F1-értéket. Fontos, hogy ez a küszöb nem a teszthalmazon lett optimalizálva, mert az ismét adat-szivárgást eredményezett volna. A teszthalmaz csak azt mutatta meg, hogy a tanítóhalmazon kiválasztott küszöb hogyan teljesít új adatokon.</w:t>
+      </w:r>
+    </w:p>
+    <w:p>
+      <w:pPr>
+        <w:pStyle w:val="Heading2"/>
+        <w:jc w:val="both"/>
+        <w:rPr>
+          <w:rFonts w:ascii="Times New Roman" w:hAnsi="Times New Roman" w:cs="Times New Roman"/>
+          <w:color w:val="000000"/>
+          <w:sz w:val="24"/>
+          <w:szCs w:val="24"/>
+          <w:lang w:val="hu-HU"/>
+        </w:rPr>
+      </w:pPr>
+      <w:bookmarkStart w:id="8" w:name="sec_4__alkalmazott_modellek"/>
+      <w:bookmarkStart w:id="9" w:name="sec_4_alkalmazott_modellek"/>
+      <w:bookmarkStart w:id="10" w:name="sec_4_modellek"/>
+      <w:r>
+        <w:rPr>
+          <w:rFonts w:ascii="Times New Roman" w:hAnsi="Times New Roman" w:cs="Times New Roman"/>
+          <w:color w:val="000000"/>
+          <w:sz w:val="24"/>
+          <w:szCs w:val="24"/>
+          <w:lang w:val="hu-HU"/>
+        </w:rPr>
+        <w:t>4. Alkalmazott modellek</w:t>
+      </w:r>
+      <w:bookmarkEnd w:id="8"/>
       <w:bookmarkEnd w:id="9"/>
       <w:bookmarkEnd w:id="10"/>
-      <w:bookmarkEnd w:id="11"/>
-    </w:p>
-    <w:p>
-      <w:pPr>
-        <w:pStyle w:val="BodyText"/>
-        <w:jc w:val="both"/>
-        <w:rPr>
-          <w:color w:val="000000"/>
-          <w:lang w:val="hu-HU"/>
-        </w:rPr>
-      </w:pPr>
-      <w:r>
-        <w:rPr>
-          <w:color w:val="000000"/>
-          <w:lang w:val="hu-HU"/>
-        </w:rPr>
-        <w:t>Az elemzés alapját a diabetes.csv nevű adattábla adta, amely 768 megfigyelést és 9 változót tartalmaz. A célváltozó az Outcome, amely bináris formában jelzi, hogy az adott megfigyelés a cukorbeteg kategóriába tartozik-e. A magyarázó változók klinikai vagy egészségügyi jellegű mutatók: Pregnancies, Glucose, BloodPressure, SkinThickness, Insulin, BMI, DiabetesPedigreeFunction és Age. A modellezési feladat tehát bináris osztályozás, ahol a cél a pozitív és negatív kimenetek elkülönítése a rendelkezésre álló jellemzők alapján.</w:t>
-      </w:r>
-    </w:p>
-    <w:p>
-      <w:pPr>
-        <w:pStyle w:val="BodyText"/>
-        <w:jc w:val="both"/>
-        <w:rPr>
-          <w:color w:val="000000"/>
-          <w:lang w:val="hu-HU"/>
-        </w:rPr>
-      </w:pPr>
-      <w:r>
-        <w:rPr>
-          <w:color w:val="000000"/>
-          <w:lang w:val="hu-HU"/>
-        </w:rPr>
-        <w:t>Az adathalmaz eredete miatt érdemes külön megjegyezni, hogy a Pima Indians Diabetes Database nem egy általános, minden népességre reprezentatív egészségügyi adatbázis. A megfigyelések egy nagyobb kutatási adatbázisból kiválasztott esetek, amelyek az amerikai National Institute of Diabetes and Digestive and Kidney Diseases kutatásaihoz kapcsolódnak. A mintában szereplő személyek legalább 21 éves, Pima indián származású nők voltak, akik Phoenix, Arizona környékén éltek; az adatbázis eredeti tulajdonosaként a National Institute of Diabetes and Digestive and Kidney Diseases szerepel az UCI-leírásban (National Institute of Diabetes and Digestive and Kidney Diseases, 1990; Smith és mtsai., 1988). A Pima, más néven Akimel O’odham közösség egészségügyi adatai a diabéteszkutatásban azért váltak gyakran elemzett példává, mert ebben a populációban a 2-es típusú cukorbetegség előfordulása történetileg kiemelt kutatási figyelmet kapott (Schulz és mtsai., 2006). Ez a háttér fontos értelmezési korlátot is jelent: a modellek eredményei elsősorban erre a konkrét mintára vonatkoznak, és csak óvatosan általánosíthatók más nemű, életkorú vagy etnikai összetételű csoportokra.</w:t>
-      </w:r>
-    </w:p>
-    <w:p>
-      <w:pPr>
-        <w:pStyle w:val="BodyText"/>
-        <w:jc w:val="both"/>
-        <w:rPr>
-          <w:color w:val="000000"/>
-          <w:lang w:val="hu-HU"/>
-        </w:rPr>
-      </w:pPr>
-      <w:r>
-        <w:rPr>
-          <w:color w:val="000000"/>
-          <w:lang w:val="hu-HU"/>
-        </w:rPr>
-        <w:t>A szakirodalom szerint a populációban megfigyelhető magas cukorbetegség-előfordulás hátterében genetikai hajlam és környezeti tényezők együttes hatása áll. Kutatások rámutattak arra, hogy a nyugati típusú életmód, az elhízás magas aránya, a csökkent fizikai aktivitás, valamint az étrendi változások jelentősen hozzájárulnak a betegség gyakoriságához. Emiatt az adathalmazban a diabéteszes esetek aránya magasabb lehet, mint ami egy általános népességi mintában várható, ami az eredmények értelmezésekor és más populációkra történő kiterjesztésekor különös körültekintést igényel (Schulz és mtsai., 2006).</w:t>
-      </w:r>
-    </w:p>
-    <w:p>
-      <w:pPr>
-        <w:pStyle w:val="BodyText"/>
-        <w:jc w:val="both"/>
-        <w:rPr>
-          <w:color w:val="000000"/>
-          <w:lang w:val="hu-HU"/>
-        </w:rPr>
-      </w:pPr>
-      <w:r>
-        <w:rPr>
-          <w:color w:val="000000"/>
-          <w:lang w:val="hu-HU"/>
-        </w:rPr>
-        <w:t xml:space="preserve">Az adattisztítás során külön figyelmet kellett fordítani a nulla értékekre. Bizonyos változóknál a nulla érték szakmailag nem tekinthető reális mérési eredménynek. Ilyen például a Glucose, </w:t>
+    </w:p>
+    <w:p>
+      <w:pPr>
+        <w:pStyle w:val="BodyText"/>
+        <w:jc w:val="both"/>
+        <w:rPr>
+          <w:color w:val="000000"/>
+          <w:lang w:val="hu-HU"/>
+        </w:rPr>
+      </w:pPr>
+      <w:r>
+        <w:rPr>
+          <w:color w:val="000000"/>
+          <w:lang w:val="hu-HU"/>
+        </w:rPr>
+        <w:t>A logisztikus regresszió a projekt alapmodellje. Előnye, hogy a modell viszonylag egyszerű, gyorsan tanítható, és az együtthatók közvetlenül értelmezhetők. A regularizált logisztikus regresszió különösen hasznos akkor, ha szeretnénk elkerülni a túlilleszkedést, illetve ha a változók hatásának irányát és relatív erősségét is vizsgálni akarjuk (Hastie és mtsai., 2009). A hiperparaméter-keresés során több regularizációs erősség, büntetési forma, solver és osztálysúlyozási beállítást próbáltunk ki. A legjobb beállítás elastic net regularizációt, balanced class_weight értéket, saga solvert és 0,316 körüli C értéket használt.</w:t>
+      </w:r>
+    </w:p>
+    <w:p>
+      <w:pPr>
+        <w:pStyle w:val="BodyText"/>
+        <w:jc w:val="both"/>
+        <w:rPr>
+          <w:color w:val="000000"/>
+          <w:lang w:val="hu-HU"/>
+        </w:rPr>
+      </w:pPr>
+      <w:r>
+        <w:rPr>
+          <w:color w:val="000000"/>
+          <w:lang w:val="hu-HU"/>
+        </w:rPr>
+        <w:t>A Random Forest több döntési fa együttesére épülő modell. Minden fa a tanítóadatok egy véletlen mintáján és a változók egy részhalmazán tanul, majd a végső előrejelzés az egyes fák szavazatai vagy valószínűségi becslései alapján áll elő. A Random Forest előnye, hogy jól kezeli a nemlineáris kapcsolatokat, viszonylag robusztus, és kevésbé hajlamos a túlilleszkedésre, mint egyetlen mély döntési fa. A modell hátránya, hogy az egyedi döntési szabályok már nehezebben követhetők, és a hiperparaméterek száma is nagyobb (Breiman, 2001). A legjobb modell 500 fát, 4-es maximális mélységet, sqrt max_features beállítást és balanced osztálysúlyozást használt.</w:t>
+      </w:r>
+    </w:p>
+    <w:p>
+      <w:pPr>
+        <w:pStyle w:val="BodyText"/>
+        <w:jc w:val="both"/>
+        <w:rPr>
+          <w:color w:val="000000"/>
+          <w:lang w:val="hu-HU"/>
+        </w:rPr>
+      </w:pPr>
+      <w:r>
+        <w:rPr>
+          <w:color w:val="000000"/>
+          <w:lang w:val="hu-HU"/>
+        </w:rPr>
+        <w:t xml:space="preserve">Az XGBoost egy gradiens boosting elven működő, hatékony és gyakran nagyon erős osztályozó algoritmus. A boosting lényege, hogy a modellek egymás után épülnek, és az újabb fák az előző modellek hibáit próbálják javítani. Ez sok esetben jobb prediktív teljesítményt eredményezhet, de </w:t>
       </w:r>
       <w:r>
         <w:rPr>
@@ -1138,55 +1401,24 @@
           <w:lang w:val="hu-HU"/>
         </w:rPr>
         <w:lastRenderedPageBreak/>
-        <w:t>BloodPressure, SkinThickness, Insulin és BMI. Ezeknél a változóknál a nulla inkább hiányzó vagy hibás adatként értelmezhető.</w:t>
-      </w:r>
-    </w:p>
-    <w:p>
-      <w:pPr>
-        <w:pStyle w:val="BodyText"/>
-        <w:jc w:val="both"/>
-        <w:rPr>
-          <w:color w:val="000000"/>
-          <w:lang w:val="hu-HU"/>
-        </w:rPr>
-      </w:pPr>
-      <w:r>
-        <w:rPr>
-          <w:color w:val="000000"/>
-          <w:lang w:val="hu-HU"/>
-        </w:rPr>
-        <w:t>A</w:t>
-      </w:r>
-      <w:r>
-        <w:rPr>
-          <w:color w:val="000000"/>
-          <w:lang w:val="hu-HU"/>
-        </w:rPr>
-        <w:t>z általunk alkalmazott</w:t>
-      </w:r>
-      <w:r>
-        <w:rPr>
-          <w:color w:val="000000"/>
-          <w:lang w:val="hu-HU"/>
-        </w:rPr>
-        <w:t xml:space="preserve"> szivárgásmentes megközelítés lényege, hogy a tanítóhalmazon kívüli információ nem kerülhet be a modell tanításába. Emiatt az új modellezési notebookokban az adattisztítási lépés egy saját ZeroToMedianImputer transzformerbe került. Ez a transzformer kizárólag a tanítóadatokon, illetve keresztvalidáció esetén az adott fold tanító részén számolja ki a mediánokat, majd ezekkel helyettesíti a validációs vagy tesztadatok nulla értékeit.</w:t>
-      </w:r>
-    </w:p>
-    <w:p>
-      <w:pPr>
-        <w:pStyle w:val="BodyText"/>
-        <w:jc w:val="both"/>
-        <w:rPr>
-          <w:color w:val="000000"/>
-          <w:lang w:val="hu-HU"/>
-        </w:rPr>
-      </w:pPr>
-      <w:r>
-        <w:rPr>
-          <w:color w:val="000000"/>
-          <w:lang w:val="hu-HU"/>
-        </w:rPr>
-        <w:t>A logisztikus regresszió esetében a standardizálás is a pipeline része lett, mert a regularizált lineáris modellek érzékenyek a változók skálájára (Kuhn és Johnson, 2013; Hastie és mtsai., 2009). A faalapú modelleknél skálázást nem alkalmaztunk, mert a döntési fák osztási szabályai nem igénylik a változók standardizálását (Hastie és mtsai., 2009). A Random Forest, XGBoost és Gradient Boosting modellek esetében tehát a pipeline a nullaérték-medián helyettesítésből és magából a modellből állt. Ez a különbség nem módszertani különbséget, hanem a modellek természetéhez igazodó előfeldolgozást jelent.</w:t>
+        <w:t>a modell érzékenyebb lehet a hiperparaméterekre (Chen és Guestrin, 2016). A projektben az XGBoost esetében a fák száma, mélysége, tanulási ráta, subsample, colsample_bytree, regularizációs erősség és scale_pos_weight érték is hangolásra került. A legjobb beállítás viszonylag egyszerű, sekély fákból álló modellt eredményezett.</w:t>
+      </w:r>
+    </w:p>
+    <w:p>
+      <w:pPr>
+        <w:pStyle w:val="BodyText"/>
+        <w:jc w:val="both"/>
+        <w:rPr>
+          <w:color w:val="000000"/>
+          <w:lang w:val="hu-HU"/>
+        </w:rPr>
+      </w:pPr>
+      <w:r>
+        <w:rPr>
+          <w:color w:val="000000"/>
+          <w:lang w:val="hu-HU"/>
+        </w:rPr>
+        <w:t>A Gradient BoostingClassifier a scikit-learn klasszikus boosting modellje. Működési logikája hasonló: egymás után tanuló döntési fák segítségével javítja az előrejelzést (Friedman, 2001; Pedregosa és mtsai., 2011). A modellnél a tanulási ráta, fák száma, maximális mélység, minimális levélméret, subsample és max_features paraméterek kerültek keresésre. A legjobb Gradient Boosting modell 200 fát, 0,05-ös tanulási rátát, 1-es maximális mélységet, sqrt max_features beállítást, 3-as minimális levélméretet és 0,8-as subsample értéket használt. Ez arra utal, hogy az adathalmaz esetében a sekély, fokozatosan tanuló fák stabilabbak voltak, mint a komplexebb struktúrák.</w:t>
       </w:r>
     </w:p>
     <w:p>
@@ -1201,9 +1433,9 @@
           <w:lang w:val="hu-HU"/>
         </w:rPr>
       </w:pPr>
-      <w:bookmarkStart w:id="12" w:name="sec_3__módszertani_keret"/>
-      <w:bookmarkStart w:id="13" w:name="sec_3_modszertani_keret"/>
-      <w:bookmarkStart w:id="14" w:name="sec_3_modszertan"/>
+      <w:bookmarkStart w:id="11" w:name="sec_5__eredmények_összehasonlítása"/>
+      <w:bookmarkStart w:id="12" w:name="sec_5_eredmenyek_osszehasonlitasa"/>
+      <w:bookmarkStart w:id="13" w:name="sec_5_eredmenyek"/>
       <w:r>
         <w:rPr>
           <w:rFonts w:ascii="Times New Roman" w:hAnsi="Times New Roman" w:cs="Times New Roman"/>
@@ -1212,214 +1444,11 @@
           <w:szCs w:val="24"/>
           <w:lang w:val="hu-HU"/>
         </w:rPr>
-        <w:t>3. Módszertani keret</w:t>
-      </w:r>
+        <w:t>5. Eredmények összehasonlítása</w:t>
+      </w:r>
+      <w:bookmarkEnd w:id="11"/>
       <w:bookmarkEnd w:id="12"/>
       <w:bookmarkEnd w:id="13"/>
-      <w:bookmarkEnd w:id="14"/>
-    </w:p>
-    <w:p>
-      <w:pPr>
-        <w:pStyle w:val="BodyText"/>
-        <w:jc w:val="both"/>
-        <w:rPr>
-          <w:color w:val="000000"/>
-          <w:lang w:val="hu-HU"/>
-        </w:rPr>
-      </w:pPr>
-      <w:r>
-        <w:rPr>
-          <w:color w:val="000000"/>
-          <w:lang w:val="hu-HU"/>
-        </w:rPr>
-        <w:t>A modellértékelés első lépése egy rétegzett tanító-teszt felosztás volt. A teszthalmaz aránya 20 százalék, a tanítóhalmaz aránya 80 százalék lett. A rétegzett felosztás azért fontos, mert a célváltozó nem teljesen kiegyensúlyozott: a negatív osztály aránya magasabb, mint a pozitív osztályé. Rétegzés nélkül előfordulhatna, hogy a tanító- vagy teszthalmaz osztályaránya torzul, ami különösen kis és közepes méretű adathalmazoknál befolyásolhatja a becsült teljesítményt (Kuhn és Johnson, 2013).</w:t>
-      </w:r>
-    </w:p>
-    <w:p>
-      <w:pPr>
-        <w:pStyle w:val="BodyText"/>
-        <w:jc w:val="both"/>
-        <w:rPr>
-          <w:color w:val="000000"/>
-          <w:lang w:val="hu-HU"/>
-        </w:rPr>
-      </w:pPr>
-      <w:r>
-        <w:rPr>
-          <w:color w:val="000000"/>
-          <w:lang w:val="hu-HU"/>
-        </w:rPr>
-        <w:t>A hiperparaméterek kiválasztásához ötszörös rétegzett keresztvalidációt alkalmaztunk. Ez azt jelenti, hogy a tanítóhalmaz öt részre oszlott, és a modell ötször került tanításra úgy, hogy minden alkalommal másik rész szolgált validációs halmazként. A rétegzett keresztvalidáció megőrzi az osztályarányokat az egyes foldokban, ami stabilabb és összehasonlíthatóbb eredményeket ad. A modellek rangsorolásánál a ROC AUC volt a fő optimalizálási mutató, mert ez küszöbfüggetlenül méri, hogy a modell mennyire jól különíti el a pozitív és negatív eseteket (Fawcett, 2006).</w:t>
-      </w:r>
-    </w:p>
-    <w:p>
-      <w:pPr>
-        <w:pStyle w:val="BodyText"/>
-        <w:jc w:val="both"/>
-        <w:rPr>
-          <w:color w:val="000000"/>
-          <w:lang w:val="hu-HU"/>
-        </w:rPr>
-      </w:pPr>
-      <w:r>
-        <w:rPr>
-          <w:color w:val="000000"/>
-          <w:lang w:val="hu-HU"/>
-        </w:rPr>
-        <w:lastRenderedPageBreak/>
-        <w:t>A végső modellértékelés elkülönített teszthalmazon történt. Ez kulcsfontosságú, mert a keresztvalidáció során a modellek és hiperparaméterek kiválasztása már a tanítóhalmazon belül megtörtént. A teszthalmazt csak a folyamat végén használtuk, így az a modell által korábban nem látott adatokon adott teljesítményt közelíti. A teszteredmények alapján ROC AUC, accuracy, F1-mutató, valamint konfúziós mátrix készült.</w:t>
-      </w:r>
-    </w:p>
-    <w:p>
-      <w:pPr>
-        <w:pStyle w:val="BodyText"/>
-        <w:jc w:val="both"/>
-        <w:rPr>
-          <w:color w:val="000000"/>
-          <w:lang w:val="hu-HU"/>
-        </w:rPr>
-      </w:pPr>
-      <w:r>
-        <w:rPr>
-          <w:color w:val="000000"/>
-          <w:lang w:val="hu-HU"/>
-        </w:rPr>
-        <w:t>Az F1-mutató esetében két küszöböt is megvizsgáltunk. Az alapértelmezett 0,50-es küszöb mellett minden modellnél kiválasztásra került egy olyan küszöb, amely a tanítóhalmazon maximalizálta az F1-értéket. Fontos, hogy ez a küszöb nem a teszthalmazon lett optimalizálva, mert az ismét adat-szivárgást eredményezett volna. A teszthalmaz csak azt mutatta meg, hogy a tanítóhalmazon kiválasztott küszöb hogyan teljesít új adatokon.</w:t>
-      </w:r>
-    </w:p>
-    <w:p>
-      <w:pPr>
-        <w:pStyle w:val="Heading2"/>
-        <w:jc w:val="both"/>
-        <w:rPr>
-          <w:rFonts w:ascii="Times New Roman" w:hAnsi="Times New Roman" w:cs="Times New Roman"/>
-          <w:color w:val="000000"/>
-          <w:sz w:val="24"/>
-          <w:szCs w:val="24"/>
-          <w:lang w:val="hu-HU"/>
-        </w:rPr>
-      </w:pPr>
-      <w:bookmarkStart w:id="15" w:name="sec_4__alkalmazott_modellek"/>
-      <w:bookmarkStart w:id="16" w:name="sec_4_alkalmazott_modellek"/>
-      <w:bookmarkStart w:id="17" w:name="sec_4_modellek"/>
-      <w:r>
-        <w:rPr>
-          <w:rFonts w:ascii="Times New Roman" w:hAnsi="Times New Roman" w:cs="Times New Roman"/>
-          <w:color w:val="000000"/>
-          <w:sz w:val="24"/>
-          <w:szCs w:val="24"/>
-          <w:lang w:val="hu-HU"/>
-        </w:rPr>
-        <w:t>4. Alkalmazott modellek</w:t>
-      </w:r>
-      <w:bookmarkEnd w:id="15"/>
-      <w:bookmarkEnd w:id="16"/>
-      <w:bookmarkEnd w:id="17"/>
-    </w:p>
-    <w:p>
-      <w:pPr>
-        <w:pStyle w:val="BodyText"/>
-        <w:jc w:val="both"/>
-        <w:rPr>
-          <w:color w:val="000000"/>
-          <w:lang w:val="hu-HU"/>
-        </w:rPr>
-      </w:pPr>
-      <w:r>
-        <w:rPr>
-          <w:color w:val="000000"/>
-          <w:lang w:val="hu-HU"/>
-        </w:rPr>
-        <w:t>A logisztikus regresszió a projekt alapmodellje. Előnye, hogy a modell viszonylag egyszerű, gyorsan tanítható, és az együtthatók közvetlenül értelmezhetők. A regularizált logisztikus regresszió különösen hasznos akkor, ha szeretnénk elkerülni a túlilleszkedést, illetve ha a változók hatásának irányát és relatív erősségét is vizsgálni akarjuk (Hastie és mtsai., 2009). A hiperparaméter-keresés során több regularizációs erősség, büntetési forma, solver és osztálysúlyozási beállítást próbáltunk ki. A legjobb beállítás elastic net regularizációt, balanced class_weight értéket, saga solvert és 0,316 körüli C értéket használt.</w:t>
-      </w:r>
-    </w:p>
-    <w:p>
-      <w:pPr>
-        <w:pStyle w:val="BodyText"/>
-        <w:jc w:val="both"/>
-        <w:rPr>
-          <w:color w:val="000000"/>
-          <w:lang w:val="hu-HU"/>
-        </w:rPr>
-      </w:pPr>
-      <w:r>
-        <w:rPr>
-          <w:color w:val="000000"/>
-          <w:lang w:val="hu-HU"/>
-        </w:rPr>
-        <w:t>A Random Forest több döntési fa együttesére épülő modell. Minden fa a tanítóadatok egy véletlen mintáján és a változók egy részhalmazán tanul, majd a végső előrejelzés az egyes fák szavazatai vagy valószínűségi becslései alapján áll elő. A Random Forest előnye, hogy jól kezeli a nemlineáris kapcsolatokat, viszonylag robusztus, és kevésbé hajlamos a túlilleszkedésre, mint egyetlen mély döntési fa. A modell hátránya, hogy az egyedi döntési szabályok már nehezebben követhetők, és a hiperparaméterek száma is nagyobb (Breiman, 2001). A legjobb modell 500 fát, 4-es maximális mélységet, sqrt max_features beállítást és balanced osztálysúlyozást használt.</w:t>
-      </w:r>
-    </w:p>
-    <w:p>
-      <w:pPr>
-        <w:pStyle w:val="BodyText"/>
-        <w:jc w:val="both"/>
-        <w:rPr>
-          <w:color w:val="000000"/>
-          <w:lang w:val="hu-HU"/>
-        </w:rPr>
-      </w:pPr>
-      <w:r>
-        <w:rPr>
-          <w:color w:val="000000"/>
-          <w:lang w:val="hu-HU"/>
-        </w:rPr>
-        <w:t xml:space="preserve">Az XGBoost egy gradiens boosting elven működő, hatékony és gyakran nagyon erős osztályozó algoritmus. A boosting lényege, hogy a modellek egymás után épülnek, és az újabb fák az előző modellek hibáit próbálják javítani. Ez sok esetben jobb prediktív teljesítményt eredményezhet, de </w:t>
-      </w:r>
-      <w:r>
-        <w:rPr>
-          <w:color w:val="000000"/>
-          <w:lang w:val="hu-HU"/>
-        </w:rPr>
-        <w:lastRenderedPageBreak/>
-        <w:t>a modell érzékenyebb lehet a hiperparaméterekre (Chen és Guestrin, 2016). A projektben az XGBoost esetében a fák száma, mélysége, tanulási ráta, subsample, colsample_bytree, regularizációs erősség és scale_pos_weight érték is hangolásra került. A legjobb beállítás viszonylag egyszerű, sekély fákból álló modellt eredményezett.</w:t>
-      </w:r>
-    </w:p>
-    <w:p>
-      <w:pPr>
-        <w:pStyle w:val="BodyText"/>
-        <w:jc w:val="both"/>
-        <w:rPr>
-          <w:color w:val="000000"/>
-          <w:lang w:val="hu-HU"/>
-        </w:rPr>
-      </w:pPr>
-      <w:r>
-        <w:rPr>
-          <w:color w:val="000000"/>
-          <w:lang w:val="hu-HU"/>
-        </w:rPr>
-        <w:t>A Gradient BoostingClassifier a scikit-learn klasszikus boosting modellje. Működési logikája hasonló: egymás után tanuló döntési fák segítségével javítja az előrejelzést (Friedman, 2001; Pedregosa és mtsai., 2011). A modellnél a tanulási ráta, fák száma, maximális mélység, minimális levélméret, subsample és max_features paraméterek kerültek keresésre. A legjobb Gradient Boosting modell 200 fát, 0,05-ös tanulási rátát, 1-es maximális mélységet, sqrt max_features beállítást, 3-as minimális levélméretet és 0,8-as subsample értéket használt. Ez arra utal, hogy az adathalmaz esetében a sekély, fokozatosan tanuló fák stabilabbak voltak, mint a komplexebb struktúrák.</w:t>
-      </w:r>
-    </w:p>
-    <w:p>
-      <w:pPr>
-        <w:pStyle w:val="Heading2"/>
-        <w:jc w:val="both"/>
-        <w:rPr>
-          <w:rFonts w:ascii="Times New Roman" w:hAnsi="Times New Roman" w:cs="Times New Roman"/>
-          <w:color w:val="000000"/>
-          <w:sz w:val="24"/>
-          <w:szCs w:val="24"/>
-          <w:lang w:val="hu-HU"/>
-        </w:rPr>
-      </w:pPr>
-      <w:bookmarkStart w:id="18" w:name="sec_5__eredmények_összehasonlítása"/>
-      <w:bookmarkStart w:id="19" w:name="sec_5_eredmenyek_osszehasonlitasa"/>
-      <w:bookmarkStart w:id="20" w:name="sec_5_eredmenyek"/>
-      <w:r>
-        <w:rPr>
-          <w:rFonts w:ascii="Times New Roman" w:hAnsi="Times New Roman" w:cs="Times New Roman"/>
-          <w:color w:val="000000"/>
-          <w:sz w:val="24"/>
-          <w:szCs w:val="24"/>
-          <w:lang w:val="hu-HU"/>
-        </w:rPr>
-        <w:t>5. Eredmények összehasonlítása</w:t>
-      </w:r>
-      <w:bookmarkEnd w:id="18"/>
-      <w:bookmarkEnd w:id="19"/>
-      <w:bookmarkEnd w:id="20"/>
     </w:p>
     <w:p>
       <w:pPr>
@@ -1483,7 +1512,7 @@
     <w:p>
       <w:pPr>
         <w:spacing w:before="120" w:after="80"/>
-        <w:jc w:val="both"/>
+        <w:jc w:val="center"/>
         <w:rPr>
           <w:color w:val="000000"/>
           <w:lang w:val="hu-HU"/>
@@ -1535,14 +1564,14 @@
       <w:pPr>
         <w:pStyle w:val="Caption"/>
         <w:spacing w:after="160"/>
-        <w:jc w:val="both"/>
-        <w:rPr>
-          <w:color w:val="000000"/>
-          <w:lang w:val="hu-HU"/>
-        </w:rPr>
-      </w:pPr>
-      <w:bookmarkStart w:id="21" w:name="fig_03_modellek"/>
-      <w:bookmarkStart w:id="22" w:name="fig_3_abra_a_vizsgalt_modellek_fo_telj"/>
+        <w:jc w:val="center"/>
+        <w:rPr>
+          <w:color w:val="000000"/>
+          <w:lang w:val="hu-HU"/>
+        </w:rPr>
+      </w:pPr>
+      <w:bookmarkStart w:id="14" w:name="fig_03_modellek"/>
+      <w:bookmarkStart w:id="15" w:name="fig_3_abra_a_vizsgalt_modellek_fo_telj"/>
       <w:r>
         <w:rPr>
           <w:color w:val="000000"/>
@@ -1550,13 +1579,13 @@
         </w:rPr>
         <w:t>1. ábra: A vizsgált modellek fő teljesítménymutatóinak összehasonlítása (saját szerkesztés).</w:t>
       </w:r>
-      <w:bookmarkEnd w:id="21"/>
-      <w:bookmarkEnd w:id="22"/>
+      <w:bookmarkEnd w:id="14"/>
+      <w:bookmarkEnd w:id="15"/>
     </w:p>
     <w:p>
       <w:pPr>
         <w:spacing w:before="120" w:after="80"/>
-        <w:jc w:val="both"/>
+        <w:jc w:val="center"/>
         <w:rPr>
           <w:color w:val="000000"/>
           <w:lang w:val="hu-HU"/>
@@ -1608,14 +1637,14 @@
       <w:pPr>
         <w:pStyle w:val="Caption"/>
         <w:spacing w:after="160"/>
-        <w:jc w:val="both"/>
-        <w:rPr>
-          <w:color w:val="000000"/>
-          <w:lang w:val="hu-HU"/>
-        </w:rPr>
-      </w:pPr>
-      <w:bookmarkStart w:id="23" w:name="fig_04_roc"/>
-      <w:bookmarkStart w:id="24" w:name="fig_4_abra_roc_gorbek_a_teszthalmazon"/>
+        <w:jc w:val="center"/>
+        <w:rPr>
+          <w:color w:val="000000"/>
+          <w:lang w:val="hu-HU"/>
+        </w:rPr>
+      </w:pPr>
+      <w:bookmarkStart w:id="16" w:name="fig_04_roc"/>
+      <w:bookmarkStart w:id="17" w:name="fig_4_abra_roc_gorbek_a_teszthalmazon"/>
       <w:r>
         <w:rPr>
           <w:color w:val="000000"/>
@@ -1624,8 +1653,8 @@
         <w:lastRenderedPageBreak/>
         <w:t>2. ábra: ROC-görbék a teszthalmazon (saját szerkesztés).</w:t>
       </w:r>
-      <w:bookmarkEnd w:id="23"/>
-      <w:bookmarkEnd w:id="24"/>
+      <w:bookmarkEnd w:id="16"/>
+      <w:bookmarkEnd w:id="17"/>
     </w:p>
     <w:p>
       <w:pPr>
@@ -1647,7 +1676,7 @@
     <w:p>
       <w:pPr>
         <w:spacing w:before="120" w:after="80"/>
-        <w:jc w:val="both"/>
+        <w:jc w:val="center"/>
         <w:rPr>
           <w:color w:val="000000"/>
           <w:lang w:val="hu-HU"/>
@@ -1699,14 +1728,14 @@
       <w:pPr>
         <w:pStyle w:val="Caption"/>
         <w:spacing w:after="160"/>
-        <w:jc w:val="both"/>
-        <w:rPr>
-          <w:color w:val="000000"/>
-          <w:lang w:val="hu-HU"/>
-        </w:rPr>
-      </w:pPr>
-      <w:bookmarkStart w:id="25" w:name="fig_05_confusion"/>
-      <w:bookmarkStart w:id="26" w:name="fig_5_abra_konfuzios_matrixok_az_f1_op"/>
+        <w:jc w:val="center"/>
+        <w:rPr>
+          <w:color w:val="000000"/>
+          <w:lang w:val="hu-HU"/>
+        </w:rPr>
+      </w:pPr>
+      <w:bookmarkStart w:id="18" w:name="fig_05_confusion"/>
+      <w:bookmarkStart w:id="19" w:name="fig_5_abra_konfuzios_matrixok_az_f1_op"/>
       <w:r>
         <w:rPr>
           <w:color w:val="000000"/>
@@ -1714,41 +1743,8 @@
         </w:rPr>
         <w:t>3. ábra: Konfúziós mátrixok az F1-optimalizált küszöb mellett (saját szerkesztés).</w:t>
       </w:r>
-      <w:bookmarkEnd w:id="25"/>
-      <w:bookmarkEnd w:id="26"/>
-    </w:p>
-    <w:p>
-      <w:pPr>
-        <w:pStyle w:val="BodyText"/>
-        <w:jc w:val="both"/>
-        <w:rPr>
-          <w:i/>
-          <w:color w:val="000000"/>
-          <w:lang w:val="hu-HU"/>
-        </w:rPr>
-      </w:pPr>
-    </w:p>
-    <w:p>
-      <w:pPr>
-        <w:pStyle w:val="BodyText"/>
-        <w:jc w:val="both"/>
-        <w:rPr>
-          <w:i/>
-          <w:color w:val="000000"/>
-          <w:lang w:val="hu-HU"/>
-        </w:rPr>
-      </w:pPr>
-    </w:p>
-    <w:p>
-      <w:pPr>
-        <w:pStyle w:val="BodyText"/>
-        <w:jc w:val="both"/>
-        <w:rPr>
-          <w:i/>
-          <w:color w:val="000000"/>
-          <w:lang w:val="hu-HU"/>
-        </w:rPr>
-      </w:pPr>
+      <w:bookmarkEnd w:id="18"/>
+      <w:bookmarkEnd w:id="19"/>
     </w:p>
     <w:p>
       <w:pPr>
@@ -1812,7 +1808,7 @@
           </w:tcPr>
           <w:p>
             <w:pPr>
-              <w:jc w:val="both"/>
+              <w:jc w:val="center"/>
               <w:rPr>
                 <w:color w:val="000000"/>
                 <w:lang w:val="hu-HU"/>
@@ -1824,6 +1820,7 @@
                 <w:color w:val="000000"/>
                 <w:lang w:val="hu-HU"/>
               </w:rPr>
+              <w:lastRenderedPageBreak/>
               <w:t>Modell</w:t>
             </w:r>
           </w:p>
@@ -1842,7 +1839,7 @@
           </w:tcPr>
           <w:p>
             <w:pPr>
-              <w:jc w:val="both"/>
+              <w:jc w:val="center"/>
               <w:rPr>
                 <w:color w:val="000000"/>
                 <w:lang w:val="hu-HU"/>
@@ -1872,7 +1869,7 @@
           </w:tcPr>
           <w:p>
             <w:pPr>
-              <w:jc w:val="both"/>
+              <w:jc w:val="center"/>
               <w:rPr>
                 <w:color w:val="000000"/>
                 <w:lang w:val="hu-HU"/>
@@ -1902,7 +1899,7 @@
           </w:tcPr>
           <w:p>
             <w:pPr>
-              <w:jc w:val="both"/>
+              <w:jc w:val="center"/>
               <w:rPr>
                 <w:color w:val="000000"/>
                 <w:lang w:val="hu-HU"/>
@@ -1932,7 +1929,7 @@
           </w:tcPr>
           <w:p>
             <w:pPr>
-              <w:jc w:val="both"/>
+              <w:jc w:val="center"/>
               <w:rPr>
                 <w:color w:val="000000"/>
                 <w:lang w:val="hu-HU"/>
@@ -1962,7 +1959,7 @@
           </w:tcPr>
           <w:p>
             <w:pPr>
-              <w:jc w:val="both"/>
+              <w:jc w:val="center"/>
               <w:rPr>
                 <w:color w:val="000000"/>
                 <w:lang w:val="hu-HU"/>
@@ -1998,7 +1995,7 @@
           <w:p>
             <w:pPr>
               <w:spacing w:line="276" w:lineRule="auto"/>
-              <w:jc w:val="both"/>
+              <w:jc w:val="center"/>
               <w:rPr>
                 <w:color w:val="000000"/>
                 <w:lang w:val="hu-HU"/>
@@ -2027,7 +2024,7 @@
           <w:p>
             <w:pPr>
               <w:spacing w:line="276" w:lineRule="auto"/>
-              <w:jc w:val="both"/>
+              <w:jc w:val="center"/>
               <w:rPr>
                 <w:color w:val="000000"/>
                 <w:lang w:val="hu-HU"/>
@@ -2056,7 +2053,7 @@
           <w:p>
             <w:pPr>
               <w:spacing w:line="276" w:lineRule="auto"/>
-              <w:jc w:val="both"/>
+              <w:jc w:val="center"/>
               <w:rPr>
                 <w:color w:val="000000"/>
                 <w:lang w:val="hu-HU"/>
@@ -2085,7 +2082,7 @@
           <w:p>
             <w:pPr>
               <w:spacing w:line="276" w:lineRule="auto"/>
-              <w:jc w:val="both"/>
+              <w:jc w:val="center"/>
               <w:rPr>
                 <w:color w:val="000000"/>
                 <w:lang w:val="hu-HU"/>
@@ -2114,7 +2111,7 @@
           <w:p>
             <w:pPr>
               <w:spacing w:line="276" w:lineRule="auto"/>
-              <w:jc w:val="both"/>
+              <w:jc w:val="center"/>
               <w:rPr>
                 <w:color w:val="000000"/>
                 <w:lang w:val="hu-HU"/>
@@ -2143,7 +2140,7 @@
           <w:p>
             <w:pPr>
               <w:spacing w:line="276" w:lineRule="auto"/>
-              <w:jc w:val="both"/>
+              <w:jc w:val="center"/>
               <w:rPr>
                 <w:color w:val="000000"/>
                 <w:lang w:val="hu-HU"/>
@@ -2178,7 +2175,7 @@
           <w:p>
             <w:pPr>
               <w:spacing w:line="276" w:lineRule="auto"/>
-              <w:jc w:val="both"/>
+              <w:jc w:val="center"/>
               <w:rPr>
                 <w:color w:val="000000"/>
                 <w:lang w:val="hu-HU"/>
@@ -2207,7 +2204,7 @@
           <w:p>
             <w:pPr>
               <w:spacing w:line="276" w:lineRule="auto"/>
-              <w:jc w:val="both"/>
+              <w:jc w:val="center"/>
               <w:rPr>
                 <w:color w:val="000000"/>
                 <w:lang w:val="hu-HU"/>
@@ -2236,7 +2233,7 @@
           <w:p>
             <w:pPr>
               <w:spacing w:line="276" w:lineRule="auto"/>
-              <w:jc w:val="both"/>
+              <w:jc w:val="center"/>
               <w:rPr>
                 <w:color w:val="000000"/>
                 <w:lang w:val="hu-HU"/>
@@ -2265,7 +2262,7 @@
           <w:p>
             <w:pPr>
               <w:spacing w:line="276" w:lineRule="auto"/>
-              <w:jc w:val="both"/>
+              <w:jc w:val="center"/>
               <w:rPr>
                 <w:color w:val="000000"/>
                 <w:lang w:val="hu-HU"/>
@@ -2294,7 +2291,7 @@
           <w:p>
             <w:pPr>
               <w:spacing w:line="276" w:lineRule="auto"/>
-              <w:jc w:val="both"/>
+              <w:jc w:val="center"/>
               <w:rPr>
                 <w:color w:val="000000"/>
                 <w:lang w:val="hu-HU"/>
@@ -2323,7 +2320,7 @@
           <w:p>
             <w:pPr>
               <w:spacing w:line="276" w:lineRule="auto"/>
-              <w:jc w:val="both"/>
+              <w:jc w:val="center"/>
               <w:rPr>
                 <w:color w:val="000000"/>
                 <w:lang w:val="hu-HU"/>
@@ -2358,7 +2355,7 @@
           <w:p>
             <w:pPr>
               <w:spacing w:line="276" w:lineRule="auto"/>
-              <w:jc w:val="both"/>
+              <w:jc w:val="center"/>
               <w:rPr>
                 <w:color w:val="000000"/>
                 <w:lang w:val="hu-HU"/>
@@ -2387,7 +2384,7 @@
           <w:p>
             <w:pPr>
               <w:spacing w:line="276" w:lineRule="auto"/>
-              <w:jc w:val="both"/>
+              <w:jc w:val="center"/>
               <w:rPr>
                 <w:color w:val="000000"/>
                 <w:lang w:val="hu-HU"/>
@@ -2416,7 +2413,7 @@
           <w:p>
             <w:pPr>
               <w:spacing w:line="276" w:lineRule="auto"/>
-              <w:jc w:val="both"/>
+              <w:jc w:val="center"/>
               <w:rPr>
                 <w:color w:val="000000"/>
                 <w:lang w:val="hu-HU"/>
@@ -2445,7 +2442,7 @@
           <w:p>
             <w:pPr>
               <w:spacing w:line="276" w:lineRule="auto"/>
-              <w:jc w:val="both"/>
+              <w:jc w:val="center"/>
               <w:rPr>
                 <w:color w:val="000000"/>
                 <w:lang w:val="hu-HU"/>
@@ -2474,7 +2471,7 @@
           <w:p>
             <w:pPr>
               <w:spacing w:line="276" w:lineRule="auto"/>
-              <w:jc w:val="both"/>
+              <w:jc w:val="center"/>
               <w:rPr>
                 <w:color w:val="000000"/>
                 <w:lang w:val="hu-HU"/>
@@ -2503,7 +2500,7 @@
           <w:p>
             <w:pPr>
               <w:spacing w:line="276" w:lineRule="auto"/>
-              <w:jc w:val="both"/>
+              <w:jc w:val="center"/>
               <w:rPr>
                 <w:color w:val="000000"/>
                 <w:lang w:val="hu-HU"/>
@@ -2538,7 +2535,7 @@
           <w:p>
             <w:pPr>
               <w:spacing w:line="276" w:lineRule="auto"/>
-              <w:jc w:val="both"/>
+              <w:jc w:val="center"/>
               <w:rPr>
                 <w:color w:val="000000"/>
                 <w:lang w:val="hu-HU"/>
@@ -2567,7 +2564,7 @@
           <w:p>
             <w:pPr>
               <w:spacing w:line="276" w:lineRule="auto"/>
-              <w:jc w:val="both"/>
+              <w:jc w:val="center"/>
               <w:rPr>
                 <w:color w:val="000000"/>
                 <w:lang w:val="hu-HU"/>
@@ -2596,7 +2593,7 @@
           <w:p>
             <w:pPr>
               <w:spacing w:line="276" w:lineRule="auto"/>
-              <w:jc w:val="both"/>
+              <w:jc w:val="center"/>
               <w:rPr>
                 <w:color w:val="000000"/>
                 <w:lang w:val="hu-HU"/>
@@ -2625,7 +2622,7 @@
           <w:p>
             <w:pPr>
               <w:spacing w:line="276" w:lineRule="auto"/>
-              <w:jc w:val="both"/>
+              <w:jc w:val="center"/>
               <w:rPr>
                 <w:color w:val="000000"/>
                 <w:lang w:val="hu-HU"/>
@@ -2654,7 +2651,7 @@
           <w:p>
             <w:pPr>
               <w:spacing w:line="276" w:lineRule="auto"/>
-              <w:jc w:val="both"/>
+              <w:jc w:val="center"/>
               <w:rPr>
                 <w:color w:val="000000"/>
                 <w:lang w:val="hu-HU"/>
@@ -2683,7 +2680,7 @@
           <w:p>
             <w:pPr>
               <w:spacing w:line="276" w:lineRule="auto"/>
-              <w:jc w:val="both"/>
+              <w:jc w:val="center"/>
               <w:rPr>
                 <w:color w:val="000000"/>
                 <w:lang w:val="hu-HU"/>
@@ -2704,7 +2701,7 @@
       <w:pPr>
         <w:pStyle w:val="Caption"/>
         <w:spacing w:before="120" w:after="160"/>
-        <w:jc w:val="both"/>
+        <w:jc w:val="center"/>
         <w:rPr>
           <w:color w:val="000000"/>
           <w:lang w:val="hu-HU"/>
@@ -2755,7 +2752,7 @@
           </w:tcPr>
           <w:p>
             <w:pPr>
-              <w:jc w:val="both"/>
+              <w:jc w:val="center"/>
               <w:rPr>
                 <w:color w:val="000000"/>
                 <w:lang w:val="hu-HU"/>
@@ -2785,7 +2782,7 @@
           </w:tcPr>
           <w:p>
             <w:pPr>
-              <w:jc w:val="both"/>
+              <w:jc w:val="center"/>
               <w:rPr>
                 <w:color w:val="000000"/>
                 <w:lang w:val="hu-HU"/>
@@ -2821,7 +2818,7 @@
           <w:p>
             <w:pPr>
               <w:spacing w:line="276" w:lineRule="auto"/>
-              <w:jc w:val="both"/>
+              <w:jc w:val="center"/>
               <w:rPr>
                 <w:color w:val="000000"/>
                 <w:lang w:val="hu-HU"/>
@@ -2850,7 +2847,7 @@
           <w:p>
             <w:pPr>
               <w:spacing w:line="276" w:lineRule="auto"/>
-              <w:jc w:val="both"/>
+              <w:jc w:val="center"/>
               <w:rPr>
                 <w:color w:val="000000"/>
                 <w:lang w:val="hu-HU"/>
@@ -2885,7 +2882,7 @@
           <w:p>
             <w:pPr>
               <w:spacing w:line="276" w:lineRule="auto"/>
-              <w:jc w:val="both"/>
+              <w:jc w:val="center"/>
               <w:rPr>
                 <w:color w:val="000000"/>
                 <w:lang w:val="hu-HU"/>
@@ -2914,7 +2911,7 @@
           <w:p>
             <w:pPr>
               <w:spacing w:line="276" w:lineRule="auto"/>
-              <w:jc w:val="both"/>
+              <w:jc w:val="center"/>
               <w:rPr>
                 <w:color w:val="000000"/>
                 <w:lang w:val="hu-HU"/>
@@ -2949,7 +2946,7 @@
           <w:p>
             <w:pPr>
               <w:spacing w:line="276" w:lineRule="auto"/>
-              <w:jc w:val="both"/>
+              <w:jc w:val="center"/>
               <w:rPr>
                 <w:color w:val="000000"/>
                 <w:lang w:val="hu-HU"/>
@@ -2978,7 +2975,7 @@
           <w:p>
             <w:pPr>
               <w:spacing w:line="276" w:lineRule="auto"/>
-              <w:jc w:val="both"/>
+              <w:jc w:val="center"/>
               <w:rPr>
                 <w:color w:val="000000"/>
                 <w:lang w:val="hu-HU"/>
@@ -3013,7 +3010,7 @@
           <w:p>
             <w:pPr>
               <w:spacing w:line="276" w:lineRule="auto"/>
-              <w:jc w:val="both"/>
+              <w:jc w:val="center"/>
               <w:rPr>
                 <w:color w:val="000000"/>
                 <w:lang w:val="hu-HU"/>
@@ -3042,7 +3039,7 @@
           <w:p>
             <w:pPr>
               <w:spacing w:line="276" w:lineRule="auto"/>
-              <w:jc w:val="both"/>
+              <w:jc w:val="center"/>
               <w:rPr>
                 <w:color w:val="000000"/>
                 <w:lang w:val="hu-HU"/>
@@ -3063,15 +3060,15 @@
       <w:pPr>
         <w:pStyle w:val="Caption"/>
         <w:spacing w:before="120" w:after="160"/>
-        <w:jc w:val="both"/>
-        <w:rPr>
-          <w:color w:val="000000"/>
-          <w:lang w:val="hu-HU"/>
-        </w:rPr>
-      </w:pPr>
-      <w:bookmarkStart w:id="27" w:name="sec_6__értelmezés_és_gyakorlati_követke"/>
-      <w:bookmarkStart w:id="28" w:name="sec_6_ertelmezes_es_gyakorlati_kovetke"/>
-      <w:bookmarkStart w:id="29" w:name="sec_6_ertelmezes"/>
+        <w:jc w:val="center"/>
+        <w:rPr>
+          <w:color w:val="000000"/>
+          <w:lang w:val="hu-HU"/>
+        </w:rPr>
+      </w:pPr>
+      <w:bookmarkStart w:id="20" w:name="sec_6__értelmezés_és_gyakorlati_követke"/>
+      <w:bookmarkStart w:id="21" w:name="sec_6_ertelmezes_es_gyakorlati_kovetke"/>
+      <w:bookmarkStart w:id="22" w:name="sec_6_ertelmezes"/>
       <w:r>
         <w:rPr>
           <w:color w:val="000000"/>
@@ -3100,28 +3097,35 @@
           <w:szCs w:val="24"/>
           <w:lang w:val="hu-HU"/>
         </w:rPr>
+        <w:t>6. Értelmezés és gyakorlati következmények</w:t>
+      </w:r>
+      <w:bookmarkEnd w:id="20"/>
+      <w:bookmarkEnd w:id="21"/>
+      <w:bookmarkEnd w:id="22"/>
+    </w:p>
+    <w:p>
+      <w:pPr>
+        <w:pStyle w:val="BodyText"/>
+        <w:jc w:val="both"/>
+        <w:rPr>
+          <w:color w:val="000000"/>
+          <w:lang w:val="hu-HU"/>
+        </w:rPr>
+      </w:pPr>
+      <w:r>
+        <w:rPr>
+          <w:color w:val="000000"/>
+          <w:lang w:val="hu-HU"/>
+        </w:rPr>
+        <w:t xml:space="preserve">A modell-összehasonlítás legfontosabb tanulsága, hogy a bonyolultabb modellek nem hoztak drámai javulást a logisztikus regresszióhoz képest. Bár a Random Forest és a Gradient Boosting a teszthalmazon jobb mutatókat értek el, az előnyük mérsékelt. Ez különösen fontos akkor, ha a modell célja nem csupán a predikció, hanem az eredmények magyarázata is. A logisztikus </w:t>
+      </w:r>
+      <w:r>
+        <w:rPr>
+          <w:color w:val="000000"/>
+          <w:lang w:val="hu-HU"/>
+        </w:rPr>
         <w:lastRenderedPageBreak/>
-        <w:t>6. Értelmezés és gyakorlati következmények</w:t>
-      </w:r>
-      <w:bookmarkEnd w:id="27"/>
-      <w:bookmarkEnd w:id="28"/>
-      <w:bookmarkEnd w:id="29"/>
-    </w:p>
-    <w:p>
-      <w:pPr>
-        <w:pStyle w:val="BodyText"/>
-        <w:jc w:val="both"/>
-        <w:rPr>
-          <w:color w:val="000000"/>
-          <w:lang w:val="hu-HU"/>
-        </w:rPr>
-      </w:pPr>
-      <w:r>
-        <w:rPr>
-          <w:color w:val="000000"/>
-          <w:lang w:val="hu-HU"/>
-        </w:rPr>
-        <w:t>A modell-összehasonlítás legfontosabb tanulsága, hogy a bonyolultabb modellek nem hoztak drámai javulást a logisztikus regresszióhoz képest. Bár a Random Forest és a Gradient Boosting a teszthalmazon jobb mutatókat értek el, az előnyük mérsékelt. Ez különösen fontos akkor, ha a modell célja nem csupán a predikció, hanem az eredmények magyarázata is. A logisztikus regresszió együtthatói alapján látható, hogy a Glucose és a BMI voltak a legerősebb pozitív irányú prediktorok, ami szakmailag is jól értelmezhető. A DiabetesPedigreeFunction, az Age és a Pregnancies szintén pozitív kapcsolatot mutattak a kimenettel.</w:t>
+        <w:t>regresszió együtthatói alapján látható, hogy a Glucose és a BMI voltak a legerősebb pozitív irányú prediktorok, ami szakmailag is jól értelmezhető. A DiabetesPedigreeFunction, az Age és a Pregnancies szintén pozitív kapcsolatot mutattak a kimenettel.</w:t>
       </w:r>
     </w:p>
     <w:p>
@@ -3179,14 +3183,14 @@
       <w:pPr>
         <w:pStyle w:val="Caption"/>
         <w:spacing w:after="160"/>
-        <w:jc w:val="both"/>
-        <w:rPr>
-          <w:color w:val="000000"/>
-          <w:lang w:val="hu-HU"/>
-        </w:rPr>
-      </w:pPr>
-      <w:bookmarkStart w:id="30" w:name="fig_06_logreg"/>
-      <w:bookmarkStart w:id="31" w:name="fig_6_abra_a_logisztikus_regresszio_st"/>
+        <w:jc w:val="center"/>
+        <w:rPr>
+          <w:color w:val="000000"/>
+          <w:lang w:val="hu-HU"/>
+        </w:rPr>
+      </w:pPr>
+      <w:bookmarkStart w:id="23" w:name="fig_06_logreg"/>
+      <w:bookmarkStart w:id="24" w:name="fig_6_abra_a_logisztikus_regresszio_st"/>
       <w:r>
         <w:rPr>
           <w:color w:val="000000"/>
@@ -3194,8 +3198,8 @@
         </w:rPr>
         <w:t>4. ábra: A logisztikus regresszió standardizált együtthatói (saját szerkesztés).</w:t>
       </w:r>
-      <w:bookmarkEnd w:id="30"/>
-      <w:bookmarkEnd w:id="31"/>
+      <w:bookmarkEnd w:id="23"/>
+      <w:bookmarkEnd w:id="24"/>
     </w:p>
     <w:p>
       <w:pPr>
@@ -3226,29 +3230,23 @@
         <w:rPr>
           <w:lang w:val="hu-HU"/>
         </w:rPr>
-        <w:t xml:space="preserve">A legerősebb hatást a Glucose változó mutatta: az együttható értéke 1,1356, az odds ratio 3,1129 volt. Ez azt jelenti, hogy ceteris paribus, egy szórásnyi glükózszint-növekedés mellett a </w:t>
-      </w:r>
+        <w:t>A legerősebb hatást a Glucose változó mutatta: az együttható értéke 1,1356, az odds ratio 3,1129 volt. Ez azt jelenti, hogy ceteris paribus, egy szórásnyi glükózszint-növekedés mellett a cukorbetegséghez tartozás odds-a körülbelül 3,11-szeresére nő, vagyis megközelítőleg 211,3 százalékkal magasabb lesz. A BMI együtthatója 0,6757, odds ratio értéke 1,9654 volt, tehát a BMI egy szórásnyi növekedése a többi változó változatlansága mellett nagyjából 96,5 százalékkal növelte a pozitív kimenet odds-át.</w:t>
+      </w:r>
+    </w:p>
+    <w:p>
+      <w:pPr>
+        <w:pStyle w:val="BodyText"/>
+        <w:spacing w:after="120"/>
+        <w:jc w:val="both"/>
+        <w:rPr>
+          <w:lang w:val="hu-HU"/>
+        </w:rPr>
+      </w:pPr>
       <w:r>
         <w:rPr>
           <w:lang w:val="hu-HU"/>
         </w:rPr>
         <w:lastRenderedPageBreak/>
-        <w:t>cukorbetegséghez tartozás odds-a körülbelül 3,11-szeresére nő, vagyis megközelítőleg 211,3 százalékkal magasabb lesz. A BMI együtthatója 0,6757, odds ratio értéke 1,9654 volt, tehát a BMI egy szórásnyi növekedése a többi változó változatlansága mellett nagyjából 96,5 százalékkal növelte a pozitív kimenet odds-át.</w:t>
-      </w:r>
-    </w:p>
-    <w:p>
-      <w:pPr>
-        <w:pStyle w:val="BodyText"/>
-        <w:spacing w:after="120"/>
-        <w:jc w:val="both"/>
-        <w:rPr>
-          <w:lang w:val="hu-HU"/>
-        </w:rPr>
-      </w:pPr>
-      <w:r>
-        <w:rPr>
-          <w:lang w:val="hu-HU"/>
-        </w:rPr>
         <w:t>A Pregnancies együtthatója 0,3556, odds ratio értéke 1,4270 volt, ami körülbelül 42,7 százalékos odds-növekedést jelent. A DiabetesPedigreeFunction esetében az együttható 0,2758, az odds ratio 1,3176 volt, vagyis a családi, genetikai hajlamot közelítő mutató egy szórásnyi növekedése hozzávetőleg 31,8 százalékkal növelte a becsült odds-ot. Az Age együtthatója 0,1845, odds ratio értéke 1,2026 volt, tehát az életkor egy szórásnyi növekedése ceteris paribus körülbelül 20,3 százalékos odds-növekedéssel járt.</w:t>
       </w:r>
     </w:p>
@@ -3357,14 +3355,14 @@
       <w:pPr>
         <w:pStyle w:val="Caption"/>
         <w:spacing w:after="160"/>
-        <w:jc w:val="both"/>
-        <w:rPr>
-          <w:color w:val="000000"/>
-          <w:lang w:val="hu-HU"/>
-        </w:rPr>
-      </w:pPr>
-      <w:bookmarkStart w:id="32" w:name="fig_07_importance"/>
-      <w:bookmarkStart w:id="33" w:name="fig_7_abra_faalapu_modellek_feature_im"/>
+        <w:jc w:val="center"/>
+        <w:rPr>
+          <w:color w:val="000000"/>
+          <w:lang w:val="hu-HU"/>
+        </w:rPr>
+      </w:pPr>
+      <w:bookmarkStart w:id="25" w:name="fig_07_importance"/>
+      <w:bookmarkStart w:id="26" w:name="fig_7_abra_faalapu_modellek_feature_im"/>
       <w:r>
         <w:rPr>
           <w:color w:val="000000"/>
@@ -3372,6 +3370,272 @@
         </w:rPr>
         <w:t>5. ábra: Faalapú modellek feature importance értékei (saját szerkesztés).</w:t>
       </w:r>
+      <w:bookmarkEnd w:id="25"/>
+      <w:bookmarkEnd w:id="26"/>
+    </w:p>
+    <w:p>
+      <w:pPr>
+        <w:pStyle w:val="BodyText"/>
+        <w:jc w:val="both"/>
+        <w:rPr>
+          <w:color w:val="000000"/>
+          <w:lang w:val="hu-HU"/>
+        </w:rPr>
+      </w:pPr>
+      <w:r>
+        <w:rPr>
+          <w:color w:val="000000"/>
+          <w:lang w:val="hu-HU"/>
+        </w:rPr>
+        <w:t>A gyakorlati modellválasztásnál több szempontot kell mérlegelni. Ha a cél egy oktatási vagy elemző jellegű projekt, ahol az értelmezhetőség kiemelt</w:t>
+      </w:r>
+      <w:r>
+        <w:rPr>
+          <w:color w:val="000000"/>
+          <w:lang w:val="hu-HU"/>
+        </w:rPr>
+        <w:t>en fontos</w:t>
+      </w:r>
+      <w:r>
+        <w:rPr>
+          <w:color w:val="000000"/>
+          <w:lang w:val="hu-HU"/>
+        </w:rPr>
+        <w:t xml:space="preserve"> </w:t>
+      </w:r>
+      <w:r>
+        <w:rPr>
+          <w:color w:val="000000"/>
+          <w:lang w:val="hu-HU"/>
+        </w:rPr>
+        <w:t>akkor a logisztikus regresszió nagyon jó választás. Egyszerűen magyarázható, gyorsan újratanítható, és az eredményei stabilak. Ha viszont a cél a lehető legjobb teszthalmazbeli teljesítmény, akkor a Random Forest vagy a Gradient Boosting lehet kedvezőbb. A Random Forest a legjobb ROC AUC és accuracy értéket adta, míg a Gradient Boosting a legjobb F1-mutatót.</w:t>
+      </w:r>
+    </w:p>
+    <w:p>
+      <w:pPr>
+        <w:pStyle w:val="BodyText"/>
+        <w:jc w:val="both"/>
+        <w:rPr>
+          <w:color w:val="000000"/>
+          <w:lang w:val="hu-HU"/>
+        </w:rPr>
+      </w:pPr>
+      <w:r>
+        <w:rPr>
+          <w:color w:val="000000"/>
+          <w:lang w:val="hu-HU"/>
+        </w:rPr>
+        <w:t>Egészségügyi kontextusban külön figyelmet érdemel a recall és precision közötti kompromisszum. Ha a cél az, hogy minél kevesebb potenciálisan cukorbeteg eset maradjon észrevétlen, akkor érdemes lehet alacsonyabb döntési küszöböt választani, ami növeli a recall értéket. Ez azonban több téves pozitív esetet eredményezhet. Ha viszont a felesleges riasztások minimalizálása a cél, akkor magasabb küszöb lehet indokolt. A projektben alkalmazott F1-optimalizált küszöb egy köztes kompromisszumot jelentett.</w:t>
+      </w:r>
+    </w:p>
+    <w:p>
+      <w:pPr>
+        <w:pStyle w:val="Heading2"/>
+        <w:jc w:val="both"/>
+        <w:rPr>
+          <w:rFonts w:ascii="Times New Roman" w:hAnsi="Times New Roman" w:cs="Times New Roman"/>
+          <w:color w:val="000000"/>
+          <w:sz w:val="24"/>
+          <w:szCs w:val="24"/>
+          <w:lang w:val="hu-HU"/>
+        </w:rPr>
+      </w:pPr>
+      <w:bookmarkStart w:id="27" w:name="sec_7__korlátok"/>
+      <w:bookmarkStart w:id="28" w:name="sec_7_korlatok"/>
+      <w:r>
+        <w:rPr>
+          <w:rFonts w:ascii="Times New Roman" w:hAnsi="Times New Roman" w:cs="Times New Roman"/>
+          <w:color w:val="000000"/>
+          <w:sz w:val="24"/>
+          <w:szCs w:val="24"/>
+          <w:lang w:val="hu-HU"/>
+        </w:rPr>
+        <w:t>7. Korlátok</w:t>
+      </w:r>
+      <w:bookmarkEnd w:id="27"/>
+      <w:bookmarkEnd w:id="28"/>
+    </w:p>
+    <w:p>
+      <w:pPr>
+        <w:pStyle w:val="BodyText"/>
+        <w:jc w:val="both"/>
+        <w:rPr>
+          <w:color w:val="000000"/>
+          <w:lang w:val="hu-HU"/>
+        </w:rPr>
+      </w:pPr>
+      <w:r>
+        <w:rPr>
+          <w:color w:val="000000"/>
+          <w:lang w:val="hu-HU"/>
+        </w:rPr>
+        <w:t xml:space="preserve">Az elemzés egyik fontos korlátja az adathalmaz mérete. A 768 megfigyelés nem tekinthető nagynak, különösen akkor, ha több modellt és sok hiperparaméter-kombinációt próbálunk ki. Kis </w:t>
+      </w:r>
+      <w:r>
+        <w:rPr>
+          <w:color w:val="000000"/>
+          <w:lang w:val="hu-HU"/>
+        </w:rPr>
+        <w:lastRenderedPageBreak/>
+        <w:t>adathalmaznál a teszteredmények érzékenyebbek lehetnek a konkrét train-test felosztásra (Kuhn és Johnson, 2013). Bár a rétegzett felosztás és a keresztvalidáció javítja a becslés stabilitását, egyetlen teszthalmaz alapján nem lehet teljes bizonyossággal kijelenteni, hogy az egyik modell minden új mintán jobb lenne a másiknál.</w:t>
+      </w:r>
+    </w:p>
+    <w:p>
+      <w:pPr>
+        <w:pStyle w:val="BodyText"/>
+        <w:jc w:val="both"/>
+        <w:rPr>
+          <w:color w:val="000000"/>
+          <w:lang w:val="hu-HU"/>
+        </w:rPr>
+      </w:pPr>
+      <w:r>
+        <w:rPr>
+          <w:color w:val="000000"/>
+          <w:lang w:val="hu-HU"/>
+        </w:rPr>
+        <w:t>További korlát, hogy az adattisztítás a nulla értékek mediánnal történő helyettesítésére épült. Ez praktikus és gyakran alkalmazott megoldás, de nem feltétlenül a legjobb minden változó esetében. Elvileg kipróbálhatók lennének más imputációs stratégiák is, például osztályonkénti medián, többváltozós imputáció vagy hiányosságjelző változók hozzáadása. Ezek azonban újabb modellezési döntéseket hoznának be, és bővítenék a projekt terjedelmét.</w:t>
+      </w:r>
+    </w:p>
+    <w:p>
+      <w:pPr>
+        <w:pStyle w:val="BodyText"/>
+        <w:jc w:val="both"/>
+        <w:rPr>
+          <w:color w:val="000000"/>
+          <w:lang w:val="hu-HU"/>
+        </w:rPr>
+      </w:pPr>
+      <w:r>
+        <w:rPr>
+          <w:color w:val="000000"/>
+          <w:lang w:val="hu-HU"/>
+        </w:rPr>
+        <w:t>A modellek teljesítményét elsősorban klasszikus prediktív mutatókkal értékeltük. Egy valódi egészségügyi alkalmazásban szükség lenne kalibrációs vizsgálatra is, vagyis annak ellenőrzésére, hogy a becsült valószínűségek mennyire felelnek meg a tényleges előfordulási arányoknak. Emellett külső validációra is szükség lenne egy másik, független adathalmazon. A jelen projekt ezért inkább módszertani összehasonlításként értelmezhető, nem pedig azonnal alkalmazható klinikai döntéstámogató rendszerként.</w:t>
+      </w:r>
+    </w:p>
+    <w:p>
+      <w:pPr>
+        <w:pStyle w:val="BodyText"/>
+        <w:jc w:val="both"/>
+        <w:rPr>
+          <w:color w:val="000000"/>
+          <w:lang w:val="hu-HU"/>
+        </w:rPr>
+      </w:pPr>
+      <w:r>
+        <w:rPr>
+          <w:color w:val="000000"/>
+          <w:lang w:val="hu-HU"/>
+        </w:rPr>
+        <w:t>Végül fontos megemlíteni, hogy a hiperparaméter-keresés rácskereséssel történt. Ez átlátható és reprodukálható módszer, de nem feltétlenül találja meg a globálisan legjobb beállításokat (Kuhn és Johnson, 2013). Nagyobb projektekben érdemes lehet random search, Bayesian optimization vagy nested cross-validation alkalmazása. A jelen feladatban azonban a cél a modellek korrekt és egységes összehasonlítása volt, nem pedig egy ipari szintű optimalizációs folyamat teljes körű megvalósítása.</w:t>
+      </w:r>
+    </w:p>
+    <w:p>
+      <w:pPr>
+        <w:pStyle w:val="Heading2"/>
+        <w:jc w:val="both"/>
+        <w:rPr>
+          <w:rFonts w:ascii="Times New Roman" w:hAnsi="Times New Roman" w:cs="Times New Roman"/>
+          <w:color w:val="000000"/>
+          <w:sz w:val="24"/>
+          <w:szCs w:val="24"/>
+          <w:lang w:val="hu-HU"/>
+        </w:rPr>
+      </w:pPr>
+      <w:bookmarkStart w:id="29" w:name="sec_8__összegzés"/>
+      <w:bookmarkStart w:id="30" w:name="sec_8_osszegzes"/>
+      <w:r>
+        <w:rPr>
+          <w:rFonts w:ascii="Times New Roman" w:hAnsi="Times New Roman" w:cs="Times New Roman"/>
+          <w:color w:val="000000"/>
+          <w:sz w:val="24"/>
+          <w:szCs w:val="24"/>
+          <w:lang w:val="hu-HU"/>
+        </w:rPr>
+        <w:t>8. Összegzés</w:t>
+      </w:r>
+      <w:bookmarkEnd w:id="29"/>
+      <w:bookmarkEnd w:id="30"/>
+    </w:p>
+    <w:p>
+      <w:pPr>
+        <w:pStyle w:val="BodyText"/>
+        <w:jc w:val="both"/>
+        <w:rPr>
+          <w:color w:val="000000"/>
+          <w:lang w:val="hu-HU"/>
+        </w:rPr>
+      </w:pPr>
+      <w:r>
+        <w:rPr>
+          <w:color w:val="000000"/>
+          <w:lang w:val="hu-HU"/>
+        </w:rPr>
+        <w:t>A dolgozat a cukorbetegség előrejelzését vizsgálta logisztikus regresszióval és faalapú gépi tanulási modellekkel. A modellezési folyamat legfontosabb módszertani eleme a szivárgásmentes pipeline használata volt. A nulla értékek mediánnal történő helyettesítése és a logisztikus regresszió esetében szükséges skálázás nem a teljes adathalmazon, hanem a keresztvalidációs és tanítóhalmazbeli folyamaton belül történt. Ez biztosította, hogy a validációs és tesztadatokból ne szivárogjon információ a tanítási lépésekbe.</w:t>
+      </w:r>
+    </w:p>
+    <w:p>
+      <w:pPr>
+        <w:pStyle w:val="BodyText"/>
+        <w:jc w:val="both"/>
+        <w:rPr>
+          <w:color w:val="000000"/>
+          <w:lang w:val="hu-HU"/>
+        </w:rPr>
+      </w:pPr>
+      <w:r>
+        <w:rPr>
+          <w:color w:val="000000"/>
+          <w:lang w:val="hu-HU"/>
+        </w:rPr>
+        <w:lastRenderedPageBreak/>
+        <w:t>Az eredmények alapján a logisztikus regresszió a legjobb keresztvalidációs ROC AUC értéket érte el, ami erős és stabil alapmodellé teszi. A teszthalmazon ugyanakkor a Random Forest adta a legjobb ROC AUC és accuracy értéket, míg a Gradient Boosting érte el a legjobb F1-mutatót. A különbségek azonban viszonylag kicsik voltak, ezért nem indokolt azt állítani, hogy a komplex modellek egyértelműen és nagy mértékben felülmúlták volna az egyszerűbb modellt.</w:t>
+      </w:r>
+    </w:p>
+    <w:p>
+      <w:pPr>
+        <w:pStyle w:val="BodyText"/>
+        <w:jc w:val="both"/>
+        <w:rPr>
+          <w:color w:val="000000"/>
+          <w:lang w:val="hu-HU"/>
+        </w:rPr>
+      </w:pPr>
+      <w:r>
+        <w:rPr>
+          <w:color w:val="000000"/>
+          <w:lang w:val="hu-HU"/>
+        </w:rPr>
+        <w:t>A végső következtetés ezért az, hogy a modellválasztás a gyakorlati céltól függ. Ha az elsődleges szempont az értelmezhetőség, az egyszerűség és a reprodukálhatóság, akkor a logisztikus regresszió nagyon jól védhető választás. Ha a prediktív teljesítmény maximalizálása fontosabb, akkor a Random Forest vagy a Gradient Boosting adhat kedvezőbb eredményt. A projekt összességében azt mutatja, hogy a jól felépített, szivárgásmentes modellezési folyamat legalább annyira fontos, mint maga az algoritmusválasztás.</w:t>
+      </w:r>
+    </w:p>
+    <w:p>
+      <w:pPr>
+        <w:pStyle w:val="Heading2"/>
+        <w:jc w:val="both"/>
+        <w:rPr>
+          <w:rFonts w:ascii="Times New Roman" w:hAnsi="Times New Roman" w:cs="Times New Roman"/>
+          <w:color w:val="000000"/>
+          <w:sz w:val="24"/>
+          <w:szCs w:val="24"/>
+          <w:lang w:val="hu-HU"/>
+        </w:rPr>
+      </w:pPr>
+      <w:bookmarkStart w:id="31" w:name="sec_9__részletesebb_modellértékelési_me"/>
+      <w:bookmarkStart w:id="32" w:name="sec_9_reszletesebb_modellertekelesi_me"/>
+      <w:bookmarkStart w:id="33" w:name="sec_9_reszletes"/>
+      <w:r>
+        <w:rPr>
+          <w:rFonts w:ascii="Times New Roman" w:hAnsi="Times New Roman" w:cs="Times New Roman"/>
+          <w:color w:val="000000"/>
+          <w:sz w:val="24"/>
+          <w:szCs w:val="24"/>
+          <w:lang w:val="hu-HU"/>
+        </w:rPr>
+        <w:t>9. Részletesebb modellértékelési megfontolások</w:t>
+      </w:r>
+      <w:bookmarkEnd w:id="31"/>
       <w:bookmarkEnd w:id="32"/>
       <w:bookmarkEnd w:id="33"/>
     </w:p>
@@ -3389,14 +3653,42 @@
           <w:color w:val="000000"/>
           <w:lang w:val="hu-HU"/>
         </w:rPr>
-        <w:t>A gyakorlati modellválasztásnál több szempontot kell mérlegelni. Ha a cél egy oktatási vagy elemző jellegű projekt, ahol az értelmezhetőség kiemelt</w:t>
-      </w:r>
-      <w:r>
-        <w:rPr>
-          <w:color w:val="000000"/>
-          <w:lang w:val="hu-HU"/>
-        </w:rPr>
-        <w:t>en fontos</w:t>
+        <w:t>A modellértékelésnél azért kapott kiemelt szerepet a ROC AUC, mert a klasszifikációs küszöb megválasztása önmagában is döntési kérdés. Ha csak az accuracy értéket vizsgálnánk, akkor könnyen félrevezető következtetésre juthatnánk, különösen olyan adathalmaz esetében, ahol az egyik osztály gyakoribb. A ROC AUC azt méri, hogy a modell a pozitív eseteket általában magasabb kockázati pontszámmal látja-e el, mint a negatív eseteket. Ez a mutató tehát nem egyetlen küszöbhöz kötődik, hanem a modell rangsorolási képességét jellemzi. A projektben a Random Forest teszt ROC AUC értéke volt a legmagasabb, de csak nagyon kis különbséggel előzte meg a Gradient Boosting és az XGBoost eredményét.</w:t>
+      </w:r>
+    </w:p>
+    <w:p>
+      <w:pPr>
+        <w:pStyle w:val="BodyText"/>
+        <w:jc w:val="both"/>
+        <w:rPr>
+          <w:color w:val="000000"/>
+          <w:lang w:val="hu-HU"/>
+        </w:rPr>
+      </w:pPr>
+      <w:r>
+        <w:rPr>
+          <w:color w:val="000000"/>
+          <w:lang w:val="hu-HU"/>
+        </w:rPr>
+        <w:t>Az F1-mutató más szempontból hasznos, mert a precision és recall harmonikus átlaga. A precision azt mutatja meg, hogy a pozitívnak jelzett esetek mekkora része volt valóban pozitív, míg a recall azt mutatja meg, hogy a tényleges pozitív esetek mekkora részét találta meg a modell. Cukorbetegség-előrejelzésnél a recall gyakorlati jelentősége nagy lehet, mert a kihagyott pozitív esetek késleltethetik a további vizsgálatot. Ugyanakkor a precision sem elhanyagolható, mert a túl sok téves pozitív jelzés felesleges terhelést jelenthet. Emiatt az F1 olyan kompromisszumos mutató, amely különösen hasznos lehet a modellek összehasonlításakor.</w:t>
+      </w:r>
+    </w:p>
+    <w:p>
+      <w:pPr>
+        <w:pStyle w:val="BodyText"/>
+        <w:jc w:val="both"/>
+        <w:rPr>
+          <w:color w:val="000000"/>
+          <w:lang w:val="hu-HU"/>
+        </w:rPr>
+      </w:pPr>
+      <w:r>
+        <w:rPr>
+          <w:color w:val="000000"/>
+          <w:lang w:val="hu-HU"/>
+        </w:rPr>
+        <w:lastRenderedPageBreak/>
+        <w:t>A döntési küszöb optimalizálása szintén</w:t>
       </w:r>
       <w:r>
         <w:rPr>
@@ -3410,24 +3702,58 @@
           <w:color w:val="000000"/>
           <w:lang w:val="hu-HU"/>
         </w:rPr>
-        <w:t>akkor a logisztikus regresszió nagyon jó választás. Egyszerűen magyarázható, gyorsan újratanítható, és az eredményei stabilak. Ha viszont a cél a lehető legjobb teszthalmazbeli teljesítmény, akkor a Random Forest vagy a Gradient Boosting lehet kedvezőbb. A Random Forest a legjobb ROC AUC és accuracy értéket adta, míg a Gradient Boosting a legjobb F1-mutatót.</w:t>
-      </w:r>
-    </w:p>
-    <w:p>
-      <w:pPr>
-        <w:pStyle w:val="BodyText"/>
-        <w:jc w:val="both"/>
-        <w:rPr>
-          <w:color w:val="000000"/>
-          <w:lang w:val="hu-HU"/>
-        </w:rPr>
-      </w:pPr>
-      <w:r>
-        <w:rPr>
-          <w:color w:val="000000"/>
-          <w:lang w:val="hu-HU"/>
-        </w:rPr>
-        <w:t>Egészségügyi kontextusban külön figyelmet érdemel a recall és precision közötti kompromisszum. Ha a cél az, hogy minél kevesebb potenciálisan cukorbeteg eset maradjon észrevétlen, akkor érdemes lehet alacsonyabb döntési küszöböt választani, ami növeli a recall értéket. Ez azonban több téves pozitív esetet eredményezhet. Ha viszont a felesleges riasztások minimalizálása a cél, akkor magasabb küszöb lehet indokolt. A projektben alkalmazott F1-optimalizált küszöb egy köztes kompromisszumot jelentett.</w:t>
+        <w:t>része volt az elemzésnek. A legtöbb osztályozó modell alapértelmezés szerint 0,50-es valószínűségi küszöböt használ, de ez nem minden helyzetben optimális. A Gradient Boosting modell például az F1-optimalizált küszöb mellett 0,320 körüli határértéket kapott. Ez azt jelenti, hogy a modell akkor is pozitív esetként jelölt egy megfigyelést, ha a becsült valószínűség még nem érte el az 50 százalékot. Ez növelte a pozitív esetek felismerését, ami magyarázza, hogy a Gradient Boosting F1-mutatója lett a legjobb. Ugyanakkor a küszöb csökkentése több téves pozitív esethez is vezetett.</w:t>
+      </w:r>
+    </w:p>
+    <w:p>
+      <w:pPr>
+        <w:pStyle w:val="BodyText"/>
+        <w:jc w:val="both"/>
+        <w:rPr>
+          <w:color w:val="000000"/>
+          <w:lang w:val="hu-HU"/>
+        </w:rPr>
+      </w:pPr>
+      <w:r>
+        <w:rPr>
+          <w:color w:val="000000"/>
+          <w:lang w:val="hu-HU"/>
+        </w:rPr>
+        <w:t>A logisztikus regresszió értelmezhetősége külön előny. A modell együtthatói azt mutatták, hogy a Glucose és a BMI szerepe domináns, ami összhangban van azzal az intuitív várakozással, hogy a vércukorszint és a testsúlyhoz kapcsolódó mutató fontos kapcsolatban állhat a diabétesz kockázatával. A faalapú modellek feature importance táblái ugyanezt a mintát erősítették meg. Ez azért lényeges, mert ha több eltérő modellcsalád is hasonló változókat tart fontosnak, akkor az eredmény kevésbé tűnik modellfüggő véletlennek.</w:t>
+      </w:r>
+    </w:p>
+    <w:p>
+      <w:pPr>
+        <w:pStyle w:val="BodyText"/>
+        <w:jc w:val="both"/>
+        <w:rPr>
+          <w:color w:val="000000"/>
+          <w:lang w:val="hu-HU"/>
+        </w:rPr>
+      </w:pPr>
+      <w:r>
+        <w:rPr>
+          <w:color w:val="000000"/>
+          <w:lang w:val="hu-HU"/>
+        </w:rPr>
+        <w:t>A komplexitás szempontjából a modellek között jelentős különbség van. A logisztikus regresszió sok hiperparaméter-kombináció mellett is gyors és egyszerűen tanítható, mivel maga a modell lineáris szerkezetű. A Random Forest már sok döntési fát épít, ezért nehezebb teljes egészében magyarázni, de stabil és robusztus. Az XGBoost és a Gradient Boosting még összetettebb, mert a fák egymás után épülnek, és minden új fa az előző hibáin próbál javítani. Ezek a modellek erősek lehetnek, de több hangolást igényelnek, és a túltanulás veszélyére is érzékenyebbek (Hastie és mtsai., 2009; Breiman, 2001; Chen és Guestrin, 2016; Friedman, 2001).</w:t>
+      </w:r>
+    </w:p>
+    <w:p>
+      <w:pPr>
+        <w:pStyle w:val="BodyText"/>
+        <w:jc w:val="both"/>
+        <w:rPr>
+          <w:color w:val="000000"/>
+          <w:lang w:val="hu-HU"/>
+        </w:rPr>
+      </w:pPr>
+      <w:r>
+        <w:rPr>
+          <w:color w:val="000000"/>
+          <w:lang w:val="hu-HU"/>
+        </w:rPr>
+        <w:t>A jelen eredmények alapján ezért nem lenne helyes kizárólag egyetlen metrika alapján végleges győztest hirdetni. Ha a projekt célja egy magyarázható, stabil és könnyen bemutatható modell kiválasztása, akkor a logisztikus regresszió nagyon erős jelölt. Ha a cél a teszthalmazbeli ROC AUC és accuracy maximalizálása, akkor a Random Forest tűnik a legjobb választásnak. Ha viszont a pozitív esetek felismerése és az F1-mutató a fő szempont, akkor a Gradient Boosting mellett szól több érv. A jó projektkövetkeztetés éppen az, hogy a modellválasztásnak alkalmazási céltól kell függenie, nem csupán a táblázat egyetlen legnagyobb számától.</w:t>
       </w:r>
     </w:p>
     <w:p>
@@ -3442,8 +3768,7 @@
           <w:lang w:val="hu-HU"/>
         </w:rPr>
       </w:pPr>
-      <w:bookmarkStart w:id="34" w:name="sec_7__korlátok"/>
-      <w:bookmarkStart w:id="35" w:name="sec_7_korlatok"/>
+      <w:bookmarkStart w:id="34" w:name="sec_10_reprodukcio"/>
       <w:r>
         <w:rPr>
           <w:rFonts w:ascii="Times New Roman" w:hAnsi="Times New Roman" w:cs="Times New Roman"/>
@@ -3452,337 +3777,10 @@
           <w:szCs w:val="24"/>
           <w:lang w:val="hu-HU"/>
         </w:rPr>
-        <w:t>7. Korlátok</w:t>
-      </w:r>
-      <w:bookmarkEnd w:id="34"/>
-      <w:bookmarkEnd w:id="35"/>
-    </w:p>
-    <w:p>
-      <w:pPr>
-        <w:pStyle w:val="BodyText"/>
-        <w:jc w:val="both"/>
-        <w:rPr>
-          <w:color w:val="000000"/>
-          <w:lang w:val="hu-HU"/>
-        </w:rPr>
-      </w:pPr>
-      <w:r>
-        <w:rPr>
-          <w:color w:val="000000"/>
-          <w:lang w:val="hu-HU"/>
-        </w:rPr>
-        <w:t xml:space="preserve">Az elemzés egyik fontos korlátja az adathalmaz mérete. A 768 megfigyelés nem tekinthető nagynak, különösen akkor, ha több modellt és sok hiperparaméter-kombinációt próbálunk ki. Kis </w:t>
-      </w:r>
-      <w:r>
-        <w:rPr>
-          <w:color w:val="000000"/>
-          <w:lang w:val="hu-HU"/>
-        </w:rPr>
-        <w:lastRenderedPageBreak/>
-        <w:t>adathalmaznál a teszteredmények érzékenyebbek lehetnek a konkrét train-test felosztásra (Kuhn és Johnson, 2013). Bár a rétegzett felosztás és a keresztvalidáció javítja a becslés stabilitását, egyetlen teszthalmaz alapján nem lehet teljes bizonyossággal kijelenteni, hogy az egyik modell minden új mintán jobb lenne a másiknál.</w:t>
-      </w:r>
-    </w:p>
-    <w:p>
-      <w:pPr>
-        <w:pStyle w:val="BodyText"/>
-        <w:jc w:val="both"/>
-        <w:rPr>
-          <w:color w:val="000000"/>
-          <w:lang w:val="hu-HU"/>
-        </w:rPr>
-      </w:pPr>
-      <w:r>
-        <w:rPr>
-          <w:color w:val="000000"/>
-          <w:lang w:val="hu-HU"/>
-        </w:rPr>
-        <w:t>További korlát, hogy az adattisztítás a nulla értékek mediánnal történő helyettesítésére épült. Ez praktikus és gyakran alkalmazott megoldás, de nem feltétlenül a legjobb minden változó esetében. Elvileg kipróbálhatók lennének más imputációs stratégiák is, például osztályonkénti medián, többváltozós imputáció vagy hiányosságjelző változók hozzáadása. Ezek azonban újabb modellezési döntéseket hoznának be, és bővítenék a projekt terjedelmét.</w:t>
-      </w:r>
-    </w:p>
-    <w:p>
-      <w:pPr>
-        <w:pStyle w:val="BodyText"/>
-        <w:jc w:val="both"/>
-        <w:rPr>
-          <w:color w:val="000000"/>
-          <w:lang w:val="hu-HU"/>
-        </w:rPr>
-      </w:pPr>
-      <w:r>
-        <w:rPr>
-          <w:color w:val="000000"/>
-          <w:lang w:val="hu-HU"/>
-        </w:rPr>
-        <w:t>A modellek teljesítményét elsősorban klasszikus prediktív mutatókkal értékeltük. Egy valódi egészségügyi alkalmazásban szükség lenne kalibrációs vizsgálatra is, vagyis annak ellenőrzésére, hogy a becsült valószínűségek mennyire felelnek meg a tényleges előfordulási arányoknak. Emellett külső validációra is szükség lenne egy másik, független adathalmazon. A jelen projekt ezért inkább módszertani összehasonlításként értelmezhető, nem pedig azonnal alkalmazható klinikai döntéstámogató rendszerként.</w:t>
-      </w:r>
-    </w:p>
-    <w:p>
-      <w:pPr>
-        <w:pStyle w:val="BodyText"/>
-        <w:jc w:val="both"/>
-        <w:rPr>
-          <w:color w:val="000000"/>
-          <w:lang w:val="hu-HU"/>
-        </w:rPr>
-      </w:pPr>
-      <w:r>
-        <w:rPr>
-          <w:color w:val="000000"/>
-          <w:lang w:val="hu-HU"/>
-        </w:rPr>
-        <w:t>Végül fontos megemlíteni, hogy a hiperparaméter-keresés rácskereséssel történt. Ez átlátható és reprodukálható módszer, de nem feltétlenül találja meg a globálisan legjobb beállításokat (Kuhn és Johnson, 2013). Nagyobb projektekben érdemes lehet random search, Bayesian optimization vagy nested cross-validation alkalmazása. A jelen feladatban azonban a cél a modellek korrekt és egységes összehasonlítása volt, nem pedig egy ipari szintű optimalizációs folyamat teljes körű megvalósítása.</w:t>
-      </w:r>
-    </w:p>
-    <w:p>
-      <w:pPr>
-        <w:pStyle w:val="Heading2"/>
-        <w:jc w:val="both"/>
-        <w:rPr>
-          <w:rFonts w:ascii="Times New Roman" w:hAnsi="Times New Roman" w:cs="Times New Roman"/>
-          <w:color w:val="000000"/>
-          <w:sz w:val="24"/>
-          <w:szCs w:val="24"/>
-          <w:lang w:val="hu-HU"/>
-        </w:rPr>
-      </w:pPr>
-      <w:bookmarkStart w:id="36" w:name="sec_8__összegzés"/>
-      <w:bookmarkStart w:id="37" w:name="sec_8_osszegzes"/>
-      <w:r>
-        <w:rPr>
-          <w:rFonts w:ascii="Times New Roman" w:hAnsi="Times New Roman" w:cs="Times New Roman"/>
-          <w:color w:val="000000"/>
-          <w:sz w:val="24"/>
-          <w:szCs w:val="24"/>
-          <w:lang w:val="hu-HU"/>
-        </w:rPr>
-        <w:t>8. Összegzés</w:t>
-      </w:r>
-      <w:bookmarkEnd w:id="36"/>
-      <w:bookmarkEnd w:id="37"/>
-    </w:p>
-    <w:p>
-      <w:pPr>
-        <w:pStyle w:val="BodyText"/>
-        <w:jc w:val="both"/>
-        <w:rPr>
-          <w:color w:val="000000"/>
-          <w:lang w:val="hu-HU"/>
-        </w:rPr>
-      </w:pPr>
-      <w:r>
-        <w:rPr>
-          <w:color w:val="000000"/>
-          <w:lang w:val="hu-HU"/>
-        </w:rPr>
-        <w:t>A dolgozat a cukorbetegség előrejelzését vizsgálta logisztikus regresszióval és faalapú gépi tanulási modellekkel. A modellezési folyamat legfontosabb módszertani eleme a szivárgásmentes pipeline használata volt. A nulla értékek mediánnal történő helyettesítése és a logisztikus regresszió esetében szükséges skálázás nem a teljes adathalmazon, hanem a keresztvalidációs és tanítóhalmazbeli folyamaton belül történt. Ez biztosította, hogy a validációs és tesztadatokból ne szivárogjon információ a tanítási lépésekbe.</w:t>
-      </w:r>
-    </w:p>
-    <w:p>
-      <w:pPr>
-        <w:pStyle w:val="BodyText"/>
-        <w:jc w:val="both"/>
-        <w:rPr>
-          <w:color w:val="000000"/>
-          <w:lang w:val="hu-HU"/>
-        </w:rPr>
-      </w:pPr>
-      <w:r>
-        <w:rPr>
-          <w:color w:val="000000"/>
-          <w:lang w:val="hu-HU"/>
-        </w:rPr>
-        <w:lastRenderedPageBreak/>
-        <w:t>Az eredmények alapján a logisztikus regresszió a legjobb keresztvalidációs ROC AUC értéket érte el, ami erős és stabil alapmodellé teszi. A teszthalmazon ugyanakkor a Random Forest adta a legjobb ROC AUC és accuracy értéket, míg a Gradient Boosting érte el a legjobb F1-mutatót. A különbségek azonban viszonylag kicsik voltak, ezért nem indokolt azt állítani, hogy a komplex modellek egyértelműen és nagy mértékben felülmúlták volna az egyszerűbb modellt.</w:t>
-      </w:r>
-    </w:p>
-    <w:p>
-      <w:pPr>
-        <w:pStyle w:val="BodyText"/>
-        <w:jc w:val="both"/>
-        <w:rPr>
-          <w:color w:val="000000"/>
-          <w:lang w:val="hu-HU"/>
-        </w:rPr>
-      </w:pPr>
-      <w:r>
-        <w:rPr>
-          <w:color w:val="000000"/>
-          <w:lang w:val="hu-HU"/>
-        </w:rPr>
-        <w:t>A végső következtetés ezért az, hogy a modellválasztás a gyakorlati céltól függ. Ha az elsődleges szempont az értelmezhetőség, az egyszerűség és a reprodukálhatóság, akkor a logisztikus regresszió nagyon jól védhető választás. Ha a prediktív teljesítmény maximalizálása fontosabb, akkor a Random Forest vagy a Gradient Boosting adhat kedvezőbb eredményt. A projekt összességében azt mutatja, hogy a jól felépített, szivárgásmentes modellezési folyamat legalább annyira fontos, mint maga az algoritmusválasztás.</w:t>
-      </w:r>
-    </w:p>
-    <w:p>
-      <w:pPr>
-        <w:pStyle w:val="Heading2"/>
-        <w:jc w:val="both"/>
-        <w:rPr>
-          <w:rFonts w:ascii="Times New Roman" w:hAnsi="Times New Roman" w:cs="Times New Roman"/>
-          <w:color w:val="000000"/>
-          <w:sz w:val="24"/>
-          <w:szCs w:val="24"/>
-          <w:lang w:val="hu-HU"/>
-        </w:rPr>
-      </w:pPr>
-      <w:bookmarkStart w:id="38" w:name="sec_9__részletesebb_modellértékelési_me"/>
-      <w:bookmarkStart w:id="39" w:name="sec_9_reszletesebb_modellertekelesi_me"/>
-      <w:bookmarkStart w:id="40" w:name="sec_9_reszletes"/>
-      <w:r>
-        <w:rPr>
-          <w:rFonts w:ascii="Times New Roman" w:hAnsi="Times New Roman" w:cs="Times New Roman"/>
-          <w:color w:val="000000"/>
-          <w:sz w:val="24"/>
-          <w:szCs w:val="24"/>
-          <w:lang w:val="hu-HU"/>
-        </w:rPr>
-        <w:t>9. Részletesebb modellértékelési megfontolások</w:t>
-      </w:r>
-      <w:bookmarkEnd w:id="38"/>
-      <w:bookmarkEnd w:id="39"/>
-      <w:bookmarkEnd w:id="40"/>
-    </w:p>
-    <w:p>
-      <w:pPr>
-        <w:pStyle w:val="BodyText"/>
-        <w:jc w:val="both"/>
-        <w:rPr>
-          <w:color w:val="000000"/>
-          <w:lang w:val="hu-HU"/>
-        </w:rPr>
-      </w:pPr>
-      <w:r>
-        <w:rPr>
-          <w:color w:val="000000"/>
-          <w:lang w:val="hu-HU"/>
-        </w:rPr>
-        <w:t>A modellértékelésnél azért kapott kiemelt szerepet a ROC AUC, mert a klasszifikációs küszöb megválasztása önmagában is döntési kérdés. Ha csak az accuracy értéket vizsgálnánk, akkor könnyen félrevezető következtetésre juthatnánk, különösen olyan adathalmaz esetében, ahol az egyik osztály gyakoribb. A ROC AUC azt méri, hogy a modell a pozitív eseteket általában magasabb kockázati pontszámmal látja-e el, mint a negatív eseteket. Ez a mutató tehát nem egyetlen küszöbhöz kötődik, hanem a modell rangsorolási képességét jellemzi. A projektben a Random Forest teszt ROC AUC értéke volt a legmagasabb, de csak nagyon kis különbséggel előzte meg a Gradient Boosting és az XGBoost eredményét.</w:t>
-      </w:r>
-    </w:p>
-    <w:p>
-      <w:pPr>
-        <w:pStyle w:val="BodyText"/>
-        <w:jc w:val="both"/>
-        <w:rPr>
-          <w:color w:val="000000"/>
-          <w:lang w:val="hu-HU"/>
-        </w:rPr>
-      </w:pPr>
-      <w:r>
-        <w:rPr>
-          <w:color w:val="000000"/>
-          <w:lang w:val="hu-HU"/>
-        </w:rPr>
-        <w:t>Az F1-mutató más szempontból hasznos, mert a precision és recall harmonikus átlaga. A precision azt mutatja meg, hogy a pozitívnak jelzett esetek mekkora része volt valóban pozitív, míg a recall azt mutatja meg, hogy a tényleges pozitív esetek mekkora részét találta meg a modell. Cukorbetegség-előrejelzésnél a recall gyakorlati jelentősége nagy lehet, mert a kihagyott pozitív esetek késleltethetik a további vizsgálatot. Ugyanakkor a precision sem elhanyagolható, mert a túl sok téves pozitív jelzés felesleges terhelést jelenthet. Emiatt az F1 olyan kompromisszumos mutató, amely különösen hasznos lehet a modellek összehasonlításakor.</w:t>
-      </w:r>
-    </w:p>
-    <w:p>
-      <w:pPr>
-        <w:pStyle w:val="BodyText"/>
-        <w:jc w:val="both"/>
-        <w:rPr>
-          <w:color w:val="000000"/>
-          <w:lang w:val="hu-HU"/>
-        </w:rPr>
-      </w:pPr>
-      <w:r>
-        <w:rPr>
-          <w:color w:val="000000"/>
-          <w:lang w:val="hu-HU"/>
-        </w:rPr>
-        <w:lastRenderedPageBreak/>
-        <w:t>A döntési küszöb optimalizálása szintén</w:t>
-      </w:r>
-      <w:r>
-        <w:rPr>
-          <w:color w:val="000000"/>
-          <w:lang w:val="hu-HU"/>
-        </w:rPr>
-        <w:t xml:space="preserve"> </w:t>
-      </w:r>
-      <w:r>
-        <w:rPr>
-          <w:color w:val="000000"/>
-          <w:lang w:val="hu-HU"/>
-        </w:rPr>
-        <w:t>része volt az elemzésnek. A legtöbb osztályozó modell alapértelmezés szerint 0,50-es valószínűségi küszöböt használ, de ez nem minden helyzetben optimális. A Gradient Boosting modell például az F1-optimalizált küszöb mellett 0,320 körüli határértéket kapott. Ez azt jelenti, hogy a modell akkor is pozitív esetként jelölt egy megfigyelést, ha a becsült valószínűség még nem érte el az 50 százalékot. Ez növelte a pozitív esetek felismerését, ami magyarázza, hogy a Gradient Boosting F1-mutatója lett a legjobb. Ugyanakkor a küszöb csökkentése több téves pozitív esethez is vezetett.</w:t>
-      </w:r>
-    </w:p>
-    <w:p>
-      <w:pPr>
-        <w:pStyle w:val="BodyText"/>
-        <w:jc w:val="both"/>
-        <w:rPr>
-          <w:color w:val="000000"/>
-          <w:lang w:val="hu-HU"/>
-        </w:rPr>
-      </w:pPr>
-      <w:r>
-        <w:rPr>
-          <w:color w:val="000000"/>
-          <w:lang w:val="hu-HU"/>
-        </w:rPr>
-        <w:t>A logisztikus regresszió értelmezhetősége külön előny. A modell együtthatói azt mutatták, hogy a Glucose és a BMI szerepe domináns, ami összhangban van azzal az intuitív várakozással, hogy a vércukorszint és a testsúlyhoz kapcsolódó mutató fontos kapcsolatban állhat a diabétesz kockázatával. A faalapú modellek feature importance táblái ugyanezt a mintát erősítették meg. Ez azért lényeges, mert ha több eltérő modellcsalád is hasonló változókat tart fontosnak, akkor az eredmény kevésbé tűnik modellfüggő véletlennek.</w:t>
-      </w:r>
-    </w:p>
-    <w:p>
-      <w:pPr>
-        <w:pStyle w:val="BodyText"/>
-        <w:jc w:val="both"/>
-        <w:rPr>
-          <w:color w:val="000000"/>
-          <w:lang w:val="hu-HU"/>
-        </w:rPr>
-      </w:pPr>
-      <w:r>
-        <w:rPr>
-          <w:color w:val="000000"/>
-          <w:lang w:val="hu-HU"/>
-        </w:rPr>
-        <w:t>A komplexitás szempontjából a modellek között jelentős különbség van. A logisztikus regresszió sok hiperparaméter-kombináció mellett is gyors és egyszerűen tanítható, mivel maga a modell lineáris szerkezetű. A Random Forest már sok döntési fát épít, ezért nehezebb teljes egészében magyarázni, de stabil és robusztus. Az XGBoost és a Gradient Boosting még összetettebb, mert a fák egymás után épülnek, és minden új fa az előző hibáin próbál javítani. Ezek a modellek erősek lehetnek, de több hangolást igényelnek, és a túltanulás veszélyére is érzékenyebbek (Hastie és mtsai., 2009; Breiman, 2001; Chen és Guestrin, 2016; Friedman, 2001).</w:t>
-      </w:r>
-    </w:p>
-    <w:p>
-      <w:pPr>
-        <w:pStyle w:val="BodyText"/>
-        <w:jc w:val="both"/>
-        <w:rPr>
-          <w:color w:val="000000"/>
-          <w:lang w:val="hu-HU"/>
-        </w:rPr>
-      </w:pPr>
-      <w:r>
-        <w:rPr>
-          <w:color w:val="000000"/>
-          <w:lang w:val="hu-HU"/>
-        </w:rPr>
-        <w:t>A jelen eredmények alapján ezért nem lenne helyes kizárólag egyetlen metrika alapján végleges győztest hirdetni. Ha a projekt célja egy magyarázható, stabil és könnyen bemutatható modell kiválasztása, akkor a logisztikus regresszió nagyon erős jelölt. Ha a cél a teszthalmazbeli ROC AUC és accuracy maximalizálása, akkor a Random Forest tűnik a legjobb választásnak. Ha viszont a pozitív esetek felismerése és az F1-mutató a fő szempont, akkor a Gradient Boosting mellett szól több érv. A jó projektkövetkeztetés éppen az, hogy a modellválasztásnak alkalmazási céltól kell függenie, nem csupán a táblázat egyetlen legnagyobb számától.</w:t>
-      </w:r>
-    </w:p>
-    <w:p>
-      <w:pPr>
-        <w:pStyle w:val="Heading2"/>
-        <w:jc w:val="both"/>
-        <w:rPr>
-          <w:rFonts w:ascii="Times New Roman" w:hAnsi="Times New Roman" w:cs="Times New Roman"/>
-          <w:color w:val="000000"/>
-          <w:sz w:val="24"/>
-          <w:szCs w:val="24"/>
-          <w:lang w:val="hu-HU"/>
-        </w:rPr>
-      </w:pPr>
-      <w:bookmarkStart w:id="41" w:name="sec_10_reprodukcio"/>
-      <w:r>
-        <w:rPr>
-          <w:rFonts w:ascii="Times New Roman" w:hAnsi="Times New Roman" w:cs="Times New Roman"/>
-          <w:color w:val="000000"/>
-          <w:sz w:val="24"/>
-          <w:szCs w:val="24"/>
-          <w:lang w:val="hu-HU"/>
-        </w:rPr>
         <w:lastRenderedPageBreak/>
         <w:t>10. Felhasznált eszközök és reprodukálhatóság</w:t>
       </w:r>
-      <w:bookmarkEnd w:id="41"/>
+      <w:bookmarkEnd w:id="34"/>
     </w:p>
     <w:p>
       <w:pPr>
@@ -3820,291 +3818,224 @@
     </w:p>
     <w:p>
       <w:pPr>
-        <w:jc w:val="both"/>
-      </w:pPr>
-      <w:r>
+        <w:spacing w:after="200" w:line="240" w:lineRule="auto"/>
+        <w:rPr>
+          <w:color w:val="000000"/>
+          <w:lang w:val="hu-HU"/>
+        </w:rPr>
+      </w:pPr>
+      <w:r>
+        <w:rPr>
+          <w:color w:val="000000"/>
+          <w:lang w:val="hu-HU"/>
+        </w:rPr>
         <w:br w:type="page"/>
       </w:r>
     </w:p>
-    <w:sdt>
-      <w:sdtPr>
-        <w:rPr>
-          <w:rFonts w:ascii="Times New Roman" w:hAnsi="Times New Roman" w:cs="Times New Roman"/>
-          <w:sz w:val="24"/>
-          <w:szCs w:val="24"/>
-        </w:rPr>
-        <w:id w:val="588355509"/>
-        <w:docPartObj>
-          <w:docPartGallery w:val="Bibliographies"/>
-          <w:docPartUnique/>
-        </w:docPartObj>
-      </w:sdtPr>
-      <w:sdtEndPr>
-        <w:rPr>
-          <w:rFonts w:eastAsia="Times New Roman"/>
-          <w:b w:val="0"/>
-          <w:color w:val="auto"/>
-        </w:rPr>
-      </w:sdtEndPr>
-      <w:sdtContent>
-        <w:p>
-          <w:pPr>
-            <w:pStyle w:val="Heading1"/>
-            <w:jc w:val="both"/>
-            <w:rPr>
-              <w:rFonts w:ascii="Times New Roman" w:hAnsi="Times New Roman" w:cs="Times New Roman"/>
-              <w:sz w:val="24"/>
-              <w:szCs w:val="24"/>
-            </w:rPr>
-          </w:pPr>
-          <w:r>
-            <w:rPr>
-              <w:rFonts w:ascii="Times New Roman" w:hAnsi="Times New Roman" w:cs="Times New Roman"/>
-              <w:sz w:val="24"/>
-              <w:szCs w:val="24"/>
-            </w:rPr>
-            <w:t>Hivatkozásjegyzék</w:t>
-          </w:r>
-        </w:p>
-        <w:sdt>
-          <w:sdtPr>
-            <w:id w:val="111145805"/>
-            <w:bibliography/>
-          </w:sdtPr>
-          <w:sdtContent>
-            <w:p>
-              <w:pPr>
-                <w:pStyle w:val="BodyText"/>
-                <w:spacing w:after="120"/>
-                <w:ind w:left="720" w:hanging="720"/>
-                <w:jc w:val="both"/>
-              </w:pPr>
-              <w:r>
-                <w:t xml:space="preserve">Breiman, L. (2001). Random forests. </w:t>
-              </w:r>
-              <w:r>
-                <w:rPr>
-                  <w:i/>
-                </w:rPr>
-                <w:t>Machine Learning</w:t>
-              </w:r>
-              <w:r>
-                <w:t>, 45, 5-32. https://doi.org/10.1023/A:1010933404324</w:t>
-              </w:r>
-            </w:p>
-            <w:p>
-              <w:pPr>
-                <w:pStyle w:val="BodyText"/>
-                <w:spacing w:after="120"/>
-                <w:ind w:left="720" w:hanging="720"/>
-                <w:jc w:val="both"/>
-              </w:pPr>
-              <w:r>
-                <w:t xml:space="preserve">Chen, T., és Guestrin, C. (2016). XGBoost: A scalable tree boosting system. In </w:t>
-              </w:r>
-              <w:r>
-                <w:rPr>
-                  <w:i/>
-                </w:rPr>
-                <w:t>Proceedings of the 22nd ACM SIGKDD International Conference on Knowledge Discovery and Data Mining</w:t>
-              </w:r>
-              <w:r>
-                <w:t xml:space="preserve"> (pp. 785-794). Association for Computing Machinery. https://doi.org/10.1145/2939672.2939785</w:t>
-              </w:r>
-            </w:p>
-            <w:p>
-              <w:pPr>
-                <w:pStyle w:val="BodyText"/>
-                <w:spacing w:after="120"/>
-                <w:ind w:left="720" w:hanging="720"/>
-                <w:jc w:val="both"/>
-              </w:pPr>
-              <w:r>
-                <w:t xml:space="preserve">Fawcett, T. (2006). An introduction to ROC analysis. </w:t>
-              </w:r>
-              <w:r>
-                <w:rPr>
-                  <w:i/>
-                </w:rPr>
-                <w:t>Pattern Recognition Letters</w:t>
-              </w:r>
-              <w:r>
-                <w:t>, 27(8), 861-874. https://doi.org/10.1016/j.patrec.2005.10.010</w:t>
-              </w:r>
-            </w:p>
-            <w:p>
-              <w:pPr>
-                <w:pStyle w:val="BodyText"/>
-                <w:spacing w:after="120"/>
-                <w:ind w:left="720" w:hanging="720"/>
-                <w:jc w:val="both"/>
-              </w:pPr>
-              <w:r>
-                <w:t xml:space="preserve">Friedman, J. H. (2001). Greedy function approximation: A gradient boosting machine. </w:t>
-              </w:r>
-              <w:r>
-                <w:rPr>
-                  <w:i/>
-                </w:rPr>
-                <w:t>The Annals of Statistics</w:t>
-              </w:r>
-              <w:r>
-                <w:t>, 29(5), 1189-1232. https://doi.org/10.1214/aos/1013203451</w:t>
-              </w:r>
-            </w:p>
-            <w:p>
-              <w:pPr>
-                <w:pStyle w:val="BodyText"/>
-                <w:spacing w:after="120"/>
-                <w:ind w:left="720" w:hanging="720"/>
-                <w:jc w:val="both"/>
-              </w:pPr>
-              <w:r>
-                <w:t xml:space="preserve">Hastie, T., Tibshirani, R., és Friedman, J. (2009). </w:t>
-              </w:r>
-              <w:r>
-                <w:rPr>
-                  <w:i/>
-                </w:rPr>
-                <w:t>The elements of statistical learning: Data mining, inference, and prediction</w:t>
-              </w:r>
-              <w:r>
-                <w:t xml:space="preserve"> (2. kiad.). Springer. https://doi.org/10.1007/978-0-387-84858-7</w:t>
-              </w:r>
-            </w:p>
-            <w:p>
-              <w:pPr>
-                <w:pStyle w:val="BodyText"/>
-                <w:spacing w:after="120"/>
-                <w:ind w:left="720" w:hanging="720"/>
-                <w:jc w:val="both"/>
-              </w:pPr>
-              <w:r>
-                <w:t xml:space="preserve">Kuhn, M., és Johnson, K. (2013). </w:t>
-              </w:r>
-              <w:r>
-                <w:rPr>
-                  <w:i/>
-                </w:rPr>
-                <w:t>Applied predictive modeling</w:t>
-              </w:r>
-              <w:r>
-                <w:t>. Springer. https://doi.org/10.1007/978-1-4614-6849-3</w:t>
-              </w:r>
-            </w:p>
-            <w:p>
-              <w:pPr>
-                <w:pStyle w:val="BodyText"/>
-                <w:spacing w:after="120"/>
-                <w:ind w:left="720" w:hanging="720"/>
-                <w:jc w:val="both"/>
-              </w:pPr>
-              <w:r>
-                <w:t xml:space="preserve">National Institute of Diabetes and Digestive and Kidney Diseases. (1990). </w:t>
-              </w:r>
-              <w:r>
-                <w:rPr>
-                  <w:i/>
-                </w:rPr>
-                <w:t>Pima Indians Diabetes Database</w:t>
-              </w:r>
-              <w:r>
-                <w:t xml:space="preserve"> [Adatbázis]. UCI Machine Learning Repository. https://people.cs.georgetown.edu/~maloof/cosc388.f03/pima.names</w:t>
-              </w:r>
-            </w:p>
-            <w:p>
-              <w:pPr>
-                <w:pStyle w:val="BodyText"/>
-                <w:spacing w:after="120"/>
-                <w:ind w:left="720" w:hanging="720"/>
-                <w:jc w:val="both"/>
-              </w:pPr>
-              <w:r>
-                <w:t xml:space="preserve">Pedregosa, F., Varoquaux, G., Gramfort, A., Michel, V., Thirion, B., Grisel, O., Blondel, M., Prettenhofer, P., Weiss, R., Dubourg, V., VanderPlas, J., Passos, A., Cournapeau, D., Brucher, M., Perrot, M., és Duchesnay, É. (2011). Scikit-learn: Machine learning in Python. </w:t>
-              </w:r>
-              <w:r>
-                <w:rPr>
-                  <w:i/>
-                </w:rPr>
-                <w:t>Journal of Machine Learning Research</w:t>
-              </w:r>
-              <w:r>
-                <w:t>, 12, 2825-2830. https://jmlr.org/papers/v12/pedregosa11a.html</w:t>
-              </w:r>
-            </w:p>
-            <w:p>
-              <w:pPr>
-                <w:pStyle w:val="BodyText"/>
-                <w:spacing w:after="120"/>
-                <w:ind w:left="720" w:hanging="720"/>
-                <w:jc w:val="both"/>
-              </w:pPr>
-              <w:r>
-                <w:t xml:space="preserve">Schulz, L. O., Bennett, P. H., Ravussin, E., Kidd, J. R., Kidd, K. K., Esparza, J., és Valencia, M. E. (2006). Effects of traditional and western environments on prevalence of type 2 diabetes in Pima Indians in Mexico and the U.S. </w:t>
-              </w:r>
-              <w:r>
-                <w:rPr>
-                  <w:i/>
-                </w:rPr>
-                <w:t>Diabetes Care</w:t>
-              </w:r>
-              <w:r>
-                <w:t>, 29(8), 1866-1871. https://doi.org/10.2337/dc06-0138</w:t>
-              </w:r>
-            </w:p>
-            <w:p>
-              <w:pPr>
-                <w:pStyle w:val="BodyText"/>
-                <w:spacing w:after="120"/>
-                <w:ind w:left="720" w:hanging="720"/>
-                <w:jc w:val="both"/>
-              </w:pPr>
-              <w:r>
-                <w:lastRenderedPageBreak/>
-                <w:t xml:space="preserve">Smith, J. W., Everhart, J. E., Dickson, W. C., Knowler, W. C., és Johannes, R. S. (1988). Using the ADAP learning algorithm to forecast the onset of diabetes mellitus. In </w:t>
-              </w:r>
-              <w:r>
-                <w:rPr>
-                  <w:i/>
-                </w:rPr>
-                <w:t>Proceedings of the Symposium on Computer Applications and Medical Care</w:t>
-              </w:r>
-              <w:r>
-                <w:t xml:space="preserve"> (pp. 261-265). IEEE Computer Society Press. https://pmc.ncbi.nlm.nih.gov/articles/PMC2245318/</w:t>
-              </w:r>
-            </w:p>
-            <w:p>
-              <w:pPr>
-                <w:jc w:val="both"/>
-              </w:pPr>
-              <w:r>
-                <w:fldChar w:fldCharType="begin"/>
-              </w:r>
-              <w:r>
-                <w:instrText xml:space="preserve"> BIBLIOGRAPHY </w:instrText>
-              </w:r>
-              <w:r>
-                <w:fldChar w:fldCharType="separate"/>
-              </w:r>
-              <w:r>
-                <w:rPr>
-                  <w:b/>
-                  <w:bCs/>
-                  <w:noProof/>
-                </w:rPr>
-                <w:fldChar w:fldCharType="end"/>
-              </w:r>
-            </w:p>
-          </w:sdtContent>
-        </w:sdt>
-      </w:sdtContent>
-    </w:sdt>
-    <w:p>
-      <w:pPr>
-        <w:pStyle w:val="BodyText"/>
-        <w:spacing w:after="120"/>
-        <w:jc w:val="both"/>
-      </w:pPr>
+    <w:p>
+      <w:pPr>
+        <w:pStyle w:val="BodyText"/>
+        <w:jc w:val="both"/>
+        <w:rPr>
+          <w:b/>
+          <w:bCs/>
+          <w:color w:val="000000"/>
+          <w:lang w:val="hu-HU"/>
+        </w:rPr>
+      </w:pPr>
+      <w:r>
+        <w:rPr>
+          <w:b/>
+          <w:bCs/>
+          <w:color w:val="000000"/>
+          <w:lang w:val="hu-HU"/>
+        </w:rPr>
+        <w:lastRenderedPageBreak/>
+        <w:t>Hivatkozásjegyzék</w:t>
+      </w:r>
+    </w:p>
+    <w:p>
+      <w:pPr>
+        <w:pStyle w:val="BodyText"/>
+        <w:jc w:val="both"/>
+        <w:rPr>
+          <w:b/>
+          <w:bCs/>
+          <w:color w:val="000000"/>
+          <w:lang w:val="hu-HU"/>
+        </w:rPr>
+      </w:pPr>
+    </w:p>
+    <w:p>
+      <w:pPr>
+        <w:pStyle w:val="BodyText"/>
+        <w:jc w:val="both"/>
+        <w:rPr>
+          <w:color w:val="000000"/>
+          <w:lang w:val="hu-HU"/>
+        </w:rPr>
+      </w:pPr>
+      <w:r>
+        <w:rPr>
+          <w:color w:val="000000"/>
+          <w:lang w:val="hu-HU"/>
+        </w:rPr>
+        <w:t>Breiman, L. (2001). Random forests. Machine Learning, 45, 5-32. https://doi.org/10.1023/A:1010933404324</w:t>
+      </w:r>
+    </w:p>
+    <w:p>
+      <w:pPr>
+        <w:pStyle w:val="BodyText"/>
+        <w:jc w:val="both"/>
+        <w:rPr>
+          <w:color w:val="000000"/>
+          <w:lang w:val="hu-HU"/>
+        </w:rPr>
+      </w:pPr>
+      <w:r>
+        <w:rPr>
+          <w:color w:val="000000"/>
+          <w:lang w:val="hu-HU"/>
+        </w:rPr>
+        <w:t>Chen, T., és Guestrin, C. (2016). XGBoost: A scalable tree boosting system. In Proceedings of the 22nd ACM SIGKDD International Conference on Knowledge Discovery and Data Mining (pp. 785-794). Association for Computing Machinery. https://doi.org/10.1145/2939672.2939785</w:t>
+      </w:r>
+    </w:p>
+    <w:p>
+      <w:pPr>
+        <w:pStyle w:val="BodyText"/>
+        <w:jc w:val="both"/>
+        <w:rPr>
+          <w:color w:val="000000"/>
+          <w:lang w:val="hu-HU"/>
+        </w:rPr>
+      </w:pPr>
+      <w:r>
+        <w:rPr>
+          <w:color w:val="000000"/>
+          <w:lang w:val="hu-HU"/>
+        </w:rPr>
+        <w:t>Fawcett, T. (2006). An introduction to ROC analysis. Pattern Recognition Letters, 27(8), 861-874. https://doi.org/10.1016/j.patrec.2005.10.010</w:t>
+      </w:r>
+    </w:p>
+    <w:p>
+      <w:pPr>
+        <w:pStyle w:val="BodyText"/>
+        <w:jc w:val="both"/>
+        <w:rPr>
+          <w:color w:val="000000"/>
+          <w:lang w:val="hu-HU"/>
+        </w:rPr>
+      </w:pPr>
+      <w:r>
+        <w:rPr>
+          <w:color w:val="000000"/>
+          <w:lang w:val="hu-HU"/>
+        </w:rPr>
+        <w:t>Friedman, J. H. (2001). Greedy function approximation: A gradient boosting machine. The Annals of Statistics, 29(5), 1189-1232. https://doi.org/10.1214/aos/1013203451</w:t>
+      </w:r>
+    </w:p>
+    <w:p>
+      <w:pPr>
+        <w:pStyle w:val="BodyText"/>
+        <w:jc w:val="both"/>
+        <w:rPr>
+          <w:color w:val="000000"/>
+          <w:lang w:val="hu-HU"/>
+        </w:rPr>
+      </w:pPr>
+      <w:r>
+        <w:rPr>
+          <w:color w:val="000000"/>
+          <w:lang w:val="hu-HU"/>
+        </w:rPr>
+        <w:t>Hastie, T., Tibshirani, R., és Friedman, J. (2009). The elements of statistical learning: Data mining, inference, and prediction (2. kiad.). Springer. https://doi.org/10.1007/978-0-387-84858-7</w:t>
+      </w:r>
+    </w:p>
+    <w:p>
+      <w:pPr>
+        <w:pStyle w:val="BodyText"/>
+        <w:jc w:val="both"/>
+        <w:rPr>
+          <w:color w:val="000000"/>
+          <w:lang w:val="hu-HU"/>
+        </w:rPr>
+      </w:pPr>
+      <w:r>
+        <w:rPr>
+          <w:color w:val="000000"/>
+          <w:lang w:val="hu-HU"/>
+        </w:rPr>
+        <w:t>Kuhn, M., és Johnson, K. (2013). Applied predictive modeling. Springer. https://doi.org/10.1007/978-1-4614-6849-3</w:t>
+      </w:r>
+    </w:p>
+    <w:p>
+      <w:pPr>
+        <w:pStyle w:val="BodyText"/>
+        <w:jc w:val="both"/>
+        <w:rPr>
+          <w:color w:val="000000"/>
+          <w:lang w:val="hu-HU"/>
+        </w:rPr>
+      </w:pPr>
+      <w:r>
+        <w:rPr>
+          <w:color w:val="000000"/>
+          <w:lang w:val="hu-HU"/>
+        </w:rPr>
+        <w:t>National Institute of Diabetes and Digestive and Kidney Diseases. (1990). Pima Indians Diabetes Database [Adatbázis]. UCI Machine Learning Repository. https://people.cs.georgetown.edu/~maloof/cosc388.f03/pima.names</w:t>
+      </w:r>
+    </w:p>
+    <w:p>
+      <w:pPr>
+        <w:pStyle w:val="BodyText"/>
+        <w:jc w:val="both"/>
+        <w:rPr>
+          <w:color w:val="000000"/>
+          <w:lang w:val="hu-HU"/>
+        </w:rPr>
+      </w:pPr>
+      <w:r>
+        <w:rPr>
+          <w:color w:val="000000"/>
+          <w:lang w:val="hu-HU"/>
+        </w:rPr>
+        <w:t>Pedregosa, F., Varoquaux, G., Gramfort, A., Michel, V., Thirion, B., Grisel, O., Blondel, M., Prettenhofer, P., Weiss, R., Dubourg, V., VanderPlas, J., Passos, A., Cournapeau, D., Brucher, M., Perrot, M., és Duchesnay, É. (2011). Scikit-learn: Machine learning in Python. Journal of Machine Learning Research, 12, 2825-2830. https://jmlr.org/papers/v12/pedregosa11a.html</w:t>
+      </w:r>
+    </w:p>
+    <w:p>
+      <w:pPr>
+        <w:pStyle w:val="BodyText"/>
+        <w:jc w:val="both"/>
+        <w:rPr>
+          <w:color w:val="000000"/>
+          <w:lang w:val="hu-HU"/>
+        </w:rPr>
+      </w:pPr>
+      <w:r>
+        <w:rPr>
+          <w:color w:val="000000"/>
+          <w:lang w:val="hu-HU"/>
+        </w:rPr>
+        <w:t>Schulz, L. O., Bennett, P. H., Ravussin, E., Kidd, J. R., Kidd, K. K., Esparza, J., és Valencia, M. E. (2006). Effects of traditional and western environments on prevalence of type 2 diabetes in Pima Indians in Mexico and the U.S. Diabetes Care, 29(8), 1866-1871. https://doi.org/10.2337/dc06-0138</w:t>
+      </w:r>
+    </w:p>
+    <w:p>
+      <w:pPr>
+        <w:pStyle w:val="BodyText"/>
+        <w:jc w:val="both"/>
+        <w:rPr>
+          <w:color w:val="000000"/>
+          <w:lang w:val="hu-HU"/>
+        </w:rPr>
+      </w:pPr>
+      <w:r>
+        <w:rPr>
+          <w:color w:val="000000"/>
+          <w:lang w:val="hu-HU"/>
+        </w:rPr>
+        <w:lastRenderedPageBreak/>
+        <w:t>Smith, J. W., Everhart, J. E., Dickson, W. C., Knowler, W. C., és Johannes, R. S. (1988). Using the ADAP learning algorithm to forecast the onset of diabetes mellitus. In Proceedings of the Symposium on Computer Applications and Medical Care (pp. 261-265). IEEE Computer Society Press. https://pmc.ncbi.nlm.nih.gov/articles/PMC2245318/</w:t>
+      </w:r>
     </w:p>
     <w:sectPr>
       <w:headerReference w:type="even" r:id="rId14"/>
@@ -4206,9 +4137,6 @@
       <w:instrText xml:space="preserve"> PAGE </w:instrText>
     </w:r>
     <w:r>
-      <w:rPr>
-        <w:color w:val="000000" w:themeColor="text1"/>
-      </w:rPr>
       <w:fldChar w:fldCharType="separate"/>
     </w:r>
     <w:r>

--- a/egstat.docx
+++ b/egstat.docx
@@ -1,6 +1,6 @@
 
 <file path=word/document.xml><?xml version="1.0" encoding="utf-8"?>
-<w:document xmlns:wpc="http://schemas.microsoft.com/office/word/2010/wordprocessingCanvas" xmlns:cx="http://schemas.microsoft.com/office/drawing/2014/chartex" xmlns:cx1="http://schemas.microsoft.com/office/drawing/2015/9/8/chartex" xmlns:cx2="http://schemas.microsoft.com/office/drawing/2015/10/21/chartex" xmlns:cx3="http://schemas.microsoft.com/office/drawing/2016/5/9/chartex" xmlns:cx4="http://schemas.microsoft.com/office/drawing/2016/5/10/chartex" xmlns:cx5="http://schemas.microsoft.com/office/drawing/2016/5/11/chartex" xmlns:cx6="http://schemas.microsoft.com/office/drawing/2016/5/12/chartex" xmlns:cx7="http://schemas.microsoft.com/office/drawing/2016/5/13/chartex" xmlns:cx8="http://schemas.microsoft.com/office/drawing/2016/5/14/chartex" xmlns:mc="http://schemas.openxmlformats.org/markup-compatibility/2006" xmlns:aink="http://schemas.microsoft.com/office/drawing/2016/ink" xmlns:am3d="http://schemas.microsoft.com/office/drawing/2017/model3d" xmlns:o="urn:schemas-microsoft-com:office:office" xmlns:oel="http://schemas.microsoft.com/office/2019/extlst" xmlns:r="http://schemas.openxmlformats.org/officeDocument/2006/relationships" xmlns:m="http://schemas.openxmlformats.org/officeDocument/2006/math" xmlns:v="urn:schemas-microsoft-com:vml" xmlns:wp14="http://schemas.microsoft.com/office/word/2010/wordprocessingDrawing" xmlns:wp="http://schemas.openxmlformats.org/drawingml/2006/wordprocessingDrawing" xmlns:w10="urn:schemas-microsoft-com:office:word" xmlns:w="http://schemas.openxmlformats.org/wordprocessingml/2006/main" xmlns:w14="http://schemas.microsoft.com/office/word/2010/wordml" xmlns:w15="http://schemas.microsoft.com/office/word/2012/wordml" xmlns:w16cex="http://schemas.microsoft.com/office/word/2018/wordml/cex" xmlns:w16cid="http://schemas.microsoft.com/office/word/2016/wordml/cid" xmlns:w16="http://schemas.microsoft.com/office/word/2018/wordml" xmlns:w16du="http://schemas.microsoft.com/office/word/2023/wordml/word16du" xmlns:w16sdtdh="http://schemas.microsoft.com/office/word/2020/wordml/sdtdatahash" xmlns:w16sdtfl="http://schemas.microsoft.com/office/word/2024/wordml/sdtformatlock" xmlns:w16se="http://schemas.microsoft.com/office/word/2015/wordml/symex" xmlns:wpg="http://schemas.microsoft.com/office/word/2010/wordprocessingGroup" xmlns:wpi="http://schemas.microsoft.com/office/word/2010/wordprocessingInk" xmlns:wne="http://schemas.microsoft.com/office/word/2006/wordml" xmlns:wps="http://schemas.microsoft.com/office/word/2010/wordprocessingShape" mc:Ignorable="w14 w15 w16se w16cid w16 w16cex w16sdtdh w16sdtfl w16du wp14">
+<w:document xmlns:wpc="http://schemas.microsoft.com/office/word/2010/wordprocessingCanvas" xmlns:cx="http://schemas.microsoft.com/office/drawing/2014/chartex" xmlns:cx1="http://schemas.microsoft.com/office/drawing/2015/9/8/chartex" xmlns:cx2="http://schemas.microsoft.com/office/drawing/2015/10/21/chartex" xmlns:cx3="http://schemas.microsoft.com/office/drawing/2016/5/9/chartex" xmlns:cx4="http://schemas.microsoft.com/office/drawing/2016/5/10/chartex" xmlns:cx5="http://schemas.microsoft.com/office/drawing/2016/5/11/chartex" xmlns:cx6="http://schemas.microsoft.com/office/drawing/2016/5/12/chartex" xmlns:cx7="http://schemas.microsoft.com/office/drawing/2016/5/13/chartex" xmlns:cx8="http://schemas.microsoft.com/office/drawing/2016/5/14/chartex" xmlns:mc="http://schemas.openxmlformats.org/markup-compatibility/2006" xmlns:m="http://schemas.openxmlformats.org/officeDocument/2006/math" xmlns:aink="http://schemas.microsoft.com/office/drawing/2016/ink" xmlns:am3d="http://schemas.microsoft.com/office/drawing/2017/model3d" xmlns:oel="http://schemas.microsoft.com/office/2019/extlst" xmlns:r="http://schemas.openxmlformats.org/officeDocument/2006/relationships" xmlns:wp14="http://schemas.microsoft.com/office/word/2010/wordprocessingDrawing" xmlns:wp="http://schemas.openxmlformats.org/drawingml/2006/wordprocessingDrawing" xmlns:wpg="http://schemas.microsoft.com/office/word/2010/wordprocessingGroup" xmlns:wpi="http://schemas.microsoft.com/office/word/2010/wordprocessingInk" xmlns:wps="http://schemas.microsoft.com/office/word/2010/wordprocessingShape" xmlns:o="urn:schemas-microsoft-com:office:office" xmlns:v="urn:schemas-microsoft-com:vml" xmlns:w10="urn:schemas-microsoft-com:office:word" xmlns:w="http://schemas.openxmlformats.org/wordprocessingml/2006/main" xmlns:w14="http://schemas.microsoft.com/office/word/2010/wordml" xmlns:w15="http://schemas.microsoft.com/office/word/2012/wordml" xmlns:w16cex="http://schemas.microsoft.com/office/word/2018/wordml/cex" xmlns:w16cid="http://schemas.microsoft.com/office/word/2016/wordml/cid" xmlns:w16="http://schemas.microsoft.com/office/word/2018/wordml" xmlns:w16sdtdh="http://schemas.microsoft.com/office/word/2020/wordml/sdtdatahash" xmlns:w16sdtfl="http://schemas.microsoft.com/office/word/2024/wordml/sdtformatlock" xmlns:w16se="http://schemas.microsoft.com/office/word/2015/wordml/symex" xmlns:w16du="http://schemas.microsoft.com/office/word/2023/wordml/word16du" xmlns:wne="http://schemas.microsoft.com/office/word/2006/wordml" mc:Ignorable="w14 w15 w16se w16cid w16 w16cex w16sdtdh w16sdtfl w16du wp14">
   <w:background w:color="FFFFFF"/>
   <w:body>
     <w:p>
@@ -1359,7 +1359,21 @@
           <w:color w:val="000000"/>
           <w:lang w:val="hu-HU"/>
         </w:rPr>
-        <w:t>A logisztikus regresszió a projekt alapmodellje. Előnye, hogy a modell viszonylag egyszerű, gyorsan tanítható, és az együtthatók közvetlenül értelmezhetők. A regularizált logisztikus regresszió különösen hasznos akkor, ha szeretnénk elkerülni a túlilleszkedést, illetve ha a változók hatásának irányát és relatív erősségét is vizsgálni akarjuk (Hastie és mtsai., 2009). A hiperparaméter-keresés során több regularizációs erősség, büntetési forma, solver és osztálysúlyozási beállítást próbáltunk ki. A legjobb beállítás elastic net regularizációt, balanced class_weight értéket, saga solvert és 0,316 körüli C értéket használt.</w:t>
+        <w:t xml:space="preserve">A logisztikus regresszió a </w:t>
+      </w:r>
+      <w:r>
+        <w:rPr>
+          <w:color w:val="000000"/>
+          <w:lang w:val="hu-HU"/>
+        </w:rPr>
+        <w:t>beadandónk</w:t>
+      </w:r>
+      <w:r>
+        <w:rPr>
+          <w:color w:val="000000"/>
+          <w:lang w:val="hu-HU"/>
+        </w:rPr>
+        <w:t xml:space="preserve"> alapmodellje. Előnye, hogy a modell viszonylag egyszerű, gyorsan tanítható, és az együtthatók közvetlenül értelmezhetők. A regularizált logisztikus regresszió különösen hasznos akkor, ha szeretnénk elkerülni a túlilleszkedést, illetve ha a változók hatásának irányát és relatív erősségét is vizsgálni akarjuk (Hastie és mtsai., 2009). A hiperparaméter-keresés során több regularizációs erősség, büntetési forma, solver és osztálysúlyozási beállítást próbáltunk ki. A legjobb beállítás elastic net regularizációt, balanced class_weight értéket, saga solvert és 0,316 körüli C értéket használt.</w:t>
       </w:r>
     </w:p>
     <w:p>
@@ -1401,7 +1415,21 @@
           <w:lang w:val="hu-HU"/>
         </w:rPr>
         <w:lastRenderedPageBreak/>
-        <w:t>a modell érzékenyebb lehet a hiperparaméterekre (Chen és Guestrin, 2016). A projektben az XGBoost esetében a fák száma, mélysége, tanulási ráta, subsample, colsample_bytree, regularizációs erősség és scale_pos_weight érték is hangolásra került. A legjobb beállítás viszonylag egyszerű, sekély fákból álló modellt eredményezett.</w:t>
+        <w:t xml:space="preserve">a modell érzékenyebb lehet a hiperparaméterekre (Chen és Guestrin, 2016). A </w:t>
+      </w:r>
+      <w:r>
+        <w:rPr>
+          <w:color w:val="000000"/>
+          <w:lang w:val="hu-HU"/>
+        </w:rPr>
+        <w:t xml:space="preserve">beadandóban </w:t>
+      </w:r>
+      <w:r>
+        <w:rPr>
+          <w:color w:val="000000"/>
+          <w:lang w:val="hu-HU"/>
+        </w:rPr>
+        <w:t>az XGBoost esetében a fák száma, mélysége, tanulási ráta, subsample, colsample_bytree, regularizációs erősség és scale_pos_weight érték is hangolásra került. A legjobb beállítás viszonylag egyszerű, sekély fákból álló modellt eredményezett.</w:t>
       </w:r>
     </w:p>
     <w:p>
@@ -3425,7 +3453,21 @@
           <w:color w:val="000000"/>
           <w:lang w:val="hu-HU"/>
         </w:rPr>
-        <w:t>Egészségügyi kontextusban külön figyelmet érdemel a recall és precision közötti kompromisszum. Ha a cél az, hogy minél kevesebb potenciálisan cukorbeteg eset maradjon észrevétlen, akkor érdemes lehet alacsonyabb döntési küszöböt választani, ami növeli a recall értéket. Ez azonban több téves pozitív esetet eredményezhet. Ha viszont a felesleges riasztások minimalizálása a cél, akkor magasabb küszöb lehet indokolt. A projektben alkalmazott F1-optimalizált küszöb egy köztes kompromisszumot jelentett.</w:t>
+        <w:t xml:space="preserve">Egészségügyi kontextusban külön figyelmet érdemel a recall és precision közötti kompromisszum. Ha a cél az, hogy minél kevesebb potenciálisan cukorbeteg eset maradjon észrevétlen, akkor érdemes lehet alacsonyabb döntési küszöböt választani, ami növeli a recall értéket. Ez azonban több téves pozitív esetet eredményezhet. Ha viszont a felesleges riasztások minimalizálása a cél, akkor magasabb küszöb lehet indokolt. A </w:t>
+      </w:r>
+      <w:r>
+        <w:rPr>
+          <w:color w:val="000000"/>
+          <w:lang w:val="hu-HU"/>
+        </w:rPr>
+        <w:t>beadandóban</w:t>
+      </w:r>
+      <w:r>
+        <w:rPr>
+          <w:color w:val="000000"/>
+          <w:lang w:val="hu-HU"/>
+        </w:rPr>
+        <w:t xml:space="preserve"> alkalmazott F1-optimalizált küszöb egy köztes kompromisszumot jelentett.</w:t>
       </w:r>
     </w:p>
     <w:p>
@@ -3494,24 +3536,66 @@
           <w:color w:val="000000"/>
           <w:lang w:val="hu-HU"/>
         </w:rPr>
-        <w:t>További korlát, hogy az adattisztítás a nulla értékek mediánnal történő helyettesítésére épült. Ez praktikus és gyakran alkalmazott megoldás, de nem feltétlenül a legjobb minden változó esetében. Elvileg kipróbálhatók lennének más imputációs stratégiák is, például osztályonkénti medián, többváltozós imputáció vagy hiányosságjelző változók hozzáadása. Ezek azonban újabb modellezési döntéseket hoznának be, és bővítenék a projekt terjedelmét.</w:t>
-      </w:r>
-    </w:p>
-    <w:p>
-      <w:pPr>
-        <w:pStyle w:val="BodyText"/>
-        <w:jc w:val="both"/>
-        <w:rPr>
-          <w:color w:val="000000"/>
-          <w:lang w:val="hu-HU"/>
-        </w:rPr>
-      </w:pPr>
-      <w:r>
-        <w:rPr>
-          <w:color w:val="000000"/>
-          <w:lang w:val="hu-HU"/>
-        </w:rPr>
-        <w:t>A modellek teljesítményét elsősorban klasszikus prediktív mutatókkal értékeltük. Egy valódi egészségügyi alkalmazásban szükség lenne kalibrációs vizsgálatra is, vagyis annak ellenőrzésére, hogy a becsült valószínűségek mennyire felelnek meg a tényleges előfordulási arányoknak. Emellett külső validációra is szükség lenne egy másik, független adathalmazon. A jelen projekt ezért inkább módszertani összehasonlításként értelmezhető, nem pedig azonnal alkalmazható klinikai döntéstámogató rendszerként.</w:t>
+        <w:t>További korlát, hogy az adattisztítás a nulla értékek mediánnal történő helyettesítésére épült. Ez praktikus és gyakran alkalmazott megoldás, de nem feltétlenül a legjobb minden változó esetében. Elvileg kipróbálhatók lennének más imputációs stratégiák is, például osztályonkénti medián, többváltozós imputáció vagy hiányosságjelző változók hozzáadása. Ezek azonban újabb modellezési döntéseket hoznának be, és bővítenék a terjedelm</w:t>
+      </w:r>
+      <w:r>
+        <w:rPr>
+          <w:color w:val="000000"/>
+          <w:lang w:val="hu-HU"/>
+        </w:rPr>
+        <w:t>et</w:t>
+      </w:r>
+      <w:r>
+        <w:rPr>
+          <w:color w:val="000000"/>
+          <w:lang w:val="hu-HU"/>
+        </w:rPr>
+        <w:t>.</w:t>
+      </w:r>
+    </w:p>
+    <w:p>
+      <w:pPr>
+        <w:pStyle w:val="BodyText"/>
+        <w:jc w:val="both"/>
+        <w:rPr>
+          <w:color w:val="000000"/>
+          <w:lang w:val="hu-HU"/>
+        </w:rPr>
+      </w:pPr>
+      <w:r>
+        <w:rPr>
+          <w:color w:val="000000"/>
+          <w:lang w:val="hu-HU"/>
+        </w:rPr>
+        <w:t xml:space="preserve">A modellek teljesítményét elsősorban klasszikus prediktív mutatókkal értékeltük. Egy valódi egészségügyi alkalmazásban szükség lenne kalibrációs vizsgálatra is, vagyis annak ellenőrzésére, hogy a becsült valószínűségek mennyire felelnek meg a tényleges előfordulási arányoknak. Emellett külső validációra is szükség lenne egy másik, független adathalmazon. A jelen </w:t>
+      </w:r>
+      <w:r>
+        <w:rPr>
+          <w:color w:val="000000"/>
+          <w:lang w:val="hu-HU"/>
+        </w:rPr>
+        <w:t>bead</w:t>
+      </w:r>
+      <w:r>
+        <w:rPr>
+          <w:color w:val="000000"/>
+          <w:lang w:val="hu-HU"/>
+        </w:rPr>
+        <w:t>a</w:t>
+      </w:r>
+      <w:r>
+        <w:rPr>
+          <w:color w:val="000000"/>
+          <w:lang w:val="hu-HU"/>
+        </w:rPr>
+        <w:t>ndó</w:t>
+      </w:r>
+      <w:r>
+        <w:rPr>
+          <w:color w:val="000000"/>
+          <w:lang w:val="hu-HU"/>
+        </w:rPr>
+        <w:t xml:space="preserve"> ezért inkább módszertani összehasonlításként értelmezhető, nem pedig azonnal alkalmazható klinikai döntéstámogató rendszerként.</w:t>
       </w:r>
     </w:p>
     <w:p>
@@ -3607,7 +3691,35 @@
           <w:color w:val="000000"/>
           <w:lang w:val="hu-HU"/>
         </w:rPr>
-        <w:t>A végső következtetés ezért az, hogy a modellválasztás a gyakorlati céltól függ. Ha az elsődleges szempont az értelmezhetőség, az egyszerűség és a reprodukálhatóság, akkor a logisztikus regresszió nagyon jól védhető választás. Ha a prediktív teljesítmény maximalizálása fontosabb, akkor a Random Forest vagy a Gradient Boosting adhat kedvezőbb eredményt. A projekt összességében azt mutatja, hogy a jól felépített, szivárgásmentes modellezési folyamat legalább annyira fontos, mint maga az algoritmusválasztás.</w:t>
+        <w:t>A végső következtetés ezért az, hogy a modellválasztás a gyakorlati céltól függ. Ha az elsődleges szempont az értelmezhetőség, az egyszerűség és a reprodukálhatóság, akkor a logisztikus regresszió nagyon jól védhető választás. Ha a prediktív teljesítmény maximalizálása fontosabb, akkor a Random Forest vagy a Gradient Boosting adhat kedvezőbb eredményt. A</w:t>
+      </w:r>
+      <w:r>
+        <w:rPr>
+          <w:color w:val="000000"/>
+          <w:lang w:val="hu-HU"/>
+        </w:rPr>
+        <w:t xml:space="preserve">z </w:t>
+      </w:r>
+      <w:r>
+        <w:rPr>
+          <w:color w:val="000000"/>
+          <w:lang w:val="hu-HU"/>
+        </w:rPr>
+        <w:t>elemzésünk</w:t>
+      </w:r>
+      <w:r>
+        <w:rPr>
+          <w:color w:val="000000"/>
+          <w:lang w:val="hu-HU"/>
+        </w:rPr>
+        <w:t xml:space="preserve"> </w:t>
+      </w:r>
+      <w:r>
+        <w:rPr>
+          <w:color w:val="000000"/>
+          <w:lang w:val="hu-HU"/>
+        </w:rPr>
+        <w:t>összességében azt mutatja, hogy a jól felépített, szivárgásmentes modellezési folyamat legalább annyira fontos, mint maga az algoritmusválasztás.</w:t>
       </w:r>
     </w:p>
     <w:p>
@@ -4057,7 +4169,7 @@
 </file>
 
 <file path=word/endnotes.xml><?xml version="1.0" encoding="utf-8"?>
-<w:endnotes xmlns:wpc="http://schemas.microsoft.com/office/word/2010/wordprocessingCanvas" xmlns:cx="http://schemas.microsoft.com/office/drawing/2014/chartex" xmlns:cx1="http://schemas.microsoft.com/office/drawing/2015/9/8/chartex" xmlns:cx2="http://schemas.microsoft.com/office/drawing/2015/10/21/chartex" xmlns:cx3="http://schemas.microsoft.com/office/drawing/2016/5/9/chartex" xmlns:cx4="http://schemas.microsoft.com/office/drawing/2016/5/10/chartex" xmlns:cx5="http://schemas.microsoft.com/office/drawing/2016/5/11/chartex" xmlns:cx6="http://schemas.microsoft.com/office/drawing/2016/5/12/chartex" xmlns:cx7="http://schemas.microsoft.com/office/drawing/2016/5/13/chartex" xmlns:cx8="http://schemas.microsoft.com/office/drawing/2016/5/14/chartex" xmlns:mc="http://schemas.openxmlformats.org/markup-compatibility/2006" xmlns:aink="http://schemas.microsoft.com/office/drawing/2016/ink" xmlns:am3d="http://schemas.microsoft.com/office/drawing/2017/model3d" xmlns:o="urn:schemas-microsoft-com:office:office" xmlns:oel="http://schemas.microsoft.com/office/2019/extlst" xmlns:r="http://schemas.openxmlformats.org/officeDocument/2006/relationships" xmlns:m="http://schemas.openxmlformats.org/officeDocument/2006/math" xmlns:v="urn:schemas-microsoft-com:vml" xmlns:wp14="http://schemas.microsoft.com/office/word/2010/wordprocessingDrawing" xmlns:wp="http://schemas.openxmlformats.org/drawingml/2006/wordprocessingDrawing" xmlns:w10="urn:schemas-microsoft-com:office:word" xmlns:w="http://schemas.openxmlformats.org/wordprocessingml/2006/main" xmlns:w14="http://schemas.microsoft.com/office/word/2010/wordml" xmlns:w15="http://schemas.microsoft.com/office/word/2012/wordml" xmlns:w16cex="http://schemas.microsoft.com/office/word/2018/wordml/cex" xmlns:w16cid="http://schemas.microsoft.com/office/word/2016/wordml/cid" xmlns:w16="http://schemas.microsoft.com/office/word/2018/wordml" xmlns:w16du="http://schemas.microsoft.com/office/word/2023/wordml/word16du" xmlns:w16sdtdh="http://schemas.microsoft.com/office/word/2020/wordml/sdtdatahash" xmlns:w16sdtfl="http://schemas.microsoft.com/office/word/2024/wordml/sdtformatlock" xmlns:w16se="http://schemas.microsoft.com/office/word/2015/wordml/symex" xmlns:wpg="http://schemas.microsoft.com/office/word/2010/wordprocessingGroup" xmlns:wpi="http://schemas.microsoft.com/office/word/2010/wordprocessingInk" xmlns:wne="http://schemas.microsoft.com/office/word/2006/wordml" xmlns:wps="http://schemas.microsoft.com/office/word/2010/wordprocessingShape" mc:Ignorable="w14 w15 w16se w16cid w16 w16cex w16sdtdh w16sdtfl w16du wp14">
+<w:endnotes xmlns:wpc="http://schemas.microsoft.com/office/word/2010/wordprocessingCanvas" xmlns:cx="http://schemas.microsoft.com/office/drawing/2014/chartex" xmlns:cx1="http://schemas.microsoft.com/office/drawing/2015/9/8/chartex" xmlns:cx2="http://schemas.microsoft.com/office/drawing/2015/10/21/chartex" xmlns:cx3="http://schemas.microsoft.com/office/drawing/2016/5/9/chartex" xmlns:cx4="http://schemas.microsoft.com/office/drawing/2016/5/10/chartex" xmlns:cx5="http://schemas.microsoft.com/office/drawing/2016/5/11/chartex" xmlns:cx6="http://schemas.microsoft.com/office/drawing/2016/5/12/chartex" xmlns:cx7="http://schemas.microsoft.com/office/drawing/2016/5/13/chartex" xmlns:cx8="http://schemas.microsoft.com/office/drawing/2016/5/14/chartex" xmlns:mc="http://schemas.openxmlformats.org/markup-compatibility/2006" xmlns:m="http://schemas.openxmlformats.org/officeDocument/2006/math" xmlns:aink="http://schemas.microsoft.com/office/drawing/2016/ink" xmlns:am3d="http://schemas.microsoft.com/office/drawing/2017/model3d" xmlns:oel="http://schemas.microsoft.com/office/2019/extlst" xmlns:r="http://schemas.openxmlformats.org/officeDocument/2006/relationships" xmlns:wp14="http://schemas.microsoft.com/office/word/2010/wordprocessingDrawing" xmlns:wp="http://schemas.openxmlformats.org/drawingml/2006/wordprocessingDrawing" xmlns:wpg="http://schemas.microsoft.com/office/word/2010/wordprocessingGroup" xmlns:wpi="http://schemas.microsoft.com/office/word/2010/wordprocessingInk" xmlns:wps="http://schemas.microsoft.com/office/word/2010/wordprocessingShape" xmlns:o="urn:schemas-microsoft-com:office:office" xmlns:v="urn:schemas-microsoft-com:vml" xmlns:w10="urn:schemas-microsoft-com:office:word" xmlns:w="http://schemas.openxmlformats.org/wordprocessingml/2006/main" xmlns:w14="http://schemas.microsoft.com/office/word/2010/wordml" xmlns:w15="http://schemas.microsoft.com/office/word/2012/wordml" xmlns:w16cex="http://schemas.microsoft.com/office/word/2018/wordml/cex" xmlns:w16cid="http://schemas.microsoft.com/office/word/2016/wordml/cid" xmlns:w16="http://schemas.microsoft.com/office/word/2018/wordml" xmlns:w16sdtdh="http://schemas.microsoft.com/office/word/2020/wordml/sdtdatahash" xmlns:w16sdtfl="http://schemas.microsoft.com/office/word/2024/wordml/sdtformatlock" xmlns:w16se="http://schemas.microsoft.com/office/word/2015/wordml/symex" xmlns:w16du="http://schemas.microsoft.com/office/word/2023/wordml/word16du" xmlns:wne="http://schemas.microsoft.com/office/word/2006/wordml" mc:Ignorable="w14 w15 w16se w16cid w16 w16cex w16sdtdh w16sdtfl w16du wp14">
   <w:endnote w:type="separator" w:id="-1">
     <w:p>
       <w:r>
@@ -4076,7 +4188,7 @@
 </file>
 
 <file path=word/footer1.xml><?xml version="1.0" encoding="utf-8"?>
-<w:ftr xmlns:wpc="http://schemas.microsoft.com/office/word/2010/wordprocessingCanvas" xmlns:cx="http://schemas.microsoft.com/office/drawing/2014/chartex" xmlns:cx1="http://schemas.microsoft.com/office/drawing/2015/9/8/chartex" xmlns:cx2="http://schemas.microsoft.com/office/drawing/2015/10/21/chartex" xmlns:cx3="http://schemas.microsoft.com/office/drawing/2016/5/9/chartex" xmlns:cx4="http://schemas.microsoft.com/office/drawing/2016/5/10/chartex" xmlns:cx5="http://schemas.microsoft.com/office/drawing/2016/5/11/chartex" xmlns:cx6="http://schemas.microsoft.com/office/drawing/2016/5/12/chartex" xmlns:cx7="http://schemas.microsoft.com/office/drawing/2016/5/13/chartex" xmlns:cx8="http://schemas.microsoft.com/office/drawing/2016/5/14/chartex" xmlns:mc="http://schemas.openxmlformats.org/markup-compatibility/2006" xmlns:aink="http://schemas.microsoft.com/office/drawing/2016/ink" xmlns:am3d="http://schemas.microsoft.com/office/drawing/2017/model3d" xmlns:o="urn:schemas-microsoft-com:office:office" xmlns:oel="http://schemas.microsoft.com/office/2019/extlst" xmlns:r="http://schemas.openxmlformats.org/officeDocument/2006/relationships" xmlns:m="http://schemas.openxmlformats.org/officeDocument/2006/math" xmlns:v="urn:schemas-microsoft-com:vml" xmlns:wp14="http://schemas.microsoft.com/office/word/2010/wordprocessingDrawing" xmlns:wp="http://schemas.openxmlformats.org/drawingml/2006/wordprocessingDrawing" xmlns:w10="urn:schemas-microsoft-com:office:word" xmlns:w="http://schemas.openxmlformats.org/wordprocessingml/2006/main" xmlns:w14="http://schemas.microsoft.com/office/word/2010/wordml" xmlns:w15="http://schemas.microsoft.com/office/word/2012/wordml" xmlns:w16cex="http://schemas.microsoft.com/office/word/2018/wordml/cex" xmlns:w16cid="http://schemas.microsoft.com/office/word/2016/wordml/cid" xmlns:w16="http://schemas.microsoft.com/office/word/2018/wordml" xmlns:w16du="http://schemas.microsoft.com/office/word/2023/wordml/word16du" xmlns:w16sdtdh="http://schemas.microsoft.com/office/word/2020/wordml/sdtdatahash" xmlns:w16sdtfl="http://schemas.microsoft.com/office/word/2024/wordml/sdtformatlock" xmlns:w16se="http://schemas.microsoft.com/office/word/2015/wordml/symex" xmlns:wpg="http://schemas.microsoft.com/office/word/2010/wordprocessingGroup" xmlns:wpi="http://schemas.microsoft.com/office/word/2010/wordprocessingInk" xmlns:wne="http://schemas.microsoft.com/office/word/2006/wordml" xmlns:wps="http://schemas.microsoft.com/office/word/2010/wordprocessingShape" mc:Ignorable="w14 w15 w16se w16cid w16 w16cex w16sdtdh w16sdtfl w16du wp14">
+<w:ftr xmlns:wpc="http://schemas.microsoft.com/office/word/2010/wordprocessingCanvas" xmlns:cx="http://schemas.microsoft.com/office/drawing/2014/chartex" xmlns:cx1="http://schemas.microsoft.com/office/drawing/2015/9/8/chartex" xmlns:cx2="http://schemas.microsoft.com/office/drawing/2015/10/21/chartex" xmlns:cx3="http://schemas.microsoft.com/office/drawing/2016/5/9/chartex" xmlns:cx4="http://schemas.microsoft.com/office/drawing/2016/5/10/chartex" xmlns:cx5="http://schemas.microsoft.com/office/drawing/2016/5/11/chartex" xmlns:cx6="http://schemas.microsoft.com/office/drawing/2016/5/12/chartex" xmlns:cx7="http://schemas.microsoft.com/office/drawing/2016/5/13/chartex" xmlns:cx8="http://schemas.microsoft.com/office/drawing/2016/5/14/chartex" xmlns:mc="http://schemas.openxmlformats.org/markup-compatibility/2006" xmlns:m="http://schemas.openxmlformats.org/officeDocument/2006/math" xmlns:aink="http://schemas.microsoft.com/office/drawing/2016/ink" xmlns:am3d="http://schemas.microsoft.com/office/drawing/2017/model3d" xmlns:oel="http://schemas.microsoft.com/office/2019/extlst" xmlns:r="http://schemas.openxmlformats.org/officeDocument/2006/relationships" xmlns:wp14="http://schemas.microsoft.com/office/word/2010/wordprocessingDrawing" xmlns:wp="http://schemas.openxmlformats.org/drawingml/2006/wordprocessingDrawing" xmlns:wpg="http://schemas.microsoft.com/office/word/2010/wordprocessingGroup" xmlns:wpi="http://schemas.microsoft.com/office/word/2010/wordprocessingInk" xmlns:wps="http://schemas.microsoft.com/office/word/2010/wordprocessingShape" xmlns:o="urn:schemas-microsoft-com:office:office" xmlns:v="urn:schemas-microsoft-com:vml" xmlns:w10="urn:schemas-microsoft-com:office:word" xmlns:w="http://schemas.openxmlformats.org/wordprocessingml/2006/main" xmlns:w14="http://schemas.microsoft.com/office/word/2010/wordml" xmlns:w15="http://schemas.microsoft.com/office/word/2012/wordml" xmlns:w16cex="http://schemas.microsoft.com/office/word/2018/wordml/cex" xmlns:w16cid="http://schemas.microsoft.com/office/word/2016/wordml/cid" xmlns:w16="http://schemas.microsoft.com/office/word/2018/wordml" xmlns:w16sdtdh="http://schemas.microsoft.com/office/word/2020/wordml/sdtdatahash" xmlns:w16sdtfl="http://schemas.microsoft.com/office/word/2024/wordml/sdtformatlock" xmlns:w16se="http://schemas.microsoft.com/office/word/2015/wordml/symex" xmlns:w16du="http://schemas.microsoft.com/office/word/2023/wordml/word16du" xmlns:wne="http://schemas.microsoft.com/office/word/2006/wordml" mc:Ignorable="w14 w15 w16se w16cid w16 w16cex w16sdtdh w16sdtfl w16du wp14">
   <w:p>
     <w:pPr>
       <w:pStyle w:val="Footer"/>
@@ -4113,7 +4225,7 @@
 </file>
 
 <file path=word/footer2.xml><?xml version="1.0" encoding="utf-8"?>
-<w:ftr xmlns:wpc="http://schemas.microsoft.com/office/word/2010/wordprocessingCanvas" xmlns:cx="http://schemas.microsoft.com/office/drawing/2014/chartex" xmlns:cx1="http://schemas.microsoft.com/office/drawing/2015/9/8/chartex" xmlns:cx2="http://schemas.microsoft.com/office/drawing/2015/10/21/chartex" xmlns:cx3="http://schemas.microsoft.com/office/drawing/2016/5/9/chartex" xmlns:cx4="http://schemas.microsoft.com/office/drawing/2016/5/10/chartex" xmlns:cx5="http://schemas.microsoft.com/office/drawing/2016/5/11/chartex" xmlns:cx6="http://schemas.microsoft.com/office/drawing/2016/5/12/chartex" xmlns:cx7="http://schemas.microsoft.com/office/drawing/2016/5/13/chartex" xmlns:cx8="http://schemas.microsoft.com/office/drawing/2016/5/14/chartex" xmlns:mc="http://schemas.openxmlformats.org/markup-compatibility/2006" xmlns:aink="http://schemas.microsoft.com/office/drawing/2016/ink" xmlns:am3d="http://schemas.microsoft.com/office/drawing/2017/model3d" xmlns:o="urn:schemas-microsoft-com:office:office" xmlns:oel="http://schemas.microsoft.com/office/2019/extlst" xmlns:r="http://schemas.openxmlformats.org/officeDocument/2006/relationships" xmlns:m="http://schemas.openxmlformats.org/officeDocument/2006/math" xmlns:v="urn:schemas-microsoft-com:vml" xmlns:wp14="http://schemas.microsoft.com/office/word/2010/wordprocessingDrawing" xmlns:wp="http://schemas.openxmlformats.org/drawingml/2006/wordprocessingDrawing" xmlns:w10="urn:schemas-microsoft-com:office:word" xmlns:w="http://schemas.openxmlformats.org/wordprocessingml/2006/main" xmlns:w14="http://schemas.microsoft.com/office/word/2010/wordml" xmlns:w15="http://schemas.microsoft.com/office/word/2012/wordml" xmlns:w16cex="http://schemas.microsoft.com/office/word/2018/wordml/cex" xmlns:w16cid="http://schemas.microsoft.com/office/word/2016/wordml/cid" xmlns:w16="http://schemas.microsoft.com/office/word/2018/wordml" xmlns:w16du="http://schemas.microsoft.com/office/word/2023/wordml/word16du" xmlns:w16sdtdh="http://schemas.microsoft.com/office/word/2020/wordml/sdtdatahash" xmlns:w16sdtfl="http://schemas.microsoft.com/office/word/2024/wordml/sdtformatlock" xmlns:w16se="http://schemas.microsoft.com/office/word/2015/wordml/symex" xmlns:wpg="http://schemas.microsoft.com/office/word/2010/wordprocessingGroup" xmlns:wpi="http://schemas.microsoft.com/office/word/2010/wordprocessingInk" xmlns:wne="http://schemas.microsoft.com/office/word/2006/wordml" xmlns:wps="http://schemas.microsoft.com/office/word/2010/wordprocessingShape" mc:Ignorable="w14 w15 w16se w16cid w16 w16cex w16sdtdh w16sdtfl w16du wp14">
+<w:ftr xmlns:wpc="http://schemas.microsoft.com/office/word/2010/wordprocessingCanvas" xmlns:cx="http://schemas.microsoft.com/office/drawing/2014/chartex" xmlns:cx1="http://schemas.microsoft.com/office/drawing/2015/9/8/chartex" xmlns:cx2="http://schemas.microsoft.com/office/drawing/2015/10/21/chartex" xmlns:cx3="http://schemas.microsoft.com/office/drawing/2016/5/9/chartex" xmlns:cx4="http://schemas.microsoft.com/office/drawing/2016/5/10/chartex" xmlns:cx5="http://schemas.microsoft.com/office/drawing/2016/5/11/chartex" xmlns:cx6="http://schemas.microsoft.com/office/drawing/2016/5/12/chartex" xmlns:cx7="http://schemas.microsoft.com/office/drawing/2016/5/13/chartex" xmlns:cx8="http://schemas.microsoft.com/office/drawing/2016/5/14/chartex" xmlns:mc="http://schemas.openxmlformats.org/markup-compatibility/2006" xmlns:m="http://schemas.openxmlformats.org/officeDocument/2006/math" xmlns:aink="http://schemas.microsoft.com/office/drawing/2016/ink" xmlns:am3d="http://schemas.microsoft.com/office/drawing/2017/model3d" xmlns:oel="http://schemas.microsoft.com/office/2019/extlst" xmlns:r="http://schemas.openxmlformats.org/officeDocument/2006/relationships" xmlns:wp14="http://schemas.microsoft.com/office/word/2010/wordprocessingDrawing" xmlns:wp="http://schemas.openxmlformats.org/drawingml/2006/wordprocessingDrawing" xmlns:wpg="http://schemas.microsoft.com/office/word/2010/wordprocessingGroup" xmlns:wpi="http://schemas.microsoft.com/office/word/2010/wordprocessingInk" xmlns:wps="http://schemas.microsoft.com/office/word/2010/wordprocessingShape" xmlns:o="urn:schemas-microsoft-com:office:office" xmlns:v="urn:schemas-microsoft-com:vml" xmlns:w10="urn:schemas-microsoft-com:office:word" xmlns:w="http://schemas.openxmlformats.org/wordprocessingml/2006/main" xmlns:w14="http://schemas.microsoft.com/office/word/2010/wordml" xmlns:w15="http://schemas.microsoft.com/office/word/2012/wordml" xmlns:w16cex="http://schemas.microsoft.com/office/word/2018/wordml/cex" xmlns:w16cid="http://schemas.microsoft.com/office/word/2016/wordml/cid" xmlns:w16="http://schemas.microsoft.com/office/word/2018/wordml" xmlns:w16sdtdh="http://schemas.microsoft.com/office/word/2020/wordml/sdtdatahash" xmlns:w16sdtfl="http://schemas.microsoft.com/office/word/2024/wordml/sdtformatlock" xmlns:w16se="http://schemas.microsoft.com/office/word/2015/wordml/symex" xmlns:w16du="http://schemas.microsoft.com/office/word/2023/wordml/word16du" xmlns:wne="http://schemas.microsoft.com/office/word/2006/wordml" mc:Ignorable="w14 w15 w16se w16cid w16 w16cex w16sdtdh w16sdtfl w16du wp14">
   <w:p>
     <w:pPr>
       <w:pStyle w:val="Footer"/>
@@ -4163,7 +4275,7 @@
 </file>
 
 <file path=word/footer3.xml><?xml version="1.0" encoding="utf-8"?>
-<w:ftr xmlns:wpc="http://schemas.microsoft.com/office/word/2010/wordprocessingCanvas" xmlns:cx="http://schemas.microsoft.com/office/drawing/2014/chartex" xmlns:cx1="http://schemas.microsoft.com/office/drawing/2015/9/8/chartex" xmlns:cx2="http://schemas.microsoft.com/office/drawing/2015/10/21/chartex" xmlns:cx3="http://schemas.microsoft.com/office/drawing/2016/5/9/chartex" xmlns:cx4="http://schemas.microsoft.com/office/drawing/2016/5/10/chartex" xmlns:cx5="http://schemas.microsoft.com/office/drawing/2016/5/11/chartex" xmlns:cx6="http://schemas.microsoft.com/office/drawing/2016/5/12/chartex" xmlns:cx7="http://schemas.microsoft.com/office/drawing/2016/5/13/chartex" xmlns:cx8="http://schemas.microsoft.com/office/drawing/2016/5/14/chartex" xmlns:mc="http://schemas.openxmlformats.org/markup-compatibility/2006" xmlns:aink="http://schemas.microsoft.com/office/drawing/2016/ink" xmlns:am3d="http://schemas.microsoft.com/office/drawing/2017/model3d" xmlns:o="urn:schemas-microsoft-com:office:office" xmlns:oel="http://schemas.microsoft.com/office/2019/extlst" xmlns:r="http://schemas.openxmlformats.org/officeDocument/2006/relationships" xmlns:m="http://schemas.openxmlformats.org/officeDocument/2006/math" xmlns:v="urn:schemas-microsoft-com:vml" xmlns:wp14="http://schemas.microsoft.com/office/word/2010/wordprocessingDrawing" xmlns:wp="http://schemas.openxmlformats.org/drawingml/2006/wordprocessingDrawing" xmlns:w10="urn:schemas-microsoft-com:office:word" xmlns:w="http://schemas.openxmlformats.org/wordprocessingml/2006/main" xmlns:w14="http://schemas.microsoft.com/office/word/2010/wordml" xmlns:w15="http://schemas.microsoft.com/office/word/2012/wordml" xmlns:w16cex="http://schemas.microsoft.com/office/word/2018/wordml/cex" xmlns:w16cid="http://schemas.microsoft.com/office/word/2016/wordml/cid" xmlns:w16="http://schemas.microsoft.com/office/word/2018/wordml" xmlns:w16du="http://schemas.microsoft.com/office/word/2023/wordml/word16du" xmlns:w16sdtdh="http://schemas.microsoft.com/office/word/2020/wordml/sdtdatahash" xmlns:w16sdtfl="http://schemas.microsoft.com/office/word/2024/wordml/sdtformatlock" xmlns:w16se="http://schemas.microsoft.com/office/word/2015/wordml/symex" xmlns:wpg="http://schemas.microsoft.com/office/word/2010/wordprocessingGroup" xmlns:wpi="http://schemas.microsoft.com/office/word/2010/wordprocessingInk" xmlns:wne="http://schemas.microsoft.com/office/word/2006/wordml" xmlns:wps="http://schemas.microsoft.com/office/word/2010/wordprocessingShape" mc:Ignorable="w14 w15 w16se w16cid w16 w16cex w16sdtdh w16sdtfl w16du wp14">
+<w:ftr xmlns:wpc="http://schemas.microsoft.com/office/word/2010/wordprocessingCanvas" xmlns:cx="http://schemas.microsoft.com/office/drawing/2014/chartex" xmlns:cx1="http://schemas.microsoft.com/office/drawing/2015/9/8/chartex" xmlns:cx2="http://schemas.microsoft.com/office/drawing/2015/10/21/chartex" xmlns:cx3="http://schemas.microsoft.com/office/drawing/2016/5/9/chartex" xmlns:cx4="http://schemas.microsoft.com/office/drawing/2016/5/10/chartex" xmlns:cx5="http://schemas.microsoft.com/office/drawing/2016/5/11/chartex" xmlns:cx6="http://schemas.microsoft.com/office/drawing/2016/5/12/chartex" xmlns:cx7="http://schemas.microsoft.com/office/drawing/2016/5/13/chartex" xmlns:cx8="http://schemas.microsoft.com/office/drawing/2016/5/14/chartex" xmlns:mc="http://schemas.openxmlformats.org/markup-compatibility/2006" xmlns:m="http://schemas.openxmlformats.org/officeDocument/2006/math" xmlns:aink="http://schemas.microsoft.com/office/drawing/2016/ink" xmlns:am3d="http://schemas.microsoft.com/office/drawing/2017/model3d" xmlns:oel="http://schemas.microsoft.com/office/2019/extlst" xmlns:r="http://schemas.openxmlformats.org/officeDocument/2006/relationships" xmlns:wp14="http://schemas.microsoft.com/office/word/2010/wordprocessingDrawing" xmlns:wp="http://schemas.openxmlformats.org/drawingml/2006/wordprocessingDrawing" xmlns:wpg="http://schemas.microsoft.com/office/word/2010/wordprocessingGroup" xmlns:wpi="http://schemas.microsoft.com/office/word/2010/wordprocessingInk" xmlns:wps="http://schemas.microsoft.com/office/word/2010/wordprocessingShape" xmlns:o="urn:schemas-microsoft-com:office:office" xmlns:v="urn:schemas-microsoft-com:vml" xmlns:w10="urn:schemas-microsoft-com:office:word" xmlns:w="http://schemas.openxmlformats.org/wordprocessingml/2006/main" xmlns:w14="http://schemas.microsoft.com/office/word/2010/wordml" xmlns:w15="http://schemas.microsoft.com/office/word/2012/wordml" xmlns:w16cex="http://schemas.microsoft.com/office/word/2018/wordml/cex" xmlns:w16cid="http://schemas.microsoft.com/office/word/2016/wordml/cid" xmlns:w16="http://schemas.microsoft.com/office/word/2018/wordml" xmlns:w16sdtdh="http://schemas.microsoft.com/office/word/2020/wordml/sdtdatahash" xmlns:w16sdtfl="http://schemas.microsoft.com/office/word/2024/wordml/sdtformatlock" xmlns:w16se="http://schemas.microsoft.com/office/word/2015/wordml/symex" xmlns:w16du="http://schemas.microsoft.com/office/word/2023/wordml/word16du" xmlns:wne="http://schemas.microsoft.com/office/word/2006/wordml" mc:Ignorable="w14 w15 w16se w16cid w16 w16cex w16sdtdh w16sdtfl w16du wp14">
   <w:sdt>
     <w:sdtPr>
       <w:rPr>
@@ -4233,7 +4345,7 @@
 </file>
 
 <file path=word/footnotes.xml><?xml version="1.0" encoding="utf-8"?>
-<w:footnotes xmlns:wpc="http://schemas.microsoft.com/office/word/2010/wordprocessingCanvas" xmlns:cx="http://schemas.microsoft.com/office/drawing/2014/chartex" xmlns:cx1="http://schemas.microsoft.com/office/drawing/2015/9/8/chartex" xmlns:cx2="http://schemas.microsoft.com/office/drawing/2015/10/21/chartex" xmlns:cx3="http://schemas.microsoft.com/office/drawing/2016/5/9/chartex" xmlns:cx4="http://schemas.microsoft.com/office/drawing/2016/5/10/chartex" xmlns:cx5="http://schemas.microsoft.com/office/drawing/2016/5/11/chartex" xmlns:cx6="http://schemas.microsoft.com/office/drawing/2016/5/12/chartex" xmlns:cx7="http://schemas.microsoft.com/office/drawing/2016/5/13/chartex" xmlns:cx8="http://schemas.microsoft.com/office/drawing/2016/5/14/chartex" xmlns:mc="http://schemas.openxmlformats.org/markup-compatibility/2006" xmlns:aink="http://schemas.microsoft.com/office/drawing/2016/ink" xmlns:am3d="http://schemas.microsoft.com/office/drawing/2017/model3d" xmlns:o="urn:schemas-microsoft-com:office:office" xmlns:oel="http://schemas.microsoft.com/office/2019/extlst" xmlns:r="http://schemas.openxmlformats.org/officeDocument/2006/relationships" xmlns:m="http://schemas.openxmlformats.org/officeDocument/2006/math" xmlns:v="urn:schemas-microsoft-com:vml" xmlns:wp14="http://schemas.microsoft.com/office/word/2010/wordprocessingDrawing" xmlns:wp="http://schemas.openxmlformats.org/drawingml/2006/wordprocessingDrawing" xmlns:w10="urn:schemas-microsoft-com:office:word" xmlns:w="http://schemas.openxmlformats.org/wordprocessingml/2006/main" xmlns:w14="http://schemas.microsoft.com/office/word/2010/wordml" xmlns:w15="http://schemas.microsoft.com/office/word/2012/wordml" xmlns:w16cex="http://schemas.microsoft.com/office/word/2018/wordml/cex" xmlns:w16cid="http://schemas.microsoft.com/office/word/2016/wordml/cid" xmlns:w16="http://schemas.microsoft.com/office/word/2018/wordml" xmlns:w16du="http://schemas.microsoft.com/office/word/2023/wordml/word16du" xmlns:w16sdtdh="http://schemas.microsoft.com/office/word/2020/wordml/sdtdatahash" xmlns:w16sdtfl="http://schemas.microsoft.com/office/word/2024/wordml/sdtformatlock" xmlns:w16se="http://schemas.microsoft.com/office/word/2015/wordml/symex" xmlns:wpg="http://schemas.microsoft.com/office/word/2010/wordprocessingGroup" xmlns:wpi="http://schemas.microsoft.com/office/word/2010/wordprocessingInk" xmlns:wne="http://schemas.microsoft.com/office/word/2006/wordml" xmlns:wps="http://schemas.microsoft.com/office/word/2010/wordprocessingShape" mc:Ignorable="w14 w15 w16se w16cid w16 w16cex w16sdtdh w16sdtfl w16du wp14">
+<w:footnotes xmlns:wpc="http://schemas.microsoft.com/office/word/2010/wordprocessingCanvas" xmlns:cx="http://schemas.microsoft.com/office/drawing/2014/chartex" xmlns:cx1="http://schemas.microsoft.com/office/drawing/2015/9/8/chartex" xmlns:cx2="http://schemas.microsoft.com/office/drawing/2015/10/21/chartex" xmlns:cx3="http://schemas.microsoft.com/office/drawing/2016/5/9/chartex" xmlns:cx4="http://schemas.microsoft.com/office/drawing/2016/5/10/chartex" xmlns:cx5="http://schemas.microsoft.com/office/drawing/2016/5/11/chartex" xmlns:cx6="http://schemas.microsoft.com/office/drawing/2016/5/12/chartex" xmlns:cx7="http://schemas.microsoft.com/office/drawing/2016/5/13/chartex" xmlns:cx8="http://schemas.microsoft.com/office/drawing/2016/5/14/chartex" xmlns:mc="http://schemas.openxmlformats.org/markup-compatibility/2006" xmlns:m="http://schemas.openxmlformats.org/officeDocument/2006/math" xmlns:aink="http://schemas.microsoft.com/office/drawing/2016/ink" xmlns:am3d="http://schemas.microsoft.com/office/drawing/2017/model3d" xmlns:oel="http://schemas.microsoft.com/office/2019/extlst" xmlns:r="http://schemas.openxmlformats.org/officeDocument/2006/relationships" xmlns:wp14="http://schemas.microsoft.com/office/word/2010/wordprocessingDrawing" xmlns:wp="http://schemas.openxmlformats.org/drawingml/2006/wordprocessingDrawing" xmlns:wpg="http://schemas.microsoft.com/office/word/2010/wordprocessingGroup" xmlns:wpi="http://schemas.microsoft.com/office/word/2010/wordprocessingInk" xmlns:wps="http://schemas.microsoft.com/office/word/2010/wordprocessingShape" xmlns:o="urn:schemas-microsoft-com:office:office" xmlns:v="urn:schemas-microsoft-com:vml" xmlns:w10="urn:schemas-microsoft-com:office:word" xmlns:w="http://schemas.openxmlformats.org/wordprocessingml/2006/main" xmlns:w14="http://schemas.microsoft.com/office/word/2010/wordml" xmlns:w15="http://schemas.microsoft.com/office/word/2012/wordml" xmlns:w16cex="http://schemas.microsoft.com/office/word/2018/wordml/cex" xmlns:w16cid="http://schemas.microsoft.com/office/word/2016/wordml/cid" xmlns:w16="http://schemas.microsoft.com/office/word/2018/wordml" xmlns:w16sdtdh="http://schemas.microsoft.com/office/word/2020/wordml/sdtdatahash" xmlns:w16sdtfl="http://schemas.microsoft.com/office/word/2024/wordml/sdtformatlock" xmlns:w16se="http://schemas.microsoft.com/office/word/2015/wordml/symex" xmlns:w16du="http://schemas.microsoft.com/office/word/2023/wordml/word16du" xmlns:wne="http://schemas.microsoft.com/office/word/2006/wordml" mc:Ignorable="w14 w15 w16se w16cid w16 w16cex w16sdtdh w16sdtfl w16du wp14">
   <w:footnote w:type="separator" w:id="-1">
     <w:p>
       <w:r>
@@ -4252,7 +4364,7 @@
 </file>
 
 <file path=word/header1.xml><?xml version="1.0" encoding="utf-8"?>
-<w:hdr xmlns:wpc="http://schemas.microsoft.com/office/word/2010/wordprocessingCanvas" xmlns:cx="http://schemas.microsoft.com/office/drawing/2014/chartex" xmlns:cx1="http://schemas.microsoft.com/office/drawing/2015/9/8/chartex" xmlns:cx2="http://schemas.microsoft.com/office/drawing/2015/10/21/chartex" xmlns:cx3="http://schemas.microsoft.com/office/drawing/2016/5/9/chartex" xmlns:cx4="http://schemas.microsoft.com/office/drawing/2016/5/10/chartex" xmlns:cx5="http://schemas.microsoft.com/office/drawing/2016/5/11/chartex" xmlns:cx6="http://schemas.microsoft.com/office/drawing/2016/5/12/chartex" xmlns:cx7="http://schemas.microsoft.com/office/drawing/2016/5/13/chartex" xmlns:cx8="http://schemas.microsoft.com/office/drawing/2016/5/14/chartex" xmlns:mc="http://schemas.openxmlformats.org/markup-compatibility/2006" xmlns:aink="http://schemas.microsoft.com/office/drawing/2016/ink" xmlns:am3d="http://schemas.microsoft.com/office/drawing/2017/model3d" xmlns:o="urn:schemas-microsoft-com:office:office" xmlns:oel="http://schemas.microsoft.com/office/2019/extlst" xmlns:r="http://schemas.openxmlformats.org/officeDocument/2006/relationships" xmlns:m="http://schemas.openxmlformats.org/officeDocument/2006/math" xmlns:v="urn:schemas-microsoft-com:vml" xmlns:wp14="http://schemas.microsoft.com/office/word/2010/wordprocessingDrawing" xmlns:wp="http://schemas.openxmlformats.org/drawingml/2006/wordprocessingDrawing" xmlns:w10="urn:schemas-microsoft-com:office:word" xmlns:w="http://schemas.openxmlformats.org/wordprocessingml/2006/main" xmlns:w14="http://schemas.microsoft.com/office/word/2010/wordml" xmlns:w15="http://schemas.microsoft.com/office/word/2012/wordml" xmlns:w16cex="http://schemas.microsoft.com/office/word/2018/wordml/cex" xmlns:w16cid="http://schemas.microsoft.com/office/word/2016/wordml/cid" xmlns:w16="http://schemas.microsoft.com/office/word/2018/wordml" xmlns:w16du="http://schemas.microsoft.com/office/word/2023/wordml/word16du" xmlns:w16sdtdh="http://schemas.microsoft.com/office/word/2020/wordml/sdtdatahash" xmlns:w16sdtfl="http://schemas.microsoft.com/office/word/2024/wordml/sdtformatlock" xmlns:w16se="http://schemas.microsoft.com/office/word/2015/wordml/symex" xmlns:wpg="http://schemas.microsoft.com/office/word/2010/wordprocessingGroup" xmlns:wpi="http://schemas.microsoft.com/office/word/2010/wordprocessingInk" xmlns:wne="http://schemas.microsoft.com/office/word/2006/wordml" xmlns:wps="http://schemas.microsoft.com/office/word/2010/wordprocessingShape" mc:Ignorable="w14 w15 w16se w16cid w16 w16cex w16sdtdh w16sdtfl w16du wp14">
+<w:hdr xmlns:wpc="http://schemas.microsoft.com/office/word/2010/wordprocessingCanvas" xmlns:cx="http://schemas.microsoft.com/office/drawing/2014/chartex" xmlns:cx1="http://schemas.microsoft.com/office/drawing/2015/9/8/chartex" xmlns:cx2="http://schemas.microsoft.com/office/drawing/2015/10/21/chartex" xmlns:cx3="http://schemas.microsoft.com/office/drawing/2016/5/9/chartex" xmlns:cx4="http://schemas.microsoft.com/office/drawing/2016/5/10/chartex" xmlns:cx5="http://schemas.microsoft.com/office/drawing/2016/5/11/chartex" xmlns:cx6="http://schemas.microsoft.com/office/drawing/2016/5/12/chartex" xmlns:cx7="http://schemas.microsoft.com/office/drawing/2016/5/13/chartex" xmlns:cx8="http://schemas.microsoft.com/office/drawing/2016/5/14/chartex" xmlns:mc="http://schemas.openxmlformats.org/markup-compatibility/2006" xmlns:m="http://schemas.openxmlformats.org/officeDocument/2006/math" xmlns:aink="http://schemas.microsoft.com/office/drawing/2016/ink" xmlns:am3d="http://schemas.microsoft.com/office/drawing/2017/model3d" xmlns:oel="http://schemas.microsoft.com/office/2019/extlst" xmlns:r="http://schemas.openxmlformats.org/officeDocument/2006/relationships" xmlns:wp14="http://schemas.microsoft.com/office/word/2010/wordprocessingDrawing" xmlns:wp="http://schemas.openxmlformats.org/drawingml/2006/wordprocessingDrawing" xmlns:wpg="http://schemas.microsoft.com/office/word/2010/wordprocessingGroup" xmlns:wpi="http://schemas.microsoft.com/office/word/2010/wordprocessingInk" xmlns:wps="http://schemas.microsoft.com/office/word/2010/wordprocessingShape" xmlns:o="urn:schemas-microsoft-com:office:office" xmlns:v="urn:schemas-microsoft-com:vml" xmlns:w10="urn:schemas-microsoft-com:office:word" xmlns:w="http://schemas.openxmlformats.org/wordprocessingml/2006/main" xmlns:w14="http://schemas.microsoft.com/office/word/2010/wordml" xmlns:w15="http://schemas.microsoft.com/office/word/2012/wordml" xmlns:w16cex="http://schemas.microsoft.com/office/word/2018/wordml/cex" xmlns:w16cid="http://schemas.microsoft.com/office/word/2016/wordml/cid" xmlns:w16="http://schemas.microsoft.com/office/word/2018/wordml" xmlns:w16sdtdh="http://schemas.microsoft.com/office/word/2020/wordml/sdtdatahash" xmlns:w16sdtfl="http://schemas.microsoft.com/office/word/2024/wordml/sdtformatlock" xmlns:w16se="http://schemas.microsoft.com/office/word/2015/wordml/symex" xmlns:w16du="http://schemas.microsoft.com/office/word/2023/wordml/word16du" xmlns:wne="http://schemas.microsoft.com/office/word/2006/wordml" mc:Ignorable="w14 w15 w16se w16cid w16 w16cex w16sdtdh w16sdtfl w16du wp14">
   <w:p>
     <w:pPr>
       <w:pStyle w:val="Header"/>
@@ -4262,7 +4374,7 @@
 </file>
 
 <file path=word/header2.xml><?xml version="1.0" encoding="utf-8"?>
-<w:hdr xmlns:wpc="http://schemas.microsoft.com/office/word/2010/wordprocessingCanvas" xmlns:cx="http://schemas.microsoft.com/office/drawing/2014/chartex" xmlns:cx1="http://schemas.microsoft.com/office/drawing/2015/9/8/chartex" xmlns:cx2="http://schemas.microsoft.com/office/drawing/2015/10/21/chartex" xmlns:cx3="http://schemas.microsoft.com/office/drawing/2016/5/9/chartex" xmlns:cx4="http://schemas.microsoft.com/office/drawing/2016/5/10/chartex" xmlns:cx5="http://schemas.microsoft.com/office/drawing/2016/5/11/chartex" xmlns:cx6="http://schemas.microsoft.com/office/drawing/2016/5/12/chartex" xmlns:cx7="http://schemas.microsoft.com/office/drawing/2016/5/13/chartex" xmlns:cx8="http://schemas.microsoft.com/office/drawing/2016/5/14/chartex" xmlns:mc="http://schemas.openxmlformats.org/markup-compatibility/2006" xmlns:aink="http://schemas.microsoft.com/office/drawing/2016/ink" xmlns:am3d="http://schemas.microsoft.com/office/drawing/2017/model3d" xmlns:o="urn:schemas-microsoft-com:office:office" xmlns:oel="http://schemas.microsoft.com/office/2019/extlst" xmlns:r="http://schemas.openxmlformats.org/officeDocument/2006/relationships" xmlns:m="http://schemas.openxmlformats.org/officeDocument/2006/math" xmlns:v="urn:schemas-microsoft-com:vml" xmlns:wp14="http://schemas.microsoft.com/office/word/2010/wordprocessingDrawing" xmlns:wp="http://schemas.openxmlformats.org/drawingml/2006/wordprocessingDrawing" xmlns:w10="urn:schemas-microsoft-com:office:word" xmlns:w="http://schemas.openxmlformats.org/wordprocessingml/2006/main" xmlns:w14="http://schemas.microsoft.com/office/word/2010/wordml" xmlns:w15="http://schemas.microsoft.com/office/word/2012/wordml" xmlns:w16cex="http://schemas.microsoft.com/office/word/2018/wordml/cex" xmlns:w16cid="http://schemas.microsoft.com/office/word/2016/wordml/cid" xmlns:w16="http://schemas.microsoft.com/office/word/2018/wordml" xmlns:w16du="http://schemas.microsoft.com/office/word/2023/wordml/word16du" xmlns:w16sdtdh="http://schemas.microsoft.com/office/word/2020/wordml/sdtdatahash" xmlns:w16sdtfl="http://schemas.microsoft.com/office/word/2024/wordml/sdtformatlock" xmlns:w16se="http://schemas.microsoft.com/office/word/2015/wordml/symex" xmlns:wpg="http://schemas.microsoft.com/office/word/2010/wordprocessingGroup" xmlns:wpi="http://schemas.microsoft.com/office/word/2010/wordprocessingInk" xmlns:wne="http://schemas.microsoft.com/office/word/2006/wordml" xmlns:wps="http://schemas.microsoft.com/office/word/2010/wordprocessingShape" mc:Ignorable="w14 w15 w16se w16cid w16 w16cex w16sdtdh w16sdtfl w16du wp14">
+<w:hdr xmlns:wpc="http://schemas.microsoft.com/office/word/2010/wordprocessingCanvas" xmlns:cx="http://schemas.microsoft.com/office/drawing/2014/chartex" xmlns:cx1="http://schemas.microsoft.com/office/drawing/2015/9/8/chartex" xmlns:cx2="http://schemas.microsoft.com/office/drawing/2015/10/21/chartex" xmlns:cx3="http://schemas.microsoft.com/office/drawing/2016/5/9/chartex" xmlns:cx4="http://schemas.microsoft.com/office/drawing/2016/5/10/chartex" xmlns:cx5="http://schemas.microsoft.com/office/drawing/2016/5/11/chartex" xmlns:cx6="http://schemas.microsoft.com/office/drawing/2016/5/12/chartex" xmlns:cx7="http://schemas.microsoft.com/office/drawing/2016/5/13/chartex" xmlns:cx8="http://schemas.microsoft.com/office/drawing/2016/5/14/chartex" xmlns:mc="http://schemas.openxmlformats.org/markup-compatibility/2006" xmlns:m="http://schemas.openxmlformats.org/officeDocument/2006/math" xmlns:aink="http://schemas.microsoft.com/office/drawing/2016/ink" xmlns:am3d="http://schemas.microsoft.com/office/drawing/2017/model3d" xmlns:oel="http://schemas.microsoft.com/office/2019/extlst" xmlns:r="http://schemas.openxmlformats.org/officeDocument/2006/relationships" xmlns:wp14="http://schemas.microsoft.com/office/word/2010/wordprocessingDrawing" xmlns:wp="http://schemas.openxmlformats.org/drawingml/2006/wordprocessingDrawing" xmlns:wpg="http://schemas.microsoft.com/office/word/2010/wordprocessingGroup" xmlns:wpi="http://schemas.microsoft.com/office/word/2010/wordprocessingInk" xmlns:wps="http://schemas.microsoft.com/office/word/2010/wordprocessingShape" xmlns:o="urn:schemas-microsoft-com:office:office" xmlns:v="urn:schemas-microsoft-com:vml" xmlns:w10="urn:schemas-microsoft-com:office:word" xmlns:w="http://schemas.openxmlformats.org/wordprocessingml/2006/main" xmlns:w14="http://schemas.microsoft.com/office/word/2010/wordml" xmlns:w15="http://schemas.microsoft.com/office/word/2012/wordml" xmlns:w16cex="http://schemas.microsoft.com/office/word/2018/wordml/cex" xmlns:w16cid="http://schemas.microsoft.com/office/word/2016/wordml/cid" xmlns:w16="http://schemas.microsoft.com/office/word/2018/wordml" xmlns:w16sdtdh="http://schemas.microsoft.com/office/word/2020/wordml/sdtdatahash" xmlns:w16sdtfl="http://schemas.microsoft.com/office/word/2024/wordml/sdtformatlock" xmlns:w16se="http://schemas.microsoft.com/office/word/2015/wordml/symex" xmlns:w16du="http://schemas.microsoft.com/office/word/2023/wordml/word16du" xmlns:wne="http://schemas.microsoft.com/office/word/2006/wordml" mc:Ignorable="w14 w15 w16se w16cid w16 w16cex w16sdtdh w16sdtfl w16du wp14">
   <w:p>
     <w:pPr>
       <w:pStyle w:val="Header"/>
@@ -4272,7 +4384,7 @@
 </file>
 
 <file path=word/header3.xml><?xml version="1.0" encoding="utf-8"?>
-<w:hdr xmlns:wpc="http://schemas.microsoft.com/office/word/2010/wordprocessingCanvas" xmlns:cx="http://schemas.microsoft.com/office/drawing/2014/chartex" xmlns:cx1="http://schemas.microsoft.com/office/drawing/2015/9/8/chartex" xmlns:cx2="http://schemas.microsoft.com/office/drawing/2015/10/21/chartex" xmlns:cx3="http://schemas.microsoft.com/office/drawing/2016/5/9/chartex" xmlns:cx4="http://schemas.microsoft.com/office/drawing/2016/5/10/chartex" xmlns:cx5="http://schemas.microsoft.com/office/drawing/2016/5/11/chartex" xmlns:cx6="http://schemas.microsoft.com/office/drawing/2016/5/12/chartex" xmlns:cx7="http://schemas.microsoft.com/office/drawing/2016/5/13/chartex" xmlns:cx8="http://schemas.microsoft.com/office/drawing/2016/5/14/chartex" xmlns:mc="http://schemas.openxmlformats.org/markup-compatibility/2006" xmlns:aink="http://schemas.microsoft.com/office/drawing/2016/ink" xmlns:am3d="http://schemas.microsoft.com/office/drawing/2017/model3d" xmlns:o="urn:schemas-microsoft-com:office:office" xmlns:oel="http://schemas.microsoft.com/office/2019/extlst" xmlns:r="http://schemas.openxmlformats.org/officeDocument/2006/relationships" xmlns:m="http://schemas.openxmlformats.org/officeDocument/2006/math" xmlns:v="urn:schemas-microsoft-com:vml" xmlns:wp14="http://schemas.microsoft.com/office/word/2010/wordprocessingDrawing" xmlns:wp="http://schemas.openxmlformats.org/drawingml/2006/wordprocessingDrawing" xmlns:w10="urn:schemas-microsoft-com:office:word" xmlns:w="http://schemas.openxmlformats.org/wordprocessingml/2006/main" xmlns:w14="http://schemas.microsoft.com/office/word/2010/wordml" xmlns:w15="http://schemas.microsoft.com/office/word/2012/wordml" xmlns:w16cex="http://schemas.microsoft.com/office/word/2018/wordml/cex" xmlns:w16cid="http://schemas.microsoft.com/office/word/2016/wordml/cid" xmlns:w16="http://schemas.microsoft.com/office/word/2018/wordml" xmlns:w16du="http://schemas.microsoft.com/office/word/2023/wordml/word16du" xmlns:w16sdtdh="http://schemas.microsoft.com/office/word/2020/wordml/sdtdatahash" xmlns:w16sdtfl="http://schemas.microsoft.com/office/word/2024/wordml/sdtformatlock" xmlns:w16se="http://schemas.microsoft.com/office/word/2015/wordml/symex" xmlns:wpg="http://schemas.microsoft.com/office/word/2010/wordprocessingGroup" xmlns:wpi="http://schemas.microsoft.com/office/word/2010/wordprocessingInk" xmlns:wne="http://schemas.microsoft.com/office/word/2006/wordml" xmlns:wps="http://schemas.microsoft.com/office/word/2010/wordprocessingShape" mc:Ignorable="w14 w15 w16se w16cid w16 w16cex w16sdtdh w16sdtfl w16du wp14">
+<w:hdr xmlns:wpc="http://schemas.microsoft.com/office/word/2010/wordprocessingCanvas" xmlns:cx="http://schemas.microsoft.com/office/drawing/2014/chartex" xmlns:cx1="http://schemas.microsoft.com/office/drawing/2015/9/8/chartex" xmlns:cx2="http://schemas.microsoft.com/office/drawing/2015/10/21/chartex" xmlns:cx3="http://schemas.microsoft.com/office/drawing/2016/5/9/chartex" xmlns:cx4="http://schemas.microsoft.com/office/drawing/2016/5/10/chartex" xmlns:cx5="http://schemas.microsoft.com/office/drawing/2016/5/11/chartex" xmlns:cx6="http://schemas.microsoft.com/office/drawing/2016/5/12/chartex" xmlns:cx7="http://schemas.microsoft.com/office/drawing/2016/5/13/chartex" xmlns:cx8="http://schemas.microsoft.com/office/drawing/2016/5/14/chartex" xmlns:mc="http://schemas.openxmlformats.org/markup-compatibility/2006" xmlns:m="http://schemas.openxmlformats.org/officeDocument/2006/math" xmlns:aink="http://schemas.microsoft.com/office/drawing/2016/ink" xmlns:am3d="http://schemas.microsoft.com/office/drawing/2017/model3d" xmlns:oel="http://schemas.microsoft.com/office/2019/extlst" xmlns:r="http://schemas.openxmlformats.org/officeDocument/2006/relationships" xmlns:wp14="http://schemas.microsoft.com/office/word/2010/wordprocessingDrawing" xmlns:wp="http://schemas.openxmlformats.org/drawingml/2006/wordprocessingDrawing" xmlns:wpg="http://schemas.microsoft.com/office/word/2010/wordprocessingGroup" xmlns:wpi="http://schemas.microsoft.com/office/word/2010/wordprocessingInk" xmlns:wps="http://schemas.microsoft.com/office/word/2010/wordprocessingShape" xmlns:o="urn:schemas-microsoft-com:office:office" xmlns:v="urn:schemas-microsoft-com:vml" xmlns:w10="urn:schemas-microsoft-com:office:word" xmlns:w="http://schemas.openxmlformats.org/wordprocessingml/2006/main" xmlns:w14="http://schemas.microsoft.com/office/word/2010/wordml" xmlns:w15="http://schemas.microsoft.com/office/word/2012/wordml" xmlns:w16cex="http://schemas.microsoft.com/office/word/2018/wordml/cex" xmlns:w16cid="http://schemas.microsoft.com/office/word/2016/wordml/cid" xmlns:w16="http://schemas.microsoft.com/office/word/2018/wordml" xmlns:w16sdtdh="http://schemas.microsoft.com/office/word/2020/wordml/sdtdatahash" xmlns:w16sdtfl="http://schemas.microsoft.com/office/word/2024/wordml/sdtformatlock" xmlns:w16se="http://schemas.microsoft.com/office/word/2015/wordml/symex" xmlns:w16du="http://schemas.microsoft.com/office/word/2023/wordml/word16du" xmlns:wne="http://schemas.microsoft.com/office/word/2006/wordml" mc:Ignorable="w14 w15 w16se w16cid w16 w16cex w16sdtdh w16sdtfl w16du wp14">
   <w:p>
     <w:pPr>
       <w:pStyle w:val="Header"/>
@@ -4282,7 +4394,7 @@
 </file>
 
 <file path=word/numbering.xml><?xml version="1.0" encoding="utf-8"?>
-<w:numbering xmlns:wpc="http://schemas.microsoft.com/office/word/2010/wordprocessingCanvas" xmlns:cx="http://schemas.microsoft.com/office/drawing/2014/chartex" xmlns:cx1="http://schemas.microsoft.com/office/drawing/2015/9/8/chartex" xmlns:cx2="http://schemas.microsoft.com/office/drawing/2015/10/21/chartex" xmlns:cx3="http://schemas.microsoft.com/office/drawing/2016/5/9/chartex" xmlns:cx4="http://schemas.microsoft.com/office/drawing/2016/5/10/chartex" xmlns:cx5="http://schemas.microsoft.com/office/drawing/2016/5/11/chartex" xmlns:cx6="http://schemas.microsoft.com/office/drawing/2016/5/12/chartex" xmlns:cx7="http://schemas.microsoft.com/office/drawing/2016/5/13/chartex" xmlns:cx8="http://schemas.microsoft.com/office/drawing/2016/5/14/chartex" xmlns:mc="http://schemas.openxmlformats.org/markup-compatibility/2006" xmlns:aink="http://schemas.microsoft.com/office/drawing/2016/ink" xmlns:am3d="http://schemas.microsoft.com/office/drawing/2017/model3d" xmlns:o="urn:schemas-microsoft-com:office:office" xmlns:oel="http://schemas.microsoft.com/office/2019/extlst" xmlns:r="http://schemas.openxmlformats.org/officeDocument/2006/relationships" xmlns:m="http://schemas.openxmlformats.org/officeDocument/2006/math" xmlns:v="urn:schemas-microsoft-com:vml" xmlns:wp14="http://schemas.microsoft.com/office/word/2010/wordprocessingDrawing" xmlns:wp="http://schemas.openxmlformats.org/drawingml/2006/wordprocessingDrawing" xmlns:w10="urn:schemas-microsoft-com:office:word" xmlns:w="http://schemas.openxmlformats.org/wordprocessingml/2006/main" xmlns:w14="http://schemas.microsoft.com/office/word/2010/wordml" xmlns:w15="http://schemas.microsoft.com/office/word/2012/wordml" xmlns:w16cex="http://schemas.microsoft.com/office/word/2018/wordml/cex" xmlns:w16cid="http://schemas.microsoft.com/office/word/2016/wordml/cid" xmlns:w16="http://schemas.microsoft.com/office/word/2018/wordml" xmlns:w16du="http://schemas.microsoft.com/office/word/2023/wordml/word16du" xmlns:w16sdtdh="http://schemas.microsoft.com/office/word/2020/wordml/sdtdatahash" xmlns:w16sdtfl="http://schemas.microsoft.com/office/word/2024/wordml/sdtformatlock" xmlns:w16se="http://schemas.microsoft.com/office/word/2015/wordml/symex" xmlns:wpg="http://schemas.microsoft.com/office/word/2010/wordprocessingGroup" xmlns:wpi="http://schemas.microsoft.com/office/word/2010/wordprocessingInk" xmlns:wne="http://schemas.microsoft.com/office/word/2006/wordml" xmlns:wps="http://schemas.microsoft.com/office/word/2010/wordprocessingShape" mc:Ignorable="w14 w15 w16se w16cid w16 w16cex w16sdtdh w16sdtfl w16du wp14">
+<w:numbering xmlns:wpc="http://schemas.microsoft.com/office/word/2010/wordprocessingCanvas" xmlns:cx="http://schemas.microsoft.com/office/drawing/2014/chartex" xmlns:cx1="http://schemas.microsoft.com/office/drawing/2015/9/8/chartex" xmlns:cx2="http://schemas.microsoft.com/office/drawing/2015/10/21/chartex" xmlns:cx3="http://schemas.microsoft.com/office/drawing/2016/5/9/chartex" xmlns:cx4="http://schemas.microsoft.com/office/drawing/2016/5/10/chartex" xmlns:cx5="http://schemas.microsoft.com/office/drawing/2016/5/11/chartex" xmlns:cx6="http://schemas.microsoft.com/office/drawing/2016/5/12/chartex" xmlns:cx7="http://schemas.microsoft.com/office/drawing/2016/5/13/chartex" xmlns:cx8="http://schemas.microsoft.com/office/drawing/2016/5/14/chartex" xmlns:mc="http://schemas.openxmlformats.org/markup-compatibility/2006" xmlns:m="http://schemas.openxmlformats.org/officeDocument/2006/math" xmlns:aink="http://schemas.microsoft.com/office/drawing/2016/ink" xmlns:am3d="http://schemas.microsoft.com/office/drawing/2017/model3d" xmlns:oel="http://schemas.microsoft.com/office/2019/extlst" xmlns:r="http://schemas.openxmlformats.org/officeDocument/2006/relationships" xmlns:wp14="http://schemas.microsoft.com/office/word/2010/wordprocessingDrawing" xmlns:wp="http://schemas.openxmlformats.org/drawingml/2006/wordprocessingDrawing" xmlns:wpg="http://schemas.microsoft.com/office/word/2010/wordprocessingGroup" xmlns:wpi="http://schemas.microsoft.com/office/word/2010/wordprocessingInk" xmlns:wps="http://schemas.microsoft.com/office/word/2010/wordprocessingShape" xmlns:o="urn:schemas-microsoft-com:office:office" xmlns:v="urn:schemas-microsoft-com:vml" xmlns:w10="urn:schemas-microsoft-com:office:word" xmlns:w="http://schemas.openxmlformats.org/wordprocessingml/2006/main" xmlns:w14="http://schemas.microsoft.com/office/word/2010/wordml" xmlns:w15="http://schemas.microsoft.com/office/word/2012/wordml" xmlns:w16cex="http://schemas.microsoft.com/office/word/2018/wordml/cex" xmlns:w16cid="http://schemas.microsoft.com/office/word/2016/wordml/cid" xmlns:w16="http://schemas.microsoft.com/office/word/2018/wordml" xmlns:w16sdtdh="http://schemas.microsoft.com/office/word/2020/wordml/sdtdatahash" xmlns:w16sdtfl="http://schemas.microsoft.com/office/word/2024/wordml/sdtformatlock" xmlns:w16se="http://schemas.microsoft.com/office/word/2015/wordml/symex" xmlns:w16du="http://schemas.microsoft.com/office/word/2023/wordml/word16du" xmlns:wne="http://schemas.microsoft.com/office/word/2006/wordml" mc:Ignorable="w14 w15 w16se w16cid w16 w16cex w16sdtdh w16sdtfl w16du wp14">
   <w:abstractNum w:abstractNumId="0" w15:restartNumberingAfterBreak="0">
     <w:nsid w:val="4D6A1886"/>
     <w:multiLevelType w:val="multilevel"/>
@@ -4379,7 +4491,7 @@
 </file>
 
 <file path=word/styles.xml><?xml version="1.0" encoding="utf-8"?>
-<w:styles xmlns:mc="http://schemas.openxmlformats.org/markup-compatibility/2006" xmlns:r="http://schemas.openxmlformats.org/officeDocument/2006/relationships" xmlns:w="http://schemas.openxmlformats.org/wordprocessingml/2006/main" xmlns:w14="http://schemas.microsoft.com/office/word/2010/wordml" xmlns:w15="http://schemas.microsoft.com/office/word/2012/wordml" xmlns:w16cex="http://schemas.microsoft.com/office/word/2018/wordml/cex" xmlns:w16cid="http://schemas.microsoft.com/office/word/2016/wordml/cid" xmlns:w16="http://schemas.microsoft.com/office/word/2018/wordml" xmlns:w16du="http://schemas.microsoft.com/office/word/2023/wordml/word16du" xmlns:w16sdtdh="http://schemas.microsoft.com/office/word/2020/wordml/sdtdatahash" xmlns:w16sdtfl="http://schemas.microsoft.com/office/word/2024/wordml/sdtformatlock" xmlns:w16se="http://schemas.microsoft.com/office/word/2015/wordml/symex" mc:Ignorable="w14 w15 w16se w16cid w16 w16cex w16sdtdh w16sdtfl w16du">
+<w:styles xmlns:mc="http://schemas.openxmlformats.org/markup-compatibility/2006" xmlns:r="http://schemas.openxmlformats.org/officeDocument/2006/relationships" xmlns:w="http://schemas.openxmlformats.org/wordprocessingml/2006/main" xmlns:w14="http://schemas.microsoft.com/office/word/2010/wordml" xmlns:w15="http://schemas.microsoft.com/office/word/2012/wordml" xmlns:w16cex="http://schemas.microsoft.com/office/word/2018/wordml/cex" xmlns:w16cid="http://schemas.microsoft.com/office/word/2016/wordml/cid" xmlns:w16="http://schemas.microsoft.com/office/word/2018/wordml" xmlns:w16sdtdh="http://schemas.microsoft.com/office/word/2020/wordml/sdtdatahash" xmlns:w16sdtfl="http://schemas.microsoft.com/office/word/2024/wordml/sdtformatlock" xmlns:w16se="http://schemas.microsoft.com/office/word/2015/wordml/symex" xmlns:w16du="http://schemas.microsoft.com/office/word/2023/wordml/word16du" mc:Ignorable="w14 w15 w16se w16cid w16 w16cex w16sdtdh w16sdtfl w16du">
   <w:docDefaults>
     <w:rPrDefault>
       <w:rPr>
